--- a/pluska2526/TicketOutTheDoor/Set23MultipleTablesWithPandas/Set23TicketOutTheDoorPython.docx
+++ b/pluska2526/TicketOutTheDoor/Set23MultipleTablesWithPandas/Set23TicketOutTheDoorPython.docx
@@ -20,7 +20,7 @@
         <w:tblLook w:val="0000" w:firstRow="0" w:lastRow="0" w:firstColumn="0" w:lastColumn="0" w:noHBand="0" w:noVBand="0"/>
       </w:tblPr>
       <w:tblGrid>
-        <w:gridCol w:w="9390"/>
+        <w:gridCol w:w="9889"/>
       </w:tblGrid>
       <w:tr>
         <w:trPr>
@@ -62,7 +62,14 @@
                 <w:b/>
                 <w:bCs/>
               </w:rPr>
-              <w:t>2.1 Exercise 1</w:t>
+              <w:t>3</w:t>
+            </w:r>
+            <w:r>
+              <w:rPr>
+                <w:b/>
+                <w:bCs/>
+              </w:rPr>
+              <w:t>.1 Exercise 1</w:t>
             </w:r>
           </w:p>
         </w:tc>
@@ -83,154 +90,971 @@
           </w:tcPr>
           <w:p>
             <w:r>
-              <w:t>For each of the following indicate whether the example is an aggregate statistic.</w:t>
+              <w:t>The table</w:t>
+            </w:r>
+            <w:r>
+              <w:t xml:space="preserve"> below</w:t>
+            </w:r>
+            <w:r>
+              <w:t xml:space="preserve"> stores all </w:t>
+            </w:r>
+            <w:proofErr w:type="gramStart"/>
+            <w:r>
+              <w:t>order</w:t>
+            </w:r>
+            <w:proofErr w:type="gramEnd"/>
+            <w:r>
+              <w:t xml:space="preserve">, </w:t>
+            </w:r>
+            <w:proofErr w:type="gramStart"/>
+            <w:r>
+              <w:t>customer</w:t>
+            </w:r>
+            <w:proofErr w:type="gramEnd"/>
+            <w:r>
+              <w:t>, and product information in a single table, which results in repeated data.</w:t>
             </w:r>
           </w:p>
-        </w:tc>
-      </w:tr>
-      <w:tr>
-        <w:trPr>
-          <w:trHeight w:val="242"/>
-        </w:trPr>
-        <w:tc>
-          <w:tcPr>
-            <w:tcW w:w="9390" w:type="dxa"/>
-            <w:tcBorders>
-              <w:top w:val="single" w:sz="4" w:space="0" w:color="000001"/>
-              <w:left w:val="single" w:sz="4" w:space="0" w:color="000001"/>
-              <w:bottom w:val="single" w:sz="4" w:space="0" w:color="000001"/>
-              <w:right w:val="single" w:sz="4" w:space="0" w:color="000001"/>
-            </w:tcBorders>
-          </w:tcPr>
           <w:p/>
           <w:tbl>
             <w:tblPr>
-              <w:tblStyle w:val="TableGrid"/>
-              <w:tblW w:w="0" w:type="auto"/>
+              <w:tblStyle w:val="PlainTable4"/>
+              <w:tblW w:w="9678" w:type="dxa"/>
+              <w:tblBorders>
+                <w:insideV w:val="single" w:sz="4" w:space="0" w:color="auto"/>
+              </w:tblBorders>
               <w:tblLook w:val="04A0" w:firstRow="1" w:lastRow="0" w:firstColumn="1" w:lastColumn="0" w:noHBand="0" w:noVBand="1"/>
             </w:tblPr>
             <w:tblGrid>
-              <w:gridCol w:w="4584"/>
-              <w:gridCol w:w="4585"/>
+              <w:gridCol w:w="887"/>
+              <w:gridCol w:w="1167"/>
+              <w:gridCol w:w="1436"/>
+              <w:gridCol w:w="1607"/>
+              <w:gridCol w:w="1067"/>
+              <w:gridCol w:w="1336"/>
+              <w:gridCol w:w="1306"/>
+              <w:gridCol w:w="872"/>
             </w:tblGrid>
             <w:tr>
+              <w:trPr>
+                <w:cnfStyle w:val="100000000000" w:firstRow="1" w:lastRow="0" w:firstColumn="0" w:lastColumn="0" w:oddVBand="0" w:evenVBand="0" w:oddHBand="0" w:evenHBand="0" w:firstRowFirstColumn="0" w:firstRowLastColumn="0" w:lastRowFirstColumn="0" w:lastRowLastColumn="0"/>
+                <w:trHeight w:val="188"/>
+              </w:trPr>
               <w:tc>
                 <w:tcPr>
-                  <w:tcW w:w="4584" w:type="dxa"/>
-                  <w:shd w:val="clear" w:color="auto" w:fill="F2F2F2" w:themeFill="background1" w:themeFillShade="F2"/>
+                  <w:cnfStyle w:val="001000000000" w:firstRow="0" w:lastRow="0" w:firstColumn="1" w:lastColumn="0" w:oddVBand="0" w:evenVBand="0" w:oddHBand="0" w:evenHBand="0" w:firstRowFirstColumn="0" w:firstRowLastColumn="0" w:lastRowFirstColumn="0" w:lastRowLastColumn="0"/>
+                  <w:tcW w:w="0" w:type="auto"/>
+                  <w:hideMark/>
                 </w:tcPr>
                 <w:p>
                   <w:pPr>
                     <w:rPr>
-                      <w:b/>
-                      <w:bCs/>
+                      <w:sz w:val="18"/>
+                      <w:szCs w:val="18"/>
+                    </w:rPr>
+                  </w:pPr>
+                  <w:proofErr w:type="spellStart"/>
+                  <w:r>
+                    <w:rPr>
+                      <w:sz w:val="18"/>
+                      <w:szCs w:val="18"/>
+                    </w:rPr>
+                    <w:t>order_id</w:t>
+                  </w:r>
+                  <w:proofErr w:type="spellEnd"/>
+                </w:p>
+              </w:tc>
+              <w:tc>
+                <w:tcPr>
+                  <w:tcW w:w="0" w:type="auto"/>
+                  <w:hideMark/>
+                </w:tcPr>
+                <w:p>
+                  <w:pPr>
+                    <w:cnfStyle w:val="100000000000" w:firstRow="1" w:lastRow="0" w:firstColumn="0" w:lastColumn="0" w:oddVBand="0" w:evenVBand="0" w:oddHBand="0" w:evenHBand="0" w:firstRowFirstColumn="0" w:firstRowLastColumn="0" w:lastRowFirstColumn="0" w:lastRowLastColumn="0"/>
+                    <w:rPr>
+                      <w:sz w:val="18"/>
+                      <w:szCs w:val="18"/>
+                    </w:rPr>
+                  </w:pPr>
+                  <w:proofErr w:type="spellStart"/>
+                  <w:r>
+                    <w:rPr>
+                      <w:sz w:val="18"/>
+                      <w:szCs w:val="18"/>
+                    </w:rPr>
+                    <w:t>customer_id</w:t>
+                  </w:r>
+                  <w:proofErr w:type="spellEnd"/>
+                </w:p>
+              </w:tc>
+              <w:tc>
+                <w:tcPr>
+                  <w:tcW w:w="0" w:type="auto"/>
+                  <w:hideMark/>
+                </w:tcPr>
+                <w:p>
+                  <w:pPr>
+                    <w:cnfStyle w:val="100000000000" w:firstRow="1" w:lastRow="0" w:firstColumn="0" w:lastColumn="0" w:oddVBand="0" w:evenVBand="0" w:oddHBand="0" w:evenHBand="0" w:firstRowFirstColumn="0" w:firstRowLastColumn="0" w:lastRowFirstColumn="0" w:lastRowLastColumn="0"/>
+                    <w:rPr>
+                      <w:sz w:val="18"/>
+                      <w:szCs w:val="18"/>
+                    </w:rPr>
+                  </w:pPr>
+                  <w:proofErr w:type="spellStart"/>
+                  <w:r>
+                    <w:rPr>
+                      <w:sz w:val="18"/>
+                      <w:szCs w:val="18"/>
+                    </w:rPr>
+                    <w:t>customer_name</w:t>
+                  </w:r>
+                  <w:proofErr w:type="spellEnd"/>
+                </w:p>
+              </w:tc>
+              <w:tc>
+                <w:tcPr>
+                  <w:tcW w:w="0" w:type="auto"/>
+                  <w:hideMark/>
+                </w:tcPr>
+                <w:p>
+                  <w:pPr>
+                    <w:cnfStyle w:val="100000000000" w:firstRow="1" w:lastRow="0" w:firstColumn="0" w:lastColumn="0" w:oddVBand="0" w:evenVBand="0" w:oddHBand="0" w:evenHBand="0" w:firstRowFirstColumn="0" w:firstRowLastColumn="0" w:lastRowFirstColumn="0" w:lastRowLastColumn="0"/>
+                    <w:rPr>
+                      <w:sz w:val="18"/>
+                      <w:szCs w:val="18"/>
+                    </w:rPr>
+                  </w:pPr>
+                  <w:proofErr w:type="spellStart"/>
+                  <w:r>
+                    <w:rPr>
+                      <w:sz w:val="18"/>
+                      <w:szCs w:val="18"/>
+                    </w:rPr>
+                    <w:t>customer_address</w:t>
+                  </w:r>
+                  <w:proofErr w:type="spellEnd"/>
+                </w:p>
+              </w:tc>
+              <w:tc>
+                <w:tcPr>
+                  <w:tcW w:w="0" w:type="auto"/>
+                  <w:hideMark/>
+                </w:tcPr>
+                <w:p>
+                  <w:pPr>
+                    <w:cnfStyle w:val="100000000000" w:firstRow="1" w:lastRow="0" w:firstColumn="0" w:lastColumn="0" w:oddVBand="0" w:evenVBand="0" w:oddHBand="0" w:evenHBand="0" w:firstRowFirstColumn="0" w:firstRowLastColumn="0" w:lastRowFirstColumn="0" w:lastRowLastColumn="0"/>
+                    <w:rPr>
+                      <w:sz w:val="18"/>
+                      <w:szCs w:val="18"/>
+                    </w:rPr>
+                  </w:pPr>
+                  <w:proofErr w:type="spellStart"/>
+                  <w:r>
+                    <w:rPr>
+                      <w:sz w:val="18"/>
+                      <w:szCs w:val="18"/>
+                    </w:rPr>
+                    <w:t>product_id</w:t>
+                  </w:r>
+                  <w:proofErr w:type="spellEnd"/>
+                </w:p>
+              </w:tc>
+              <w:tc>
+                <w:tcPr>
+                  <w:tcW w:w="0" w:type="auto"/>
+                  <w:hideMark/>
+                </w:tcPr>
+                <w:p>
+                  <w:pPr>
+                    <w:cnfStyle w:val="100000000000" w:firstRow="1" w:lastRow="0" w:firstColumn="0" w:lastColumn="0" w:oddVBand="0" w:evenVBand="0" w:oddHBand="0" w:evenHBand="0" w:firstRowFirstColumn="0" w:firstRowLastColumn="0" w:lastRowFirstColumn="0" w:lastRowLastColumn="0"/>
+                    <w:rPr>
+                      <w:sz w:val="18"/>
+                      <w:szCs w:val="18"/>
+                    </w:rPr>
+                  </w:pPr>
+                  <w:proofErr w:type="spellStart"/>
+                  <w:r>
+                    <w:rPr>
+                      <w:sz w:val="18"/>
+                      <w:szCs w:val="18"/>
+                    </w:rPr>
+                    <w:t>product_name</w:t>
+                  </w:r>
+                  <w:proofErr w:type="spellEnd"/>
+                </w:p>
+              </w:tc>
+              <w:tc>
+                <w:tcPr>
+                  <w:tcW w:w="0" w:type="auto"/>
+                  <w:hideMark/>
+                </w:tcPr>
+                <w:p>
+                  <w:pPr>
+                    <w:cnfStyle w:val="100000000000" w:firstRow="1" w:lastRow="0" w:firstColumn="0" w:lastColumn="0" w:oddVBand="0" w:evenVBand="0" w:oddHBand="0" w:evenHBand="0" w:firstRowFirstColumn="0" w:firstRowLastColumn="0" w:lastRowFirstColumn="0" w:lastRowLastColumn="0"/>
+                    <w:rPr>
+                      <w:sz w:val="18"/>
+                      <w:szCs w:val="18"/>
+                    </w:rPr>
+                  </w:pPr>
+                  <w:proofErr w:type="spellStart"/>
+                  <w:r>
+                    <w:rPr>
+                      <w:sz w:val="18"/>
+                      <w:szCs w:val="18"/>
+                    </w:rPr>
+                    <w:t>product_price</w:t>
+                  </w:r>
+                  <w:proofErr w:type="spellEnd"/>
+                </w:p>
+              </w:tc>
+              <w:tc>
+                <w:tcPr>
+                  <w:tcW w:w="872" w:type="dxa"/>
+                  <w:hideMark/>
+                </w:tcPr>
+                <w:p>
+                  <w:pPr>
+                    <w:cnfStyle w:val="100000000000" w:firstRow="1" w:lastRow="0" w:firstColumn="0" w:lastColumn="0" w:oddVBand="0" w:evenVBand="0" w:oddHBand="0" w:evenHBand="0" w:firstRowFirstColumn="0" w:firstRowLastColumn="0" w:lastRowFirstColumn="0" w:lastRowLastColumn="0"/>
+                    <w:rPr>
+                      <w:sz w:val="18"/>
+                      <w:szCs w:val="18"/>
                     </w:rPr>
                   </w:pPr>
                   <w:r>
                     <w:rPr>
-                      <w:b/>
-                      <w:bCs/>
-                    </w:rPr>
-                    <w:t>Example</w:t>
+                      <w:sz w:val="18"/>
+                      <w:szCs w:val="18"/>
+                    </w:rPr>
+                    <w:t>quantity</w:t>
+                  </w:r>
+                </w:p>
+              </w:tc>
+            </w:tr>
+            <w:tr>
+              <w:trPr>
+                <w:cnfStyle w:val="000000100000" w:firstRow="0" w:lastRow="0" w:firstColumn="0" w:lastColumn="0" w:oddVBand="0" w:evenVBand="0" w:oddHBand="1" w:evenHBand="0" w:firstRowFirstColumn="0" w:firstRowLastColumn="0" w:lastRowFirstColumn="0" w:lastRowLastColumn="0"/>
+                <w:trHeight w:val="311"/>
+              </w:trPr>
+              <w:tc>
+                <w:tcPr>
+                  <w:cnfStyle w:val="001000000000" w:firstRow="0" w:lastRow="0" w:firstColumn="1" w:lastColumn="0" w:oddVBand="0" w:evenVBand="0" w:oddHBand="0" w:evenHBand="0" w:firstRowFirstColumn="0" w:firstRowLastColumn="0" w:lastRowFirstColumn="0" w:lastRowLastColumn="0"/>
+                  <w:tcW w:w="0" w:type="auto"/>
+                  <w:hideMark/>
+                </w:tcPr>
+                <w:p>
+                  <w:pPr>
+                    <w:rPr>
+                      <w:sz w:val="18"/>
+                      <w:szCs w:val="18"/>
+                    </w:rPr>
+                  </w:pPr>
+                  <w:r>
+                    <w:rPr>
+                      <w:sz w:val="18"/>
+                      <w:szCs w:val="18"/>
+                    </w:rPr>
+                    <w:t>101</w:t>
                   </w:r>
                 </w:p>
               </w:tc>
               <w:tc>
                 <w:tcPr>
-                  <w:tcW w:w="4585" w:type="dxa"/>
-                  <w:shd w:val="clear" w:color="auto" w:fill="F2F2F2" w:themeFill="background1" w:themeFillShade="F2"/>
+                  <w:tcW w:w="0" w:type="auto"/>
+                  <w:hideMark/>
                 </w:tcPr>
                 <w:p>
                   <w:pPr>
-                    <w:rPr>
-                      <w:b/>
-                      <w:bCs/>
+                    <w:cnfStyle w:val="000000100000" w:firstRow="0" w:lastRow="0" w:firstColumn="0" w:lastColumn="0" w:oddVBand="0" w:evenVBand="0" w:oddHBand="1" w:evenHBand="0" w:firstRowFirstColumn="0" w:firstRowLastColumn="0" w:lastRowFirstColumn="0" w:lastRowLastColumn="0"/>
+                    <w:rPr>
+                      <w:sz w:val="18"/>
+                      <w:szCs w:val="18"/>
                     </w:rPr>
                   </w:pPr>
                   <w:r>
                     <w:rPr>
-                      <w:b/>
-                      <w:bCs/>
-                    </w:rPr>
-                    <w:t>Aggregate Statistic (yes/no)</w:t>
+                      <w:sz w:val="18"/>
+                      <w:szCs w:val="18"/>
+                    </w:rPr>
+                    <w:t>C01</w:t>
+                  </w:r>
+                </w:p>
+              </w:tc>
+              <w:tc>
+                <w:tcPr>
+                  <w:tcW w:w="0" w:type="auto"/>
+                  <w:hideMark/>
+                </w:tcPr>
+                <w:p>
+                  <w:pPr>
+                    <w:cnfStyle w:val="000000100000" w:firstRow="0" w:lastRow="0" w:firstColumn="0" w:lastColumn="0" w:oddVBand="0" w:evenVBand="0" w:oddHBand="1" w:evenHBand="0" w:firstRowFirstColumn="0" w:firstRowLastColumn="0" w:lastRowFirstColumn="0" w:lastRowLastColumn="0"/>
+                    <w:rPr>
+                      <w:sz w:val="18"/>
+                      <w:szCs w:val="18"/>
+                    </w:rPr>
+                  </w:pPr>
+                  <w:r>
+                    <w:rPr>
+                      <w:sz w:val="18"/>
+                      <w:szCs w:val="18"/>
+                    </w:rPr>
+                    <w:t>Alex Kim</w:t>
+                  </w:r>
+                </w:p>
+              </w:tc>
+              <w:tc>
+                <w:tcPr>
+                  <w:tcW w:w="0" w:type="auto"/>
+                  <w:hideMark/>
+                </w:tcPr>
+                <w:p>
+                  <w:pPr>
+                    <w:cnfStyle w:val="000000100000" w:firstRow="0" w:lastRow="0" w:firstColumn="0" w:lastColumn="0" w:oddVBand="0" w:evenVBand="0" w:oddHBand="1" w:evenHBand="0" w:firstRowFirstColumn="0" w:firstRowLastColumn="0" w:lastRowFirstColumn="0" w:lastRowLastColumn="0"/>
+                    <w:rPr>
+                      <w:sz w:val="18"/>
+                      <w:szCs w:val="18"/>
+                    </w:rPr>
+                  </w:pPr>
+                  <w:r>
+                    <w:rPr>
+                      <w:sz w:val="18"/>
+                      <w:szCs w:val="18"/>
+                    </w:rPr>
+                    <w:t>123 Oak St</w:t>
+                  </w:r>
+                </w:p>
+              </w:tc>
+              <w:tc>
+                <w:tcPr>
+                  <w:tcW w:w="0" w:type="auto"/>
+                  <w:hideMark/>
+                </w:tcPr>
+                <w:p>
+                  <w:pPr>
+                    <w:cnfStyle w:val="000000100000" w:firstRow="0" w:lastRow="0" w:firstColumn="0" w:lastColumn="0" w:oddVBand="0" w:evenVBand="0" w:oddHBand="1" w:evenHBand="0" w:firstRowFirstColumn="0" w:firstRowLastColumn="0" w:lastRowFirstColumn="0" w:lastRowLastColumn="0"/>
+                    <w:rPr>
+                      <w:sz w:val="18"/>
+                      <w:szCs w:val="18"/>
+                    </w:rPr>
+                  </w:pPr>
+                  <w:r>
+                    <w:rPr>
+                      <w:sz w:val="18"/>
+                      <w:szCs w:val="18"/>
+                    </w:rPr>
+                    <w:t>P10</w:t>
+                  </w:r>
+                </w:p>
+              </w:tc>
+              <w:tc>
+                <w:tcPr>
+                  <w:tcW w:w="0" w:type="auto"/>
+                  <w:hideMark/>
+                </w:tcPr>
+                <w:p>
+                  <w:pPr>
+                    <w:cnfStyle w:val="000000100000" w:firstRow="0" w:lastRow="0" w:firstColumn="0" w:lastColumn="0" w:oddVBand="0" w:evenVBand="0" w:oddHBand="1" w:evenHBand="0" w:firstRowFirstColumn="0" w:firstRowLastColumn="0" w:lastRowFirstColumn="0" w:lastRowLastColumn="0"/>
+                    <w:rPr>
+                      <w:sz w:val="18"/>
+                      <w:szCs w:val="18"/>
+                    </w:rPr>
+                  </w:pPr>
+                  <w:r>
+                    <w:rPr>
+                      <w:sz w:val="18"/>
+                      <w:szCs w:val="18"/>
+                    </w:rPr>
+                    <w:t>Laptop</w:t>
+                  </w:r>
+                </w:p>
+              </w:tc>
+              <w:tc>
+                <w:tcPr>
+                  <w:tcW w:w="0" w:type="auto"/>
+                  <w:hideMark/>
+                </w:tcPr>
+                <w:p>
+                  <w:pPr>
+                    <w:cnfStyle w:val="000000100000" w:firstRow="0" w:lastRow="0" w:firstColumn="0" w:lastColumn="0" w:oddVBand="0" w:evenVBand="0" w:oddHBand="1" w:evenHBand="0" w:firstRowFirstColumn="0" w:firstRowLastColumn="0" w:lastRowFirstColumn="0" w:lastRowLastColumn="0"/>
+                    <w:rPr>
+                      <w:sz w:val="18"/>
+                      <w:szCs w:val="18"/>
+                    </w:rPr>
+                  </w:pPr>
+                  <w:r>
+                    <w:rPr>
+                      <w:sz w:val="18"/>
+                      <w:szCs w:val="18"/>
+                    </w:rPr>
+                    <w:t>999.99</w:t>
+                  </w:r>
+                </w:p>
+              </w:tc>
+              <w:tc>
+                <w:tcPr>
+                  <w:tcW w:w="872" w:type="dxa"/>
+                  <w:hideMark/>
+                </w:tcPr>
+                <w:p>
+                  <w:pPr>
+                    <w:cnfStyle w:val="000000100000" w:firstRow="0" w:lastRow="0" w:firstColumn="0" w:lastColumn="0" w:oddVBand="0" w:evenVBand="0" w:oddHBand="1" w:evenHBand="0" w:firstRowFirstColumn="0" w:firstRowLastColumn="0" w:lastRowFirstColumn="0" w:lastRowLastColumn="0"/>
+                    <w:rPr>
+                      <w:sz w:val="18"/>
+                      <w:szCs w:val="18"/>
+                    </w:rPr>
+                  </w:pPr>
+                  <w:r>
+                    <w:rPr>
+                      <w:sz w:val="18"/>
+                      <w:szCs w:val="18"/>
+                    </w:rPr>
+                    <w:t>1</w:t>
                   </w:r>
                 </w:p>
               </w:tc>
             </w:tr>
             <w:tr>
+              <w:trPr>
+                <w:trHeight w:val="311"/>
+              </w:trPr>
               <w:tc>
                 <w:tcPr>
-                  <w:tcW w:w="4584" w:type="dxa"/>
+                  <w:cnfStyle w:val="001000000000" w:firstRow="0" w:lastRow="0" w:firstColumn="1" w:lastColumn="0" w:oddVBand="0" w:evenVBand="0" w:oddHBand="0" w:evenHBand="0" w:firstRowFirstColumn="0" w:firstRowLastColumn="0" w:lastRowFirstColumn="0" w:lastRowLastColumn="0"/>
+                  <w:tcW w:w="0" w:type="auto"/>
+                  <w:hideMark/>
                 </w:tcPr>
                 <w:p>
+                  <w:pPr>
+                    <w:rPr>
+                      <w:sz w:val="18"/>
+                      <w:szCs w:val="18"/>
+                    </w:rPr>
+                  </w:pPr>
                   <w:r>
-                    <w:t>Median household income in a city</w:t>
+                    <w:rPr>
+                      <w:sz w:val="18"/>
+                      <w:szCs w:val="18"/>
+                    </w:rPr>
+                    <w:t>102</w:t>
                   </w:r>
                 </w:p>
               </w:tc>
               <w:tc>
                 <w:tcPr>
-                  <w:tcW w:w="4585" w:type="dxa"/>
-                </w:tcPr>
-                <w:p/>
-                <w:p/>
-              </w:tc>
-            </w:tr>
-            <w:tr>
-              <w:tc>
-                <w:tcPr>
-                  <w:tcW w:w="4584" w:type="dxa"/>
+                  <w:tcW w:w="0" w:type="auto"/>
+                  <w:hideMark/>
                 </w:tcPr>
                 <w:p>
+                  <w:pPr>
+                    <w:cnfStyle w:val="000000000000" w:firstRow="0" w:lastRow="0" w:firstColumn="0" w:lastColumn="0" w:oddVBand="0" w:evenVBand="0" w:oddHBand="0" w:evenHBand="0" w:firstRowFirstColumn="0" w:firstRowLastColumn="0" w:lastRowFirstColumn="0" w:lastRowLastColumn="0"/>
+                    <w:rPr>
+                      <w:sz w:val="18"/>
+                      <w:szCs w:val="18"/>
+                    </w:rPr>
+                  </w:pPr>
                   <w:r>
-                    <w:t>A single student’s test score</w:t>
+                    <w:rPr>
+                      <w:sz w:val="18"/>
+                      <w:szCs w:val="18"/>
+                    </w:rPr>
+                    <w:t>C01</w:t>
                   </w:r>
                 </w:p>
               </w:tc>
               <w:tc>
                 <w:tcPr>
-                  <w:tcW w:w="4585" w:type="dxa"/>
-                </w:tcPr>
-                <w:p/>
-                <w:p/>
-              </w:tc>
-            </w:tr>
-            <w:tr>
-              <w:tc>
-                <w:tcPr>
-                  <w:tcW w:w="4584" w:type="dxa"/>
+                  <w:tcW w:w="0" w:type="auto"/>
+                  <w:hideMark/>
                 </w:tcPr>
                 <w:p>
+                  <w:pPr>
+                    <w:cnfStyle w:val="000000000000" w:firstRow="0" w:lastRow="0" w:firstColumn="0" w:lastColumn="0" w:oddVBand="0" w:evenVBand="0" w:oddHBand="0" w:evenHBand="0" w:firstRowFirstColumn="0" w:firstRowLastColumn="0" w:lastRowFirstColumn="0" w:lastRowLastColumn="0"/>
+                    <w:rPr>
+                      <w:sz w:val="18"/>
+                      <w:szCs w:val="18"/>
+                    </w:rPr>
+                  </w:pPr>
                   <w:r>
-                    <w:t>A single household’s income</w:t>
+                    <w:rPr>
+                      <w:sz w:val="18"/>
+                      <w:szCs w:val="18"/>
+                    </w:rPr>
+                    <w:t>Alex Kim</w:t>
                   </w:r>
                 </w:p>
               </w:tc>
               <w:tc>
                 <w:tcPr>
-                  <w:tcW w:w="4585" w:type="dxa"/>
-                </w:tcPr>
-                <w:p/>
-                <w:p/>
-              </w:tc>
-            </w:tr>
-            <w:tr>
-              <w:tc>
-                <w:tcPr>
-                  <w:tcW w:w="4584" w:type="dxa"/>
+                  <w:tcW w:w="0" w:type="auto"/>
+                  <w:hideMark/>
                 </w:tcPr>
                 <w:p>
+                  <w:pPr>
+                    <w:cnfStyle w:val="000000000000" w:firstRow="0" w:lastRow="0" w:firstColumn="0" w:lastColumn="0" w:oddVBand="0" w:evenVBand="0" w:oddHBand="0" w:evenHBand="0" w:firstRowFirstColumn="0" w:firstRowLastColumn="0" w:lastRowFirstColumn="0" w:lastRowLastColumn="0"/>
+                    <w:rPr>
+                      <w:sz w:val="18"/>
+                      <w:szCs w:val="18"/>
+                    </w:rPr>
+                  </w:pPr>
                   <w:r>
-                    <w:t>Minimum stock price over the last 30 days</w:t>
+                    <w:rPr>
+                      <w:sz w:val="18"/>
+                      <w:szCs w:val="18"/>
+                    </w:rPr>
+                    <w:t>123 Oak St</w:t>
                   </w:r>
                 </w:p>
               </w:tc>
               <w:tc>
                 <w:tcPr>
-                  <w:tcW w:w="4585" w:type="dxa"/>
+                  <w:tcW w:w="0" w:type="auto"/>
+                  <w:hideMark/>
                 </w:tcPr>
-                <w:p/>
-                <w:p/>
+                <w:p>
+                  <w:pPr>
+                    <w:cnfStyle w:val="000000000000" w:firstRow="0" w:lastRow="0" w:firstColumn="0" w:lastColumn="0" w:oddVBand="0" w:evenVBand="0" w:oddHBand="0" w:evenHBand="0" w:firstRowFirstColumn="0" w:firstRowLastColumn="0" w:lastRowFirstColumn="0" w:lastRowLastColumn="0"/>
+                    <w:rPr>
+                      <w:sz w:val="18"/>
+                      <w:szCs w:val="18"/>
+                    </w:rPr>
+                  </w:pPr>
+                  <w:r>
+                    <w:rPr>
+                      <w:sz w:val="18"/>
+                      <w:szCs w:val="18"/>
+                    </w:rPr>
+                    <w:t>P12</w:t>
+                  </w:r>
+                </w:p>
+              </w:tc>
+              <w:tc>
+                <w:tcPr>
+                  <w:tcW w:w="0" w:type="auto"/>
+                  <w:hideMark/>
+                </w:tcPr>
+                <w:p>
+                  <w:pPr>
+                    <w:cnfStyle w:val="000000000000" w:firstRow="0" w:lastRow="0" w:firstColumn="0" w:lastColumn="0" w:oddVBand="0" w:evenVBand="0" w:oddHBand="0" w:evenHBand="0" w:firstRowFirstColumn="0" w:firstRowLastColumn="0" w:lastRowFirstColumn="0" w:lastRowLastColumn="0"/>
+                    <w:rPr>
+                      <w:sz w:val="18"/>
+                      <w:szCs w:val="18"/>
+                    </w:rPr>
+                  </w:pPr>
+                  <w:r>
+                    <w:rPr>
+                      <w:sz w:val="18"/>
+                      <w:szCs w:val="18"/>
+                    </w:rPr>
+                    <w:t>Mouse</w:t>
+                  </w:r>
+                </w:p>
+              </w:tc>
+              <w:tc>
+                <w:tcPr>
+                  <w:tcW w:w="0" w:type="auto"/>
+                  <w:hideMark/>
+                </w:tcPr>
+                <w:p>
+                  <w:pPr>
+                    <w:cnfStyle w:val="000000000000" w:firstRow="0" w:lastRow="0" w:firstColumn="0" w:lastColumn="0" w:oddVBand="0" w:evenVBand="0" w:oddHBand="0" w:evenHBand="0" w:firstRowFirstColumn="0" w:firstRowLastColumn="0" w:lastRowFirstColumn="0" w:lastRowLastColumn="0"/>
+                    <w:rPr>
+                      <w:sz w:val="18"/>
+                      <w:szCs w:val="18"/>
+                    </w:rPr>
+                  </w:pPr>
+                  <w:r>
+                    <w:rPr>
+                      <w:sz w:val="18"/>
+                      <w:szCs w:val="18"/>
+                    </w:rPr>
+                    <w:t>25.99</w:t>
+                  </w:r>
+                </w:p>
+              </w:tc>
+              <w:tc>
+                <w:tcPr>
+                  <w:tcW w:w="872" w:type="dxa"/>
+                  <w:hideMark/>
+                </w:tcPr>
+                <w:p>
+                  <w:pPr>
+                    <w:cnfStyle w:val="000000000000" w:firstRow="0" w:lastRow="0" w:firstColumn="0" w:lastColumn="0" w:oddVBand="0" w:evenVBand="0" w:oddHBand="0" w:evenHBand="0" w:firstRowFirstColumn="0" w:firstRowLastColumn="0" w:lastRowFirstColumn="0" w:lastRowLastColumn="0"/>
+                    <w:rPr>
+                      <w:sz w:val="18"/>
+                      <w:szCs w:val="18"/>
+                    </w:rPr>
+                  </w:pPr>
+                  <w:r>
+                    <w:rPr>
+                      <w:sz w:val="18"/>
+                      <w:szCs w:val="18"/>
+                    </w:rPr>
+                    <w:t>2</w:t>
+                  </w:r>
+                </w:p>
+              </w:tc>
+            </w:tr>
+            <w:tr>
+              <w:trPr>
+                <w:cnfStyle w:val="000000100000" w:firstRow="0" w:lastRow="0" w:firstColumn="0" w:lastColumn="0" w:oddVBand="0" w:evenVBand="0" w:oddHBand="1" w:evenHBand="0" w:firstRowFirstColumn="0" w:firstRowLastColumn="0" w:lastRowFirstColumn="0" w:lastRowLastColumn="0"/>
+                <w:trHeight w:val="311"/>
+              </w:trPr>
+              <w:tc>
+                <w:tcPr>
+                  <w:cnfStyle w:val="001000000000" w:firstRow="0" w:lastRow="0" w:firstColumn="1" w:lastColumn="0" w:oddVBand="0" w:evenVBand="0" w:oddHBand="0" w:evenHBand="0" w:firstRowFirstColumn="0" w:firstRowLastColumn="0" w:lastRowFirstColumn="0" w:lastRowLastColumn="0"/>
+                  <w:tcW w:w="0" w:type="auto"/>
+                  <w:hideMark/>
+                </w:tcPr>
+                <w:p>
+                  <w:pPr>
+                    <w:rPr>
+                      <w:sz w:val="18"/>
+                      <w:szCs w:val="18"/>
+                    </w:rPr>
+                  </w:pPr>
+                  <w:r>
+                    <w:rPr>
+                      <w:sz w:val="18"/>
+                      <w:szCs w:val="18"/>
+                    </w:rPr>
+                    <w:t>103</w:t>
+                  </w:r>
+                </w:p>
+              </w:tc>
+              <w:tc>
+                <w:tcPr>
+                  <w:tcW w:w="0" w:type="auto"/>
+                  <w:hideMark/>
+                </w:tcPr>
+                <w:p>
+                  <w:pPr>
+                    <w:cnfStyle w:val="000000100000" w:firstRow="0" w:lastRow="0" w:firstColumn="0" w:lastColumn="0" w:oddVBand="0" w:evenVBand="0" w:oddHBand="1" w:evenHBand="0" w:firstRowFirstColumn="0" w:firstRowLastColumn="0" w:lastRowFirstColumn="0" w:lastRowLastColumn="0"/>
+                    <w:rPr>
+                      <w:sz w:val="18"/>
+                      <w:szCs w:val="18"/>
+                    </w:rPr>
+                  </w:pPr>
+                  <w:r>
+                    <w:rPr>
+                      <w:sz w:val="18"/>
+                      <w:szCs w:val="18"/>
+                    </w:rPr>
+                    <w:t>C02</w:t>
+                  </w:r>
+                </w:p>
+              </w:tc>
+              <w:tc>
+                <w:tcPr>
+                  <w:tcW w:w="0" w:type="auto"/>
+                  <w:hideMark/>
+                </w:tcPr>
+                <w:p>
+                  <w:pPr>
+                    <w:cnfStyle w:val="000000100000" w:firstRow="0" w:lastRow="0" w:firstColumn="0" w:lastColumn="0" w:oddVBand="0" w:evenVBand="0" w:oddHBand="1" w:evenHBand="0" w:firstRowFirstColumn="0" w:firstRowLastColumn="0" w:lastRowFirstColumn="0" w:lastRowLastColumn="0"/>
+                    <w:rPr>
+                      <w:sz w:val="18"/>
+                      <w:szCs w:val="18"/>
+                    </w:rPr>
+                  </w:pPr>
+                  <w:r>
+                    <w:rPr>
+                      <w:sz w:val="18"/>
+                      <w:szCs w:val="18"/>
+                    </w:rPr>
+                    <w:t>Jordan Lee</w:t>
+                  </w:r>
+                </w:p>
+              </w:tc>
+              <w:tc>
+                <w:tcPr>
+                  <w:tcW w:w="0" w:type="auto"/>
+                  <w:hideMark/>
+                </w:tcPr>
+                <w:p>
+                  <w:pPr>
+                    <w:cnfStyle w:val="000000100000" w:firstRow="0" w:lastRow="0" w:firstColumn="0" w:lastColumn="0" w:oddVBand="0" w:evenVBand="0" w:oddHBand="1" w:evenHBand="0" w:firstRowFirstColumn="0" w:firstRowLastColumn="0" w:lastRowFirstColumn="0" w:lastRowLastColumn="0"/>
+                    <w:rPr>
+                      <w:sz w:val="18"/>
+                      <w:szCs w:val="18"/>
+                    </w:rPr>
+                  </w:pPr>
+                  <w:r>
+                    <w:rPr>
+                      <w:sz w:val="18"/>
+                      <w:szCs w:val="18"/>
+                    </w:rPr>
+                    <w:t>45 Pine Rd</w:t>
+                  </w:r>
+                </w:p>
+              </w:tc>
+              <w:tc>
+                <w:tcPr>
+                  <w:tcW w:w="0" w:type="auto"/>
+                  <w:hideMark/>
+                </w:tcPr>
+                <w:p>
+                  <w:pPr>
+                    <w:cnfStyle w:val="000000100000" w:firstRow="0" w:lastRow="0" w:firstColumn="0" w:lastColumn="0" w:oddVBand="0" w:evenVBand="0" w:oddHBand="1" w:evenHBand="0" w:firstRowFirstColumn="0" w:firstRowLastColumn="0" w:lastRowFirstColumn="0" w:lastRowLastColumn="0"/>
+                    <w:rPr>
+                      <w:sz w:val="18"/>
+                      <w:szCs w:val="18"/>
+                    </w:rPr>
+                  </w:pPr>
+                  <w:r>
+                    <w:rPr>
+                      <w:sz w:val="18"/>
+                      <w:szCs w:val="18"/>
+                    </w:rPr>
+                    <w:t>P10</w:t>
+                  </w:r>
+                </w:p>
+              </w:tc>
+              <w:tc>
+                <w:tcPr>
+                  <w:tcW w:w="0" w:type="auto"/>
+                  <w:hideMark/>
+                </w:tcPr>
+                <w:p>
+                  <w:pPr>
+                    <w:cnfStyle w:val="000000100000" w:firstRow="0" w:lastRow="0" w:firstColumn="0" w:lastColumn="0" w:oddVBand="0" w:evenVBand="0" w:oddHBand="1" w:evenHBand="0" w:firstRowFirstColumn="0" w:firstRowLastColumn="0" w:lastRowFirstColumn="0" w:lastRowLastColumn="0"/>
+                    <w:rPr>
+                      <w:sz w:val="18"/>
+                      <w:szCs w:val="18"/>
+                    </w:rPr>
+                  </w:pPr>
+                  <w:r>
+                    <w:rPr>
+                      <w:sz w:val="18"/>
+                      <w:szCs w:val="18"/>
+                    </w:rPr>
+                    <w:t>Laptop</w:t>
+                  </w:r>
+                </w:p>
+              </w:tc>
+              <w:tc>
+                <w:tcPr>
+                  <w:tcW w:w="0" w:type="auto"/>
+                  <w:hideMark/>
+                </w:tcPr>
+                <w:p>
+                  <w:pPr>
+                    <w:cnfStyle w:val="000000100000" w:firstRow="0" w:lastRow="0" w:firstColumn="0" w:lastColumn="0" w:oddVBand="0" w:evenVBand="0" w:oddHBand="1" w:evenHBand="0" w:firstRowFirstColumn="0" w:firstRowLastColumn="0" w:lastRowFirstColumn="0" w:lastRowLastColumn="0"/>
+                    <w:rPr>
+                      <w:sz w:val="18"/>
+                      <w:szCs w:val="18"/>
+                    </w:rPr>
+                  </w:pPr>
+                  <w:r>
+                    <w:rPr>
+                      <w:sz w:val="18"/>
+                      <w:szCs w:val="18"/>
+                    </w:rPr>
+                    <w:t>999.99</w:t>
+                  </w:r>
+                </w:p>
+              </w:tc>
+              <w:tc>
+                <w:tcPr>
+                  <w:tcW w:w="872" w:type="dxa"/>
+                  <w:hideMark/>
+                </w:tcPr>
+                <w:p>
+                  <w:pPr>
+                    <w:cnfStyle w:val="000000100000" w:firstRow="0" w:lastRow="0" w:firstColumn="0" w:lastColumn="0" w:oddVBand="0" w:evenVBand="0" w:oddHBand="1" w:evenHBand="0" w:firstRowFirstColumn="0" w:firstRowLastColumn="0" w:lastRowFirstColumn="0" w:lastRowLastColumn="0"/>
+                    <w:rPr>
+                      <w:sz w:val="18"/>
+                      <w:szCs w:val="18"/>
+                    </w:rPr>
+                  </w:pPr>
+                  <w:r>
+                    <w:rPr>
+                      <w:sz w:val="18"/>
+                      <w:szCs w:val="18"/>
+                    </w:rPr>
+                    <w:t>1</w:t>
+                  </w:r>
+                </w:p>
+              </w:tc>
+            </w:tr>
+            <w:tr>
+              <w:trPr>
+                <w:trHeight w:val="311"/>
+              </w:trPr>
+              <w:tc>
+                <w:tcPr>
+                  <w:cnfStyle w:val="001000000000" w:firstRow="0" w:lastRow="0" w:firstColumn="1" w:lastColumn="0" w:oddVBand="0" w:evenVBand="0" w:oddHBand="0" w:evenHBand="0" w:firstRowFirstColumn="0" w:firstRowLastColumn="0" w:lastRowFirstColumn="0" w:lastRowLastColumn="0"/>
+                  <w:tcW w:w="0" w:type="auto"/>
+                  <w:hideMark/>
+                </w:tcPr>
+                <w:p>
+                  <w:pPr>
+                    <w:rPr>
+                      <w:sz w:val="18"/>
+                      <w:szCs w:val="18"/>
+                    </w:rPr>
+                  </w:pPr>
+                  <w:r>
+                    <w:rPr>
+                      <w:sz w:val="18"/>
+                      <w:szCs w:val="18"/>
+                    </w:rPr>
+                    <w:t>104</w:t>
+                  </w:r>
+                </w:p>
+              </w:tc>
+              <w:tc>
+                <w:tcPr>
+                  <w:tcW w:w="0" w:type="auto"/>
+                  <w:hideMark/>
+                </w:tcPr>
+                <w:p>
+                  <w:pPr>
+                    <w:cnfStyle w:val="000000000000" w:firstRow="0" w:lastRow="0" w:firstColumn="0" w:lastColumn="0" w:oddVBand="0" w:evenVBand="0" w:oddHBand="0" w:evenHBand="0" w:firstRowFirstColumn="0" w:firstRowLastColumn="0" w:lastRowFirstColumn="0" w:lastRowLastColumn="0"/>
+                    <w:rPr>
+                      <w:sz w:val="18"/>
+                      <w:szCs w:val="18"/>
+                    </w:rPr>
+                  </w:pPr>
+                  <w:r>
+                    <w:rPr>
+                      <w:sz w:val="18"/>
+                      <w:szCs w:val="18"/>
+                    </w:rPr>
+                    <w:t>C01</w:t>
+                  </w:r>
+                </w:p>
+              </w:tc>
+              <w:tc>
+                <w:tcPr>
+                  <w:tcW w:w="0" w:type="auto"/>
+                  <w:hideMark/>
+                </w:tcPr>
+                <w:p>
+                  <w:pPr>
+                    <w:cnfStyle w:val="000000000000" w:firstRow="0" w:lastRow="0" w:firstColumn="0" w:lastColumn="0" w:oddVBand="0" w:evenVBand="0" w:oddHBand="0" w:evenHBand="0" w:firstRowFirstColumn="0" w:firstRowLastColumn="0" w:lastRowFirstColumn="0" w:lastRowLastColumn="0"/>
+                    <w:rPr>
+                      <w:sz w:val="18"/>
+                      <w:szCs w:val="18"/>
+                    </w:rPr>
+                  </w:pPr>
+                  <w:r>
+                    <w:rPr>
+                      <w:sz w:val="18"/>
+                      <w:szCs w:val="18"/>
+                    </w:rPr>
+                    <w:t>Alex Kim</w:t>
+                  </w:r>
+                </w:p>
+              </w:tc>
+              <w:tc>
+                <w:tcPr>
+                  <w:tcW w:w="0" w:type="auto"/>
+                  <w:hideMark/>
+                </w:tcPr>
+                <w:p>
+                  <w:pPr>
+                    <w:cnfStyle w:val="000000000000" w:firstRow="0" w:lastRow="0" w:firstColumn="0" w:lastColumn="0" w:oddVBand="0" w:evenVBand="0" w:oddHBand="0" w:evenHBand="0" w:firstRowFirstColumn="0" w:firstRowLastColumn="0" w:lastRowFirstColumn="0" w:lastRowLastColumn="0"/>
+                    <w:rPr>
+                      <w:sz w:val="18"/>
+                      <w:szCs w:val="18"/>
+                    </w:rPr>
+                  </w:pPr>
+                  <w:r>
+                    <w:rPr>
+                      <w:sz w:val="18"/>
+                      <w:szCs w:val="18"/>
+                    </w:rPr>
+                    <w:t>123 Oak St</w:t>
+                  </w:r>
+                </w:p>
+              </w:tc>
+              <w:tc>
+                <w:tcPr>
+                  <w:tcW w:w="0" w:type="auto"/>
+                  <w:hideMark/>
+                </w:tcPr>
+                <w:p>
+                  <w:pPr>
+                    <w:cnfStyle w:val="000000000000" w:firstRow="0" w:lastRow="0" w:firstColumn="0" w:lastColumn="0" w:oddVBand="0" w:evenVBand="0" w:oddHBand="0" w:evenHBand="0" w:firstRowFirstColumn="0" w:firstRowLastColumn="0" w:lastRowFirstColumn="0" w:lastRowLastColumn="0"/>
+                    <w:rPr>
+                      <w:sz w:val="18"/>
+                      <w:szCs w:val="18"/>
+                    </w:rPr>
+                  </w:pPr>
+                  <w:r>
+                    <w:rPr>
+                      <w:sz w:val="18"/>
+                      <w:szCs w:val="18"/>
+                    </w:rPr>
+                    <w:t>P10</w:t>
+                  </w:r>
+                </w:p>
+              </w:tc>
+              <w:tc>
+                <w:tcPr>
+                  <w:tcW w:w="0" w:type="auto"/>
+                  <w:hideMark/>
+                </w:tcPr>
+                <w:p>
+                  <w:pPr>
+                    <w:cnfStyle w:val="000000000000" w:firstRow="0" w:lastRow="0" w:firstColumn="0" w:lastColumn="0" w:oddVBand="0" w:evenVBand="0" w:oddHBand="0" w:evenHBand="0" w:firstRowFirstColumn="0" w:firstRowLastColumn="0" w:lastRowFirstColumn="0" w:lastRowLastColumn="0"/>
+                    <w:rPr>
+                      <w:sz w:val="18"/>
+                      <w:szCs w:val="18"/>
+                    </w:rPr>
+                  </w:pPr>
+                  <w:r>
+                    <w:rPr>
+                      <w:sz w:val="18"/>
+                      <w:szCs w:val="18"/>
+                    </w:rPr>
+                    <w:t>Laptop</w:t>
+                  </w:r>
+                </w:p>
+              </w:tc>
+              <w:tc>
+                <w:tcPr>
+                  <w:tcW w:w="0" w:type="auto"/>
+                  <w:hideMark/>
+                </w:tcPr>
+                <w:p>
+                  <w:pPr>
+                    <w:cnfStyle w:val="000000000000" w:firstRow="0" w:lastRow="0" w:firstColumn="0" w:lastColumn="0" w:oddVBand="0" w:evenVBand="0" w:oddHBand="0" w:evenHBand="0" w:firstRowFirstColumn="0" w:firstRowLastColumn="0" w:lastRowFirstColumn="0" w:lastRowLastColumn="0"/>
+                    <w:rPr>
+                      <w:sz w:val="18"/>
+                      <w:szCs w:val="18"/>
+                    </w:rPr>
+                  </w:pPr>
+                  <w:r>
+                    <w:rPr>
+                      <w:sz w:val="18"/>
+                      <w:szCs w:val="18"/>
+                    </w:rPr>
+                    <w:t>999.99</w:t>
+                  </w:r>
+                </w:p>
+              </w:tc>
+              <w:tc>
+                <w:tcPr>
+                  <w:tcW w:w="872" w:type="dxa"/>
+                  <w:hideMark/>
+                </w:tcPr>
+                <w:p>
+                  <w:pPr>
+                    <w:cnfStyle w:val="000000000000" w:firstRow="0" w:lastRow="0" w:firstColumn="0" w:lastColumn="0" w:oddVBand="0" w:evenVBand="0" w:oddHBand="0" w:evenHBand="0" w:firstRowFirstColumn="0" w:firstRowLastColumn="0" w:lastRowFirstColumn="0" w:lastRowLastColumn="0"/>
+                    <w:rPr>
+                      <w:sz w:val="18"/>
+                      <w:szCs w:val="18"/>
+                    </w:rPr>
+                  </w:pPr>
+                  <w:r>
+                    <w:rPr>
+                      <w:sz w:val="18"/>
+                      <w:szCs w:val="18"/>
+                    </w:rPr>
+                    <w:t>1</w:t>
+                  </w:r>
+                </w:p>
               </w:tc>
             </w:tr>
           </w:tbl>
@@ -253,7 +1077,7 @@
           </w:tcPr>
           <w:p>
             <w:r>
-              <w:t>What is an aggregate statistic?</w:t>
+              <w:t>Identify at least two pieces of information that are repeated in the table.</w:t>
             </w:r>
           </w:p>
         </w:tc>
@@ -272,6 +1096,134 @@
               <w:right w:val="single" w:sz="4" w:space="0" w:color="000001"/>
             </w:tcBorders>
           </w:tcPr>
+          <w:p>
+            <w:pPr>
+              <w:rPr>
+                <w:b/>
+                <w:bCs/>
+                <w:color w:val="EE0000"/>
+              </w:rPr>
+            </w:pPr>
+          </w:p>
+          <w:p>
+            <w:pPr>
+              <w:rPr>
+                <w:b/>
+                <w:bCs/>
+                <w:color w:val="EE0000"/>
+              </w:rPr>
+            </w:pPr>
+          </w:p>
+          <w:p>
+            <w:pPr>
+              <w:rPr>
+                <w:color w:val="EE0000"/>
+              </w:rPr>
+            </w:pPr>
+          </w:p>
+        </w:tc>
+      </w:tr>
+      <w:tr>
+        <w:trPr>
+          <w:trHeight w:val="242"/>
+        </w:trPr>
+        <w:tc>
+          <w:tcPr>
+            <w:tcW w:w="9390" w:type="dxa"/>
+            <w:tcBorders>
+              <w:top w:val="single" w:sz="4" w:space="0" w:color="000001"/>
+              <w:left w:val="single" w:sz="4" w:space="0" w:color="000001"/>
+              <w:bottom w:val="single" w:sz="4" w:space="0" w:color="000001"/>
+              <w:right w:val="single" w:sz="4" w:space="0" w:color="000001"/>
+            </w:tcBorders>
+          </w:tcPr>
+          <w:p>
+            <w:r>
+              <w:t>How could this data be reorganized into multiple tables to reduce redundancy?</w:t>
+            </w:r>
+          </w:p>
+        </w:tc>
+      </w:tr>
+      <w:tr>
+        <w:trPr>
+          <w:trHeight w:val="242"/>
+        </w:trPr>
+        <w:tc>
+          <w:tcPr>
+            <w:tcW w:w="9390" w:type="dxa"/>
+            <w:tcBorders>
+              <w:top w:val="single" w:sz="4" w:space="0" w:color="000001"/>
+              <w:left w:val="single" w:sz="4" w:space="0" w:color="000001"/>
+              <w:bottom w:val="single" w:sz="4" w:space="0" w:color="000001"/>
+              <w:right w:val="single" w:sz="4" w:space="0" w:color="000001"/>
+            </w:tcBorders>
+          </w:tcPr>
+          <w:p>
+            <w:pPr>
+              <w:rPr>
+                <w:color w:val="EE0000"/>
+              </w:rPr>
+            </w:pPr>
+          </w:p>
+          <w:p>
+            <w:pPr>
+              <w:rPr>
+                <w:color w:val="EE0000"/>
+              </w:rPr>
+            </w:pPr>
+          </w:p>
+          <w:p>
+            <w:pPr>
+              <w:rPr>
+                <w:color w:val="EE0000"/>
+              </w:rPr>
+            </w:pPr>
+          </w:p>
+          <w:p>
+            <w:pPr>
+              <w:rPr>
+                <w:color w:val="EE0000"/>
+              </w:rPr>
+            </w:pPr>
+          </w:p>
+        </w:tc>
+      </w:tr>
+      <w:tr>
+        <w:trPr>
+          <w:trHeight w:val="242"/>
+        </w:trPr>
+        <w:tc>
+          <w:tcPr>
+            <w:tcW w:w="9390" w:type="dxa"/>
+            <w:tcBorders>
+              <w:top w:val="single" w:sz="4" w:space="0" w:color="000001"/>
+              <w:left w:val="single" w:sz="4" w:space="0" w:color="000001"/>
+              <w:bottom w:val="single" w:sz="4" w:space="0" w:color="000001"/>
+              <w:right w:val="single" w:sz="4" w:space="0" w:color="000001"/>
+            </w:tcBorders>
+          </w:tcPr>
+          <w:p>
+            <w:r>
+              <w:t>What information would belong in each table</w:t>
+            </w:r>
+          </w:p>
+        </w:tc>
+      </w:tr>
+      <w:tr>
+        <w:trPr>
+          <w:trHeight w:val="242"/>
+        </w:trPr>
+        <w:tc>
+          <w:tcPr>
+            <w:tcW w:w="9390" w:type="dxa"/>
+            <w:tcBorders>
+              <w:top w:val="single" w:sz="4" w:space="0" w:color="000001"/>
+              <w:left w:val="single" w:sz="4" w:space="0" w:color="000001"/>
+              <w:bottom w:val="single" w:sz="4" w:space="0" w:color="000001"/>
+              <w:right w:val="single" w:sz="4" w:space="0" w:color="000001"/>
+            </w:tcBorders>
+          </w:tcPr>
+          <w:p/>
           <w:p/>
           <w:p/>
           <w:p/>
@@ -334,7 +1286,7 @@
                 <w:bCs/>
                 <w:color w:val="000000"/>
               </w:rPr>
-              <w:t>2</w:t>
+              <w:t>3</w:t>
             </w:r>
             <w:r>
               <w:rPr>
@@ -386,52 +1338,42 @@
                 <w:color w:val="000000"/>
                 <w:szCs w:val="20"/>
               </w:rPr>
-              <w:t xml:space="preserve">Refer to the </w:t>
+              <w:t>Refer to the</w:t>
             </w:r>
             <w:r>
               <w:rPr>
-                <w:i/>
-                <w:iCs/>
                 <w:color w:val="000000"/>
                 <w:szCs w:val="20"/>
               </w:rPr>
-              <w:t>shoe_fly</w:t>
+              <w:t xml:space="preserve"> tables below, </w:t>
             </w:r>
             <w:r>
               <w:rPr>
+                <w:noProof/>
                 <w:color w:val="000000"/>
                 <w:szCs w:val="20"/>
               </w:rPr>
-              <w:t xml:space="preserve"> dataframe</w:t>
-            </w:r>
-            <w:r>
-              <w:rPr>
-                <w:color w:val="000000"/>
-                <w:szCs w:val="20"/>
-              </w:rPr>
-              <w:t xml:space="preserve"> below. </w:t>
-            </w:r>
-          </w:p>
-          <w:p>
-            <w:pPr>
-              <w:pStyle w:val="BodyText"/>
-              <w:spacing w:after="0"/>
-              <w:rPr>
-                <w:color w:val="000000"/>
-                <w:szCs w:val="20"/>
-              </w:rPr>
-            </w:pPr>
-            <w:r>
-              <w:rPr>
-                <w:noProof/>
-                <w:color w:val="000000"/>
-                <w:szCs w:val="20"/>
-              </w:rPr>
               <w:drawing>
-                <wp:inline distT="0" distB="0" distL="0" distR="0" wp14:anchorId="14036A5B" wp14:editId="3B45E5F3">
-                  <wp:extent cx="5758405" cy="1296872"/>
-                  <wp:effectExtent l="0" t="0" r="0" b="0"/>
-                  <wp:docPr id="1555321757" name="Picture 1"/>
+                <wp:anchor distT="0" distB="0" distL="114300" distR="114300" simplePos="0" relativeHeight="251659264" behindDoc="1" locked="0" layoutInCell="1" allowOverlap="1" wp14:anchorId="1BAD62E1" wp14:editId="65B70330">
+                  <wp:simplePos x="0" y="0"/>
+                  <wp:positionH relativeFrom="column">
+                    <wp:posOffset>2964608</wp:posOffset>
+                  </wp:positionH>
+                  <wp:positionV relativeFrom="paragraph">
+                    <wp:posOffset>162758</wp:posOffset>
+                  </wp:positionV>
+                  <wp:extent cx="2505710" cy="872490"/>
+                  <wp:effectExtent l="0" t="0" r="8890" b="3810"/>
+                  <wp:wrapTight wrapText="bothSides">
+                    <wp:wrapPolygon edited="0">
+                      <wp:start x="0" y="0"/>
+                      <wp:lineTo x="0" y="21223"/>
+                      <wp:lineTo x="21512" y="21223"/>
+                      <wp:lineTo x="21512" y="0"/>
+                      <wp:lineTo x="0" y="0"/>
+                    </wp:wrapPolygon>
+                  </wp:wrapTight>
+                  <wp:docPr id="1484404039" name="Picture 1"/>
                   <wp:cNvGraphicFramePr>
                     <a:graphicFrameLocks xmlns:a="http://schemas.openxmlformats.org/drawingml/2006/main" noChangeAspect="1"/>
                   </wp:cNvGraphicFramePr>
@@ -439,11 +1381,17 @@
                     <a:graphicData uri="http://schemas.openxmlformats.org/drawingml/2006/picture">
                       <pic:pic xmlns:pic="http://schemas.openxmlformats.org/drawingml/2006/picture">
                         <pic:nvPicPr>
-                          <pic:cNvPr id="1555321757" name=""/>
+                          <pic:cNvPr id="1484404039" name=""/>
                           <pic:cNvPicPr/>
                         </pic:nvPicPr>
                         <pic:blipFill>
-                          <a:blip r:embed="rId10"/>
+                          <a:blip r:embed="rId10">
+                            <a:extLst>
+                              <a:ext uri="{28A0092B-C50C-407E-A947-70E740481C1C}">
+                                <a14:useLocalDpi xmlns:a14="http://schemas.microsoft.com/office/drawing/2010/main" val="0"/>
+                              </a:ext>
+                            </a:extLst>
+                          </a:blip>
                           <a:stretch>
                             <a:fillRect/>
                           </a:stretch>
@@ -451,7 +1399,7 @@
                         <pic:spPr>
                           <a:xfrm>
                             <a:off x="0" y="0"/>
-                            <a:ext cx="5764720" cy="1298294"/>
+                            <a:ext cx="2505710" cy="872490"/>
                           </a:xfrm>
                           <a:prstGeom prst="rect">
                             <a:avLst/>
@@ -460,10 +1408,318 @@
                       </pic:pic>
                     </a:graphicData>
                   </a:graphic>
-                </wp:inline>
+                  <wp14:sizeRelH relativeFrom="margin">
+                    <wp14:pctWidth>0</wp14:pctWidth>
+                  </wp14:sizeRelH>
+                  <wp14:sizeRelV relativeFrom="margin">
+                    <wp14:pctHeight>0</wp14:pctHeight>
+                  </wp14:sizeRelV>
+                </wp:anchor>
               </w:drawing>
             </w:r>
           </w:p>
+          <w:tbl>
+            <w:tblPr>
+              <w:tblW w:w="0" w:type="auto"/>
+              <w:tblCellSpacing w:w="15" w:type="dxa"/>
+              <w:tblBorders>
+                <w:top w:val="single" w:sz="4" w:space="0" w:color="auto"/>
+                <w:left w:val="single" w:sz="4" w:space="0" w:color="auto"/>
+                <w:bottom w:val="single" w:sz="4" w:space="0" w:color="auto"/>
+                <w:right w:val="single" w:sz="4" w:space="0" w:color="auto"/>
+              </w:tblBorders>
+              <w:tblCellMar>
+                <w:top w:w="15" w:type="dxa"/>
+                <w:left w:w="15" w:type="dxa"/>
+                <w:bottom w:w="15" w:type="dxa"/>
+                <w:right w:w="15" w:type="dxa"/>
+              </w:tblCellMar>
+              <w:tblLook w:val="04A0" w:firstRow="1" w:lastRow="0" w:firstColumn="1" w:lastColumn="0" w:noHBand="0" w:noVBand="1"/>
+            </w:tblPr>
+            <w:tblGrid>
+              <w:gridCol w:w="1141"/>
+              <w:gridCol w:w="1416"/>
+              <w:gridCol w:w="1630"/>
+            </w:tblGrid>
+            <w:tr>
+              <w:trPr>
+                <w:tblHeader/>
+                <w:tblCellSpacing w:w="15" w:type="dxa"/>
+              </w:trPr>
+              <w:tc>
+                <w:tcPr>
+                  <w:tcW w:w="0" w:type="auto"/>
+                  <w:gridSpan w:val="3"/>
+                  <w:shd w:val="clear" w:color="auto" w:fill="F2F2F2" w:themeFill="background1" w:themeFillShade="F2"/>
+                  <w:vAlign w:val="center"/>
+                </w:tcPr>
+                <w:p>
+                  <w:pPr>
+                    <w:suppressAutoHyphens w:val="0"/>
+                    <w:rPr>
+                      <w:b/>
+                      <w:bCs/>
+                      <w:szCs w:val="20"/>
+                      <w:lang w:eastAsia="en-US" w:bidi="ar-SA"/>
+                    </w:rPr>
+                  </w:pPr>
+                  <w:r>
+                    <w:rPr>
+                      <w:b/>
+                      <w:bCs/>
+                      <w:szCs w:val="20"/>
+                      <w:lang w:eastAsia="en-US" w:bidi="ar-SA"/>
+                    </w:rPr>
+                    <w:t>Customers</w:t>
+                  </w:r>
+                </w:p>
+              </w:tc>
+            </w:tr>
+            <w:tr>
+              <w:trPr>
+                <w:tblHeader/>
+                <w:tblCellSpacing w:w="15" w:type="dxa"/>
+              </w:trPr>
+              <w:tc>
+                <w:tcPr>
+                  <w:tcW w:w="0" w:type="auto"/>
+                  <w:vAlign w:val="center"/>
+                  <w:hideMark/>
+                </w:tcPr>
+                <w:p>
+                  <w:pPr>
+                    <w:suppressAutoHyphens w:val="0"/>
+                    <w:jc w:val="center"/>
+                    <w:rPr>
+                      <w:b/>
+                      <w:bCs/>
+                      <w:szCs w:val="20"/>
+                      <w:lang w:eastAsia="en-US" w:bidi="ar-SA"/>
+                    </w:rPr>
+                  </w:pPr>
+                  <w:proofErr w:type="spellStart"/>
+                  <w:r>
+                    <w:rPr>
+                      <w:b/>
+                      <w:bCs/>
+                      <w:szCs w:val="20"/>
+                      <w:lang w:eastAsia="en-US" w:bidi="ar-SA"/>
+                    </w:rPr>
+                    <w:t>customer_id</w:t>
+                  </w:r>
+                  <w:proofErr w:type="spellEnd"/>
+                </w:p>
+              </w:tc>
+              <w:tc>
+                <w:tcPr>
+                  <w:tcW w:w="0" w:type="auto"/>
+                  <w:vAlign w:val="center"/>
+                  <w:hideMark/>
+                </w:tcPr>
+                <w:p>
+                  <w:pPr>
+                    <w:suppressAutoHyphens w:val="0"/>
+                    <w:jc w:val="center"/>
+                    <w:rPr>
+                      <w:b/>
+                      <w:bCs/>
+                      <w:szCs w:val="20"/>
+                      <w:lang w:eastAsia="en-US" w:bidi="ar-SA"/>
+                    </w:rPr>
+                  </w:pPr>
+                  <w:proofErr w:type="spellStart"/>
+                  <w:r>
+                    <w:rPr>
+                      <w:b/>
+                      <w:bCs/>
+                      <w:szCs w:val="20"/>
+                      <w:lang w:eastAsia="en-US" w:bidi="ar-SA"/>
+                    </w:rPr>
+                    <w:t>customer_name</w:t>
+                  </w:r>
+                  <w:proofErr w:type="spellEnd"/>
+                </w:p>
+              </w:tc>
+              <w:tc>
+                <w:tcPr>
+                  <w:tcW w:w="0" w:type="auto"/>
+                  <w:vAlign w:val="center"/>
+                  <w:hideMark/>
+                </w:tcPr>
+                <w:p>
+                  <w:pPr>
+                    <w:suppressAutoHyphens w:val="0"/>
+                    <w:jc w:val="center"/>
+                    <w:rPr>
+                      <w:b/>
+                      <w:bCs/>
+                      <w:szCs w:val="20"/>
+                      <w:lang w:eastAsia="en-US" w:bidi="ar-SA"/>
+                    </w:rPr>
+                  </w:pPr>
+                  <w:proofErr w:type="spellStart"/>
+                  <w:r>
+                    <w:rPr>
+                      <w:b/>
+                      <w:bCs/>
+                      <w:szCs w:val="20"/>
+                      <w:lang w:eastAsia="en-US" w:bidi="ar-SA"/>
+                    </w:rPr>
+                    <w:t>customer_address</w:t>
+                  </w:r>
+                  <w:proofErr w:type="spellEnd"/>
+                </w:p>
+              </w:tc>
+            </w:tr>
+            <w:tr>
+              <w:trPr>
+                <w:tblCellSpacing w:w="15" w:type="dxa"/>
+              </w:trPr>
+              <w:tc>
+                <w:tcPr>
+                  <w:tcW w:w="0" w:type="auto"/>
+                  <w:vAlign w:val="center"/>
+                  <w:hideMark/>
+                </w:tcPr>
+                <w:p>
+                  <w:pPr>
+                    <w:suppressAutoHyphens w:val="0"/>
+                    <w:rPr>
+                      <w:szCs w:val="20"/>
+                      <w:lang w:eastAsia="en-US" w:bidi="ar-SA"/>
+                    </w:rPr>
+                  </w:pPr>
+                  <w:r>
+                    <w:rPr>
+                      <w:szCs w:val="20"/>
+                      <w:lang w:eastAsia="en-US" w:bidi="ar-SA"/>
+                    </w:rPr>
+                    <w:t>C01</w:t>
+                  </w:r>
+                </w:p>
+              </w:tc>
+              <w:tc>
+                <w:tcPr>
+                  <w:tcW w:w="0" w:type="auto"/>
+                  <w:vAlign w:val="center"/>
+                  <w:hideMark/>
+                </w:tcPr>
+                <w:p>
+                  <w:pPr>
+                    <w:suppressAutoHyphens w:val="0"/>
+                    <w:rPr>
+                      <w:szCs w:val="20"/>
+                      <w:lang w:eastAsia="en-US" w:bidi="ar-SA"/>
+                    </w:rPr>
+                  </w:pPr>
+                  <w:r>
+                    <w:rPr>
+                      <w:szCs w:val="20"/>
+                      <w:lang w:eastAsia="en-US" w:bidi="ar-SA"/>
+                    </w:rPr>
+                    <w:t>Alex Kim</w:t>
+                  </w:r>
+                </w:p>
+              </w:tc>
+              <w:tc>
+                <w:tcPr>
+                  <w:tcW w:w="0" w:type="auto"/>
+                  <w:vAlign w:val="center"/>
+                  <w:hideMark/>
+                </w:tcPr>
+                <w:p>
+                  <w:pPr>
+                    <w:suppressAutoHyphens w:val="0"/>
+                    <w:rPr>
+                      <w:szCs w:val="20"/>
+                      <w:lang w:eastAsia="en-US" w:bidi="ar-SA"/>
+                    </w:rPr>
+                  </w:pPr>
+                  <w:r>
+                    <w:rPr>
+                      <w:szCs w:val="20"/>
+                      <w:lang w:eastAsia="en-US" w:bidi="ar-SA"/>
+                    </w:rPr>
+                    <w:t>123 Oak St</w:t>
+                  </w:r>
+                </w:p>
+              </w:tc>
+            </w:tr>
+            <w:tr>
+              <w:trPr>
+                <w:tblCellSpacing w:w="15" w:type="dxa"/>
+              </w:trPr>
+              <w:tc>
+                <w:tcPr>
+                  <w:tcW w:w="0" w:type="auto"/>
+                  <w:vAlign w:val="center"/>
+                  <w:hideMark/>
+                </w:tcPr>
+                <w:p>
+                  <w:pPr>
+                    <w:suppressAutoHyphens w:val="0"/>
+                    <w:rPr>
+                      <w:szCs w:val="20"/>
+                      <w:lang w:eastAsia="en-US" w:bidi="ar-SA"/>
+                    </w:rPr>
+                  </w:pPr>
+                  <w:r>
+                    <w:rPr>
+                      <w:szCs w:val="20"/>
+                      <w:lang w:eastAsia="en-US" w:bidi="ar-SA"/>
+                    </w:rPr>
+                    <w:t>C02</w:t>
+                  </w:r>
+                </w:p>
+              </w:tc>
+              <w:tc>
+                <w:tcPr>
+                  <w:tcW w:w="0" w:type="auto"/>
+                  <w:vAlign w:val="center"/>
+                  <w:hideMark/>
+                </w:tcPr>
+                <w:p>
+                  <w:pPr>
+                    <w:suppressAutoHyphens w:val="0"/>
+                    <w:rPr>
+                      <w:szCs w:val="20"/>
+                      <w:lang w:eastAsia="en-US" w:bidi="ar-SA"/>
+                    </w:rPr>
+                  </w:pPr>
+                  <w:r>
+                    <w:rPr>
+                      <w:szCs w:val="20"/>
+                      <w:lang w:eastAsia="en-US" w:bidi="ar-SA"/>
+                    </w:rPr>
+                    <w:t>Jordan Lee</w:t>
+                  </w:r>
+                </w:p>
+              </w:tc>
+              <w:tc>
+                <w:tcPr>
+                  <w:tcW w:w="0" w:type="auto"/>
+                  <w:vAlign w:val="center"/>
+                  <w:hideMark/>
+                </w:tcPr>
+                <w:p>
+                  <w:pPr>
+                    <w:suppressAutoHyphens w:val="0"/>
+                    <w:rPr>
+                      <w:szCs w:val="20"/>
+                      <w:lang w:eastAsia="en-US" w:bidi="ar-SA"/>
+                    </w:rPr>
+                  </w:pPr>
+                  <w:r>
+                    <w:rPr>
+                      <w:szCs w:val="20"/>
+                      <w:lang w:eastAsia="en-US" w:bidi="ar-SA"/>
+                    </w:rPr>
+                    <w:t>45 Pine Rd</w:t>
+                  </w:r>
+                </w:p>
+              </w:tc>
+            </w:tr>
+          </w:tbl>
           <w:p>
             <w:pPr>
               <w:pStyle w:val="BodyText"/>
@@ -473,7 +1729,585 @@
                 <w:szCs w:val="20"/>
               </w:rPr>
             </w:pPr>
+            <w:r>
+              <w:rPr>
+                <w:color w:val="000000"/>
+                <w:szCs w:val="20"/>
+              </w:rPr>
+              <w:t xml:space="preserve"> </w:t>
+            </w:r>
           </w:p>
+          <w:tbl>
+            <w:tblPr>
+              <w:tblW w:w="0" w:type="auto"/>
+              <w:tblCellSpacing w:w="15" w:type="dxa"/>
+              <w:tblBorders>
+                <w:top w:val="single" w:sz="4" w:space="0" w:color="auto"/>
+                <w:left w:val="single" w:sz="4" w:space="0" w:color="auto"/>
+                <w:bottom w:val="single" w:sz="4" w:space="0" w:color="auto"/>
+                <w:right w:val="single" w:sz="4" w:space="0" w:color="auto"/>
+              </w:tblBorders>
+              <w:tblCellMar>
+                <w:top w:w="15" w:type="dxa"/>
+                <w:left w:w="15" w:type="dxa"/>
+                <w:bottom w:w="15" w:type="dxa"/>
+                <w:right w:w="15" w:type="dxa"/>
+              </w:tblCellMar>
+              <w:tblLook w:val="04A0" w:firstRow="1" w:lastRow="0" w:firstColumn="1" w:lastColumn="0" w:noHBand="0" w:noVBand="1"/>
+            </w:tblPr>
+            <w:tblGrid>
+              <w:gridCol w:w="830"/>
+              <w:gridCol w:w="1116"/>
+              <w:gridCol w:w="1005"/>
+              <w:gridCol w:w="808"/>
+            </w:tblGrid>
+            <w:tr>
+              <w:trPr>
+                <w:tblHeader/>
+                <w:tblCellSpacing w:w="15" w:type="dxa"/>
+              </w:trPr>
+              <w:tc>
+                <w:tcPr>
+                  <w:tcW w:w="0" w:type="auto"/>
+                  <w:gridSpan w:val="4"/>
+                  <w:shd w:val="clear" w:color="auto" w:fill="F2F2F2" w:themeFill="background1" w:themeFillShade="F2"/>
+                  <w:vAlign w:val="center"/>
+                </w:tcPr>
+                <w:p>
+                  <w:pPr>
+                    <w:suppressAutoHyphens w:val="0"/>
+                    <w:rPr>
+                      <w:b/>
+                      <w:bCs/>
+                      <w:szCs w:val="20"/>
+                      <w:lang w:eastAsia="en-US" w:bidi="ar-SA"/>
+                    </w:rPr>
+                  </w:pPr>
+                  <w:r>
+                    <w:rPr>
+                      <w:b/>
+                      <w:bCs/>
+                      <w:szCs w:val="20"/>
+                      <w:lang w:eastAsia="en-US" w:bidi="ar-SA"/>
+                    </w:rPr>
+                    <w:t>Orders</w:t>
+                  </w:r>
+                </w:p>
+              </w:tc>
+            </w:tr>
+            <w:tr>
+              <w:trPr>
+                <w:tblHeader/>
+                <w:tblCellSpacing w:w="15" w:type="dxa"/>
+              </w:trPr>
+              <w:tc>
+                <w:tcPr>
+                  <w:tcW w:w="0" w:type="auto"/>
+                  <w:vAlign w:val="center"/>
+                  <w:hideMark/>
+                </w:tcPr>
+                <w:p>
+                  <w:pPr>
+                    <w:suppressAutoHyphens w:val="0"/>
+                    <w:jc w:val="center"/>
+                    <w:rPr>
+                      <w:b/>
+                      <w:bCs/>
+                      <w:szCs w:val="20"/>
+                      <w:lang w:eastAsia="en-US" w:bidi="ar-SA"/>
+                    </w:rPr>
+                  </w:pPr>
+                  <w:proofErr w:type="spellStart"/>
+                  <w:r>
+                    <w:rPr>
+                      <w:b/>
+                      <w:bCs/>
+                      <w:szCs w:val="20"/>
+                      <w:lang w:eastAsia="en-US" w:bidi="ar-SA"/>
+                    </w:rPr>
+                    <w:t>order_id</w:t>
+                  </w:r>
+                  <w:proofErr w:type="spellEnd"/>
+                </w:p>
+              </w:tc>
+              <w:tc>
+                <w:tcPr>
+                  <w:tcW w:w="0" w:type="auto"/>
+                  <w:vAlign w:val="center"/>
+                  <w:hideMark/>
+                </w:tcPr>
+                <w:p>
+                  <w:pPr>
+                    <w:suppressAutoHyphens w:val="0"/>
+                    <w:jc w:val="center"/>
+                    <w:rPr>
+                      <w:b/>
+                      <w:bCs/>
+                      <w:szCs w:val="20"/>
+                      <w:lang w:eastAsia="en-US" w:bidi="ar-SA"/>
+                    </w:rPr>
+                  </w:pPr>
+                  <w:proofErr w:type="spellStart"/>
+                  <w:r>
+                    <w:rPr>
+                      <w:b/>
+                      <w:bCs/>
+                      <w:szCs w:val="20"/>
+                      <w:lang w:eastAsia="en-US" w:bidi="ar-SA"/>
+                    </w:rPr>
+                    <w:t>customer_id</w:t>
+                  </w:r>
+                  <w:proofErr w:type="spellEnd"/>
+                </w:p>
+              </w:tc>
+              <w:tc>
+                <w:tcPr>
+                  <w:tcW w:w="0" w:type="auto"/>
+                  <w:vAlign w:val="center"/>
+                  <w:hideMark/>
+                </w:tcPr>
+                <w:p>
+                  <w:pPr>
+                    <w:suppressAutoHyphens w:val="0"/>
+                    <w:jc w:val="center"/>
+                    <w:rPr>
+                      <w:b/>
+                      <w:bCs/>
+                      <w:szCs w:val="20"/>
+                      <w:lang w:eastAsia="en-US" w:bidi="ar-SA"/>
+                    </w:rPr>
+                  </w:pPr>
+                  <w:proofErr w:type="spellStart"/>
+                  <w:r>
+                    <w:rPr>
+                      <w:b/>
+                      <w:bCs/>
+                      <w:szCs w:val="20"/>
+                      <w:lang w:eastAsia="en-US" w:bidi="ar-SA"/>
+                    </w:rPr>
+                    <w:t>product_id</w:t>
+                  </w:r>
+                  <w:proofErr w:type="spellEnd"/>
+                </w:p>
+              </w:tc>
+              <w:tc>
+                <w:tcPr>
+                  <w:tcW w:w="0" w:type="auto"/>
+                  <w:vAlign w:val="center"/>
+                  <w:hideMark/>
+                </w:tcPr>
+                <w:p>
+                  <w:pPr>
+                    <w:suppressAutoHyphens w:val="0"/>
+                    <w:jc w:val="center"/>
+                    <w:rPr>
+                      <w:b/>
+                      <w:bCs/>
+                      <w:szCs w:val="20"/>
+                      <w:lang w:eastAsia="en-US" w:bidi="ar-SA"/>
+                    </w:rPr>
+                  </w:pPr>
+                  <w:r>
+                    <w:rPr>
+                      <w:b/>
+                      <w:bCs/>
+                      <w:szCs w:val="20"/>
+                      <w:lang w:eastAsia="en-US" w:bidi="ar-SA"/>
+                    </w:rPr>
+                    <w:t>quantity</w:t>
+                  </w:r>
+                </w:p>
+              </w:tc>
+            </w:tr>
+            <w:tr>
+              <w:trPr>
+                <w:tblCellSpacing w:w="15" w:type="dxa"/>
+              </w:trPr>
+              <w:tc>
+                <w:tcPr>
+                  <w:tcW w:w="0" w:type="auto"/>
+                  <w:vAlign w:val="center"/>
+                  <w:hideMark/>
+                </w:tcPr>
+                <w:p>
+                  <w:pPr>
+                    <w:suppressAutoHyphens w:val="0"/>
+                    <w:rPr>
+                      <w:szCs w:val="20"/>
+                      <w:lang w:eastAsia="en-US" w:bidi="ar-SA"/>
+                    </w:rPr>
+                  </w:pPr>
+                  <w:r>
+                    <w:rPr>
+                      <w:szCs w:val="20"/>
+                      <w:lang w:eastAsia="en-US" w:bidi="ar-SA"/>
+                    </w:rPr>
+                    <w:t>101</w:t>
+                  </w:r>
+                </w:p>
+              </w:tc>
+              <w:tc>
+                <w:tcPr>
+                  <w:tcW w:w="0" w:type="auto"/>
+                  <w:vAlign w:val="center"/>
+                  <w:hideMark/>
+                </w:tcPr>
+                <w:p>
+                  <w:pPr>
+                    <w:suppressAutoHyphens w:val="0"/>
+                    <w:rPr>
+                      <w:szCs w:val="20"/>
+                      <w:lang w:eastAsia="en-US" w:bidi="ar-SA"/>
+                    </w:rPr>
+                  </w:pPr>
+                  <w:r>
+                    <w:rPr>
+                      <w:szCs w:val="20"/>
+                      <w:lang w:eastAsia="en-US" w:bidi="ar-SA"/>
+                    </w:rPr>
+                    <w:t>C01</w:t>
+                  </w:r>
+                </w:p>
+              </w:tc>
+              <w:tc>
+                <w:tcPr>
+                  <w:tcW w:w="0" w:type="auto"/>
+                  <w:vAlign w:val="center"/>
+                  <w:hideMark/>
+                </w:tcPr>
+                <w:p>
+                  <w:pPr>
+                    <w:suppressAutoHyphens w:val="0"/>
+                    <w:rPr>
+                      <w:szCs w:val="20"/>
+                      <w:lang w:eastAsia="en-US" w:bidi="ar-SA"/>
+                    </w:rPr>
+                  </w:pPr>
+                  <w:r>
+                    <w:rPr>
+                      <w:szCs w:val="20"/>
+                      <w:lang w:eastAsia="en-US" w:bidi="ar-SA"/>
+                    </w:rPr>
+                    <w:t>P10</w:t>
+                  </w:r>
+                </w:p>
+              </w:tc>
+              <w:tc>
+                <w:tcPr>
+                  <w:tcW w:w="0" w:type="auto"/>
+                  <w:vAlign w:val="center"/>
+                  <w:hideMark/>
+                </w:tcPr>
+                <w:p>
+                  <w:pPr>
+                    <w:suppressAutoHyphens w:val="0"/>
+                    <w:rPr>
+                      <w:szCs w:val="20"/>
+                      <w:lang w:eastAsia="en-US" w:bidi="ar-SA"/>
+                    </w:rPr>
+                  </w:pPr>
+                  <w:r>
+                    <w:rPr>
+                      <w:szCs w:val="20"/>
+                      <w:lang w:eastAsia="en-US" w:bidi="ar-SA"/>
+                    </w:rPr>
+                    <w:t>1</w:t>
+                  </w:r>
+                </w:p>
+              </w:tc>
+            </w:tr>
+            <w:tr>
+              <w:trPr>
+                <w:tblCellSpacing w:w="15" w:type="dxa"/>
+              </w:trPr>
+              <w:tc>
+                <w:tcPr>
+                  <w:tcW w:w="0" w:type="auto"/>
+                  <w:vAlign w:val="center"/>
+                  <w:hideMark/>
+                </w:tcPr>
+                <w:p>
+                  <w:pPr>
+                    <w:suppressAutoHyphens w:val="0"/>
+                    <w:rPr>
+                      <w:szCs w:val="20"/>
+                      <w:lang w:eastAsia="en-US" w:bidi="ar-SA"/>
+                    </w:rPr>
+                  </w:pPr>
+                  <w:r>
+                    <w:rPr>
+                      <w:szCs w:val="20"/>
+                      <w:lang w:eastAsia="en-US" w:bidi="ar-SA"/>
+                    </w:rPr>
+                    <w:t>102</w:t>
+                  </w:r>
+                </w:p>
+              </w:tc>
+              <w:tc>
+                <w:tcPr>
+                  <w:tcW w:w="0" w:type="auto"/>
+                  <w:vAlign w:val="center"/>
+                  <w:hideMark/>
+                </w:tcPr>
+                <w:p>
+                  <w:pPr>
+                    <w:suppressAutoHyphens w:val="0"/>
+                    <w:rPr>
+                      <w:szCs w:val="20"/>
+                      <w:lang w:eastAsia="en-US" w:bidi="ar-SA"/>
+                    </w:rPr>
+                  </w:pPr>
+                  <w:r>
+                    <w:rPr>
+                      <w:szCs w:val="20"/>
+                      <w:lang w:eastAsia="en-US" w:bidi="ar-SA"/>
+                    </w:rPr>
+                    <w:t>C01</w:t>
+                  </w:r>
+                </w:p>
+              </w:tc>
+              <w:tc>
+                <w:tcPr>
+                  <w:tcW w:w="0" w:type="auto"/>
+                  <w:vAlign w:val="center"/>
+                  <w:hideMark/>
+                </w:tcPr>
+                <w:p>
+                  <w:pPr>
+                    <w:suppressAutoHyphens w:val="0"/>
+                    <w:rPr>
+                      <w:szCs w:val="20"/>
+                      <w:lang w:eastAsia="en-US" w:bidi="ar-SA"/>
+                    </w:rPr>
+                  </w:pPr>
+                  <w:r>
+                    <w:rPr>
+                      <w:szCs w:val="20"/>
+                      <w:lang w:eastAsia="en-US" w:bidi="ar-SA"/>
+                    </w:rPr>
+                    <w:t>P12</w:t>
+                  </w:r>
+                </w:p>
+              </w:tc>
+              <w:tc>
+                <w:tcPr>
+                  <w:tcW w:w="0" w:type="auto"/>
+                  <w:vAlign w:val="center"/>
+                  <w:hideMark/>
+                </w:tcPr>
+                <w:p>
+                  <w:pPr>
+                    <w:suppressAutoHyphens w:val="0"/>
+                    <w:rPr>
+                      <w:szCs w:val="20"/>
+                      <w:lang w:eastAsia="en-US" w:bidi="ar-SA"/>
+                    </w:rPr>
+                  </w:pPr>
+                  <w:r>
+                    <w:rPr>
+                      <w:szCs w:val="20"/>
+                      <w:lang w:eastAsia="en-US" w:bidi="ar-SA"/>
+                    </w:rPr>
+                    <w:t>2</w:t>
+                  </w:r>
+                </w:p>
+              </w:tc>
+            </w:tr>
+            <w:tr>
+              <w:trPr>
+                <w:tblCellSpacing w:w="15" w:type="dxa"/>
+              </w:trPr>
+              <w:tc>
+                <w:tcPr>
+                  <w:tcW w:w="0" w:type="auto"/>
+                  <w:vAlign w:val="center"/>
+                  <w:hideMark/>
+                </w:tcPr>
+                <w:p>
+                  <w:pPr>
+                    <w:suppressAutoHyphens w:val="0"/>
+                    <w:rPr>
+                      <w:szCs w:val="20"/>
+                      <w:lang w:eastAsia="en-US" w:bidi="ar-SA"/>
+                    </w:rPr>
+                  </w:pPr>
+                  <w:r>
+                    <w:rPr>
+                      <w:szCs w:val="20"/>
+                      <w:lang w:eastAsia="en-US" w:bidi="ar-SA"/>
+                    </w:rPr>
+                    <w:t>103</w:t>
+                  </w:r>
+                </w:p>
+              </w:tc>
+              <w:tc>
+                <w:tcPr>
+                  <w:tcW w:w="0" w:type="auto"/>
+                  <w:vAlign w:val="center"/>
+                  <w:hideMark/>
+                </w:tcPr>
+                <w:p>
+                  <w:pPr>
+                    <w:suppressAutoHyphens w:val="0"/>
+                    <w:rPr>
+                      <w:szCs w:val="20"/>
+                      <w:lang w:eastAsia="en-US" w:bidi="ar-SA"/>
+                    </w:rPr>
+                  </w:pPr>
+                  <w:r>
+                    <w:rPr>
+                      <w:szCs w:val="20"/>
+                      <w:lang w:eastAsia="en-US" w:bidi="ar-SA"/>
+                    </w:rPr>
+                    <w:t>C02</w:t>
+                  </w:r>
+                </w:p>
+              </w:tc>
+              <w:tc>
+                <w:tcPr>
+                  <w:tcW w:w="0" w:type="auto"/>
+                  <w:vAlign w:val="center"/>
+                  <w:hideMark/>
+                </w:tcPr>
+                <w:p>
+                  <w:pPr>
+                    <w:suppressAutoHyphens w:val="0"/>
+                    <w:rPr>
+                      <w:szCs w:val="20"/>
+                      <w:lang w:eastAsia="en-US" w:bidi="ar-SA"/>
+                    </w:rPr>
+                  </w:pPr>
+                  <w:r>
+                    <w:rPr>
+                      <w:szCs w:val="20"/>
+                      <w:lang w:eastAsia="en-US" w:bidi="ar-SA"/>
+                    </w:rPr>
+                    <w:t>P10</w:t>
+                  </w:r>
+                </w:p>
+              </w:tc>
+              <w:tc>
+                <w:tcPr>
+                  <w:tcW w:w="0" w:type="auto"/>
+                  <w:vAlign w:val="center"/>
+                  <w:hideMark/>
+                </w:tcPr>
+                <w:p>
+                  <w:pPr>
+                    <w:suppressAutoHyphens w:val="0"/>
+                    <w:rPr>
+                      <w:szCs w:val="20"/>
+                      <w:lang w:eastAsia="en-US" w:bidi="ar-SA"/>
+                    </w:rPr>
+                  </w:pPr>
+                  <w:r>
+                    <w:rPr>
+                      <w:szCs w:val="20"/>
+                      <w:lang w:eastAsia="en-US" w:bidi="ar-SA"/>
+                    </w:rPr>
+                    <w:t>1</w:t>
+                  </w:r>
+                </w:p>
+              </w:tc>
+            </w:tr>
+            <w:tr>
+              <w:trPr>
+                <w:tblCellSpacing w:w="15" w:type="dxa"/>
+              </w:trPr>
+              <w:tc>
+                <w:tcPr>
+                  <w:tcW w:w="0" w:type="auto"/>
+                  <w:vAlign w:val="center"/>
+                  <w:hideMark/>
+                </w:tcPr>
+                <w:p>
+                  <w:pPr>
+                    <w:suppressAutoHyphens w:val="0"/>
+                    <w:rPr>
+                      <w:szCs w:val="20"/>
+                      <w:lang w:eastAsia="en-US" w:bidi="ar-SA"/>
+                    </w:rPr>
+                  </w:pPr>
+                  <w:r>
+                    <w:rPr>
+                      <w:szCs w:val="20"/>
+                      <w:lang w:eastAsia="en-US" w:bidi="ar-SA"/>
+                    </w:rPr>
+                    <w:t>104</w:t>
+                  </w:r>
+                </w:p>
+              </w:tc>
+              <w:tc>
+                <w:tcPr>
+                  <w:tcW w:w="0" w:type="auto"/>
+                  <w:vAlign w:val="center"/>
+                  <w:hideMark/>
+                </w:tcPr>
+                <w:p>
+                  <w:pPr>
+                    <w:suppressAutoHyphens w:val="0"/>
+                    <w:rPr>
+                      <w:szCs w:val="20"/>
+                      <w:lang w:eastAsia="en-US" w:bidi="ar-SA"/>
+                    </w:rPr>
+                  </w:pPr>
+                  <w:r>
+                    <w:rPr>
+                      <w:szCs w:val="20"/>
+                      <w:lang w:eastAsia="en-US" w:bidi="ar-SA"/>
+                    </w:rPr>
+                    <w:t>C01</w:t>
+                  </w:r>
+                </w:p>
+              </w:tc>
+              <w:tc>
+                <w:tcPr>
+                  <w:tcW w:w="0" w:type="auto"/>
+                  <w:vAlign w:val="center"/>
+                  <w:hideMark/>
+                </w:tcPr>
+                <w:p>
+                  <w:pPr>
+                    <w:suppressAutoHyphens w:val="0"/>
+                    <w:rPr>
+                      <w:szCs w:val="20"/>
+                      <w:lang w:eastAsia="en-US" w:bidi="ar-SA"/>
+                    </w:rPr>
+                  </w:pPr>
+                  <w:r>
+                    <w:rPr>
+                      <w:szCs w:val="20"/>
+                      <w:lang w:eastAsia="en-US" w:bidi="ar-SA"/>
+                    </w:rPr>
+                    <w:t>P10</w:t>
+                  </w:r>
+                </w:p>
+              </w:tc>
+              <w:tc>
+                <w:tcPr>
+                  <w:tcW w:w="0" w:type="auto"/>
+                  <w:vAlign w:val="center"/>
+                  <w:hideMark/>
+                </w:tcPr>
+                <w:p>
+                  <w:pPr>
+                    <w:suppressAutoHyphens w:val="0"/>
+                    <w:rPr>
+                      <w:szCs w:val="20"/>
+                      <w:lang w:eastAsia="en-US" w:bidi="ar-SA"/>
+                    </w:rPr>
+                  </w:pPr>
+                  <w:r>
+                    <w:rPr>
+                      <w:szCs w:val="20"/>
+                      <w:lang w:eastAsia="en-US" w:bidi="ar-SA"/>
+                    </w:rPr>
+                    <w:t>1</w:t>
+                  </w:r>
+                </w:p>
+              </w:tc>
+            </w:tr>
+          </w:tbl>
           <w:p>
             <w:pPr>
               <w:pStyle w:val="BodyText"/>
@@ -481,82 +2315,6 @@
               <w:rPr>
                 <w:color w:val="000000"/>
                 <w:szCs w:val="20"/>
-              </w:rPr>
-            </w:pPr>
-            <w:r>
-              <w:rPr>
-                <w:color w:val="000000"/>
-                <w:szCs w:val="20"/>
-              </w:rPr>
-              <w:t xml:space="preserve">Write code to </w:t>
-            </w:r>
-            <w:r>
-              <w:rPr>
-                <w:color w:val="000000"/>
-                <w:szCs w:val="20"/>
-              </w:rPr>
-              <w:t>answer</w:t>
-            </w:r>
-            <w:r>
-              <w:rPr>
-                <w:color w:val="000000"/>
-                <w:szCs w:val="20"/>
-              </w:rPr>
-              <w:t xml:space="preserve"> the following,</w:t>
-            </w:r>
-          </w:p>
-        </w:tc>
-      </w:tr>
-      <w:tr>
-        <w:trPr>
-          <w:trHeight w:val="161"/>
-        </w:trPr>
-        <w:tc>
-          <w:tcPr>
-            <w:tcW w:w="3505" w:type="dxa"/>
-          </w:tcPr>
-          <w:p>
-            <w:pPr>
-              <w:rPr>
-                <w:color w:val="000000"/>
-              </w:rPr>
-            </w:pPr>
-            <w:r>
-              <w:rPr>
-                <w:color w:val="000000"/>
-              </w:rPr>
-              <w:t>What is t</w:t>
-            </w:r>
-            <w:r>
-              <w:rPr>
-                <w:color w:val="000000"/>
-              </w:rPr>
-              <w:t>he most expensive shoe</w:t>
-            </w:r>
-          </w:p>
-        </w:tc>
-        <w:tc>
-          <w:tcPr>
-            <w:tcW w:w="5845" w:type="dxa"/>
-          </w:tcPr>
-          <w:p>
-            <w:pPr>
-              <w:rPr>
-                <w:color w:val="000000"/>
-              </w:rPr>
-            </w:pPr>
-          </w:p>
-          <w:p>
-            <w:pPr>
-              <w:rPr>
-                <w:color w:val="000000"/>
-              </w:rPr>
-            </w:pPr>
-          </w:p>
-          <w:p>
-            <w:pPr>
-              <w:rPr>
-                <w:color w:val="000000"/>
               </w:rPr>
             </w:pPr>
           </w:p>
@@ -580,13 +2338,13 @@
               <w:rPr>
                 <w:color w:val="000000"/>
               </w:rPr>
-              <w:t>What is t</w:t>
+              <w:t>W</w:t>
             </w:r>
             <w:r>
               <w:rPr>
                 <w:color w:val="000000"/>
               </w:rPr>
-              <w:t>he least expensive shoe</w:t>
+              <w:t>hat is the name of the customer who placed order 101?</w:t>
             </w:r>
           </w:p>
         </w:tc>
@@ -597,21 +2355,14 @@
           <w:p>
             <w:pPr>
               <w:rPr>
-                <w:color w:val="000000"/>
+                <w:color w:val="EE0000"/>
               </w:rPr>
             </w:pPr>
           </w:p>
           <w:p>
             <w:pPr>
               <w:rPr>
-                <w:color w:val="000000"/>
-              </w:rPr>
-            </w:pPr>
-          </w:p>
-          <w:p>
-            <w:pPr>
-              <w:rPr>
-                <w:color w:val="000000"/>
+                <w:color w:val="EE0000"/>
               </w:rPr>
             </w:pPr>
           </w:p>
@@ -635,13 +2386,13 @@
               <w:rPr>
                 <w:color w:val="000000"/>
               </w:rPr>
-              <w:t>What is t</w:t>
+              <w:t>What product was ordered in order 102, and what is its price</w:t>
             </w:r>
             <w:r>
               <w:rPr>
                 <w:color w:val="000000"/>
               </w:rPr>
-              <w:t>he number of different colors of shoes</w:t>
+              <w:t>?</w:t>
             </w:r>
           </w:p>
         </w:tc>
@@ -652,21 +2403,14 @@
           <w:p>
             <w:pPr>
               <w:rPr>
-                <w:color w:val="000000"/>
+                <w:color w:val="EE0000"/>
               </w:rPr>
             </w:pPr>
           </w:p>
           <w:p>
             <w:pPr>
               <w:rPr>
-                <w:color w:val="000000"/>
-              </w:rPr>
-            </w:pPr>
-          </w:p>
-          <w:p>
-            <w:pPr>
-              <w:rPr>
-                <w:color w:val="000000"/>
+                <w:color w:val="EE0000"/>
               </w:rPr>
             </w:pPr>
           </w:p>
@@ -690,13 +2434,7 @@
               <w:rPr>
                 <w:color w:val="000000"/>
               </w:rPr>
-              <w:t>What is t</w:t>
-            </w:r>
-            <w:r>
-              <w:rPr>
-                <w:color w:val="000000"/>
-              </w:rPr>
-              <w:t>he average cost of shoes</w:t>
+              <w:t>How many laptops were ordered in total across all orders?</w:t>
             </w:r>
           </w:p>
         </w:tc>
@@ -707,21 +2445,14 @@
           <w:p>
             <w:pPr>
               <w:rPr>
-                <w:color w:val="000000"/>
+                <w:color w:val="EE0000"/>
               </w:rPr>
             </w:pPr>
           </w:p>
           <w:p>
             <w:pPr>
               <w:rPr>
-                <w:color w:val="000000"/>
-              </w:rPr>
-            </w:pPr>
-          </w:p>
-          <w:p>
-            <w:pPr>
-              <w:rPr>
-                <w:color w:val="000000"/>
+                <w:color w:val="EE0000"/>
               </w:rPr>
             </w:pPr>
           </w:p>
@@ -745,13 +2476,7 @@
               <w:rPr>
                 <w:color w:val="000000"/>
               </w:rPr>
-              <w:t>What are t</w:t>
-            </w:r>
-            <w:r>
-              <w:rPr>
-                <w:color w:val="000000"/>
-              </w:rPr>
-              <w:t>he different types of shoes</w:t>
+              <w:t>Which customer has placed the most orders?</w:t>
             </w:r>
           </w:p>
         </w:tc>
@@ -762,29 +2487,20 @@
           <w:p>
             <w:pPr>
               <w:rPr>
-                <w:color w:val="000000"/>
+                <w:color w:val="EE0000"/>
               </w:rPr>
             </w:pPr>
           </w:p>
           <w:p>
             <w:pPr>
               <w:rPr>
-                <w:color w:val="000000"/>
-              </w:rPr>
-            </w:pPr>
-          </w:p>
-          <w:p>
-            <w:pPr>
-              <w:rPr>
-                <w:color w:val="000000"/>
+                <w:color w:val="EE0000"/>
               </w:rPr>
             </w:pPr>
           </w:p>
         </w:tc>
       </w:tr>
     </w:tbl>
-    <w:p/>
-    <w:p/>
     <w:p/>
     <w:tbl>
       <w:tblPr>
@@ -793,8 +2509,8 @@
         <w:tblLook w:val="04A0" w:firstRow="1" w:lastRow="0" w:firstColumn="1" w:lastColumn="0" w:noHBand="0" w:noVBand="1"/>
       </w:tblPr>
       <w:tblGrid>
-        <w:gridCol w:w="3505"/>
-        <w:gridCol w:w="5845"/>
+        <w:gridCol w:w="3775"/>
+        <w:gridCol w:w="5575"/>
       </w:tblGrid>
       <w:tr>
         <w:tc>
@@ -820,7 +2536,6 @@
                 <w:bCs/>
                 <w:color w:val="000000"/>
               </w:rPr>
-              <w:lastRenderedPageBreak/>
               <w:t xml:space="preserve">Skill </w:t>
             </w:r>
             <w:r>
@@ -830,7 +2545,25 @@
                 <w:bCs/>
                 <w:color w:val="000000"/>
               </w:rPr>
-              <w:t>22.3 Exercise 1</w:t>
+              <w:t>2</w:t>
+            </w:r>
+            <w:r>
+              <w:rPr>
+                <w:rFonts w:cs="Times New Roman"/>
+                <w:b/>
+                <w:bCs/>
+                <w:color w:val="000000"/>
+              </w:rPr>
+              <w:t>3</w:t>
+            </w:r>
+            <w:r>
+              <w:rPr>
+                <w:rFonts w:cs="Times New Roman"/>
+                <w:b/>
+                <w:bCs/>
+                <w:color w:val="000000"/>
+              </w:rPr>
+              <w:t>.3 Exercise 1</w:t>
             </w:r>
           </w:p>
         </w:tc>
@@ -855,45 +2588,35 @@
                 <w:color w:val="000000"/>
                 <w:szCs w:val="20"/>
               </w:rPr>
-              <w:t xml:space="preserve">Refer to the </w:t>
+              <w:t xml:space="preserve">Refer to the tables below, </w:t>
             </w:r>
             <w:r>
               <w:rPr>
-                <w:i/>
-                <w:iCs/>
+                <w:noProof/>
                 <w:color w:val="000000"/>
                 <w:szCs w:val="20"/>
               </w:rPr>
-              <w:t>shoe_fly</w:t>
-            </w:r>
-            <w:r>
-              <w:rPr>
-                <w:color w:val="000000"/>
-                <w:szCs w:val="20"/>
-              </w:rPr>
-              <w:t xml:space="preserve"> dataframe below. </w:t>
-            </w:r>
-          </w:p>
-          <w:p>
-            <w:pPr>
-              <w:pStyle w:val="BodyText"/>
-              <w:spacing w:after="0"/>
-              <w:rPr>
-                <w:color w:val="000000"/>
-                <w:szCs w:val="20"/>
-              </w:rPr>
-            </w:pPr>
-            <w:r>
-              <w:rPr>
-                <w:noProof/>
-                <w:color w:val="000000"/>
-                <w:szCs w:val="20"/>
-              </w:rPr>
               <w:drawing>
-                <wp:inline distT="0" distB="0" distL="0" distR="0" wp14:anchorId="3732D1E9" wp14:editId="33AB9935">
-                  <wp:extent cx="5758405" cy="1296872"/>
-                  <wp:effectExtent l="0" t="0" r="0" b="0"/>
-                  <wp:docPr id="1884771863" name="Picture 1"/>
+                <wp:anchor distT="0" distB="0" distL="114300" distR="114300" simplePos="0" relativeHeight="251661312" behindDoc="1" locked="0" layoutInCell="1" allowOverlap="1" wp14:anchorId="561BD833" wp14:editId="0541FAA4">
+                  <wp:simplePos x="0" y="0"/>
+                  <wp:positionH relativeFrom="column">
+                    <wp:posOffset>2964608</wp:posOffset>
+                  </wp:positionH>
+                  <wp:positionV relativeFrom="paragraph">
+                    <wp:posOffset>162758</wp:posOffset>
+                  </wp:positionV>
+                  <wp:extent cx="2505710" cy="872490"/>
+                  <wp:effectExtent l="0" t="0" r="8890" b="3810"/>
+                  <wp:wrapTight wrapText="bothSides">
+                    <wp:wrapPolygon edited="0">
+                      <wp:start x="0" y="0"/>
+                      <wp:lineTo x="0" y="21223"/>
+                      <wp:lineTo x="21512" y="21223"/>
+                      <wp:lineTo x="21512" y="0"/>
+                      <wp:lineTo x="0" y="0"/>
+                    </wp:wrapPolygon>
+                  </wp:wrapTight>
+                  <wp:docPr id="264371062" name="Picture 1"/>
                   <wp:cNvGraphicFramePr>
                     <a:graphicFrameLocks xmlns:a="http://schemas.openxmlformats.org/drawingml/2006/main" noChangeAspect="1"/>
                   </wp:cNvGraphicFramePr>
@@ -901,11 +2624,17 @@
                     <a:graphicData uri="http://schemas.openxmlformats.org/drawingml/2006/picture">
                       <pic:pic xmlns:pic="http://schemas.openxmlformats.org/drawingml/2006/picture">
                         <pic:nvPicPr>
-                          <pic:cNvPr id="1555321757" name=""/>
+                          <pic:cNvPr id="1484404039" name=""/>
                           <pic:cNvPicPr/>
                         </pic:nvPicPr>
                         <pic:blipFill>
-                          <a:blip r:embed="rId10"/>
+                          <a:blip r:embed="rId10">
+                            <a:extLst>
+                              <a:ext uri="{28A0092B-C50C-407E-A947-70E740481C1C}">
+                                <a14:useLocalDpi xmlns:a14="http://schemas.microsoft.com/office/drawing/2010/main" val="0"/>
+                              </a:ext>
+                            </a:extLst>
+                          </a:blip>
                           <a:stretch>
                             <a:fillRect/>
                           </a:stretch>
@@ -913,7 +2642,7 @@
                         <pic:spPr>
                           <a:xfrm>
                             <a:off x="0" y="0"/>
-                            <a:ext cx="5764720" cy="1298294"/>
+                            <a:ext cx="2505710" cy="872490"/>
                           </a:xfrm>
                           <a:prstGeom prst="rect">
                             <a:avLst/>
@@ -922,10 +2651,318 @@
                       </pic:pic>
                     </a:graphicData>
                   </a:graphic>
-                </wp:inline>
+                  <wp14:sizeRelH relativeFrom="margin">
+                    <wp14:pctWidth>0</wp14:pctWidth>
+                  </wp14:sizeRelH>
+                  <wp14:sizeRelV relativeFrom="margin">
+                    <wp14:pctHeight>0</wp14:pctHeight>
+                  </wp14:sizeRelV>
+                </wp:anchor>
               </w:drawing>
             </w:r>
           </w:p>
+          <w:tbl>
+            <w:tblPr>
+              <w:tblW w:w="0" w:type="auto"/>
+              <w:tblCellSpacing w:w="15" w:type="dxa"/>
+              <w:tblBorders>
+                <w:top w:val="single" w:sz="4" w:space="0" w:color="auto"/>
+                <w:left w:val="single" w:sz="4" w:space="0" w:color="auto"/>
+                <w:bottom w:val="single" w:sz="4" w:space="0" w:color="auto"/>
+                <w:right w:val="single" w:sz="4" w:space="0" w:color="auto"/>
+              </w:tblBorders>
+              <w:tblCellMar>
+                <w:top w:w="15" w:type="dxa"/>
+                <w:left w:w="15" w:type="dxa"/>
+                <w:bottom w:w="15" w:type="dxa"/>
+                <w:right w:w="15" w:type="dxa"/>
+              </w:tblCellMar>
+              <w:tblLook w:val="04A0" w:firstRow="1" w:lastRow="0" w:firstColumn="1" w:lastColumn="0" w:noHBand="0" w:noVBand="1"/>
+            </w:tblPr>
+            <w:tblGrid>
+              <w:gridCol w:w="1141"/>
+              <w:gridCol w:w="1416"/>
+              <w:gridCol w:w="1630"/>
+            </w:tblGrid>
+            <w:tr>
+              <w:trPr>
+                <w:tblHeader/>
+                <w:tblCellSpacing w:w="15" w:type="dxa"/>
+              </w:trPr>
+              <w:tc>
+                <w:tcPr>
+                  <w:tcW w:w="0" w:type="auto"/>
+                  <w:gridSpan w:val="3"/>
+                  <w:shd w:val="clear" w:color="auto" w:fill="F2F2F2" w:themeFill="background1" w:themeFillShade="F2"/>
+                  <w:vAlign w:val="center"/>
+                </w:tcPr>
+                <w:p>
+                  <w:pPr>
+                    <w:suppressAutoHyphens w:val="0"/>
+                    <w:rPr>
+                      <w:b/>
+                      <w:bCs/>
+                      <w:szCs w:val="20"/>
+                      <w:lang w:eastAsia="en-US" w:bidi="ar-SA"/>
+                    </w:rPr>
+                  </w:pPr>
+                  <w:r>
+                    <w:rPr>
+                      <w:b/>
+                      <w:bCs/>
+                      <w:szCs w:val="20"/>
+                      <w:lang w:eastAsia="en-US" w:bidi="ar-SA"/>
+                    </w:rPr>
+                    <w:t>Customers</w:t>
+                  </w:r>
+                </w:p>
+              </w:tc>
+            </w:tr>
+            <w:tr>
+              <w:trPr>
+                <w:tblHeader/>
+                <w:tblCellSpacing w:w="15" w:type="dxa"/>
+              </w:trPr>
+              <w:tc>
+                <w:tcPr>
+                  <w:tcW w:w="0" w:type="auto"/>
+                  <w:vAlign w:val="center"/>
+                  <w:hideMark/>
+                </w:tcPr>
+                <w:p>
+                  <w:pPr>
+                    <w:suppressAutoHyphens w:val="0"/>
+                    <w:jc w:val="center"/>
+                    <w:rPr>
+                      <w:b/>
+                      <w:bCs/>
+                      <w:szCs w:val="20"/>
+                      <w:lang w:eastAsia="en-US" w:bidi="ar-SA"/>
+                    </w:rPr>
+                  </w:pPr>
+                  <w:proofErr w:type="spellStart"/>
+                  <w:r>
+                    <w:rPr>
+                      <w:b/>
+                      <w:bCs/>
+                      <w:szCs w:val="20"/>
+                      <w:lang w:eastAsia="en-US" w:bidi="ar-SA"/>
+                    </w:rPr>
+                    <w:t>customer_id</w:t>
+                  </w:r>
+                  <w:proofErr w:type="spellEnd"/>
+                </w:p>
+              </w:tc>
+              <w:tc>
+                <w:tcPr>
+                  <w:tcW w:w="0" w:type="auto"/>
+                  <w:vAlign w:val="center"/>
+                  <w:hideMark/>
+                </w:tcPr>
+                <w:p>
+                  <w:pPr>
+                    <w:suppressAutoHyphens w:val="0"/>
+                    <w:jc w:val="center"/>
+                    <w:rPr>
+                      <w:b/>
+                      <w:bCs/>
+                      <w:szCs w:val="20"/>
+                      <w:lang w:eastAsia="en-US" w:bidi="ar-SA"/>
+                    </w:rPr>
+                  </w:pPr>
+                  <w:proofErr w:type="spellStart"/>
+                  <w:r>
+                    <w:rPr>
+                      <w:b/>
+                      <w:bCs/>
+                      <w:szCs w:val="20"/>
+                      <w:lang w:eastAsia="en-US" w:bidi="ar-SA"/>
+                    </w:rPr>
+                    <w:t>customer_name</w:t>
+                  </w:r>
+                  <w:proofErr w:type="spellEnd"/>
+                </w:p>
+              </w:tc>
+              <w:tc>
+                <w:tcPr>
+                  <w:tcW w:w="0" w:type="auto"/>
+                  <w:vAlign w:val="center"/>
+                  <w:hideMark/>
+                </w:tcPr>
+                <w:p>
+                  <w:pPr>
+                    <w:suppressAutoHyphens w:val="0"/>
+                    <w:jc w:val="center"/>
+                    <w:rPr>
+                      <w:b/>
+                      <w:bCs/>
+                      <w:szCs w:val="20"/>
+                      <w:lang w:eastAsia="en-US" w:bidi="ar-SA"/>
+                    </w:rPr>
+                  </w:pPr>
+                  <w:proofErr w:type="spellStart"/>
+                  <w:r>
+                    <w:rPr>
+                      <w:b/>
+                      <w:bCs/>
+                      <w:szCs w:val="20"/>
+                      <w:lang w:eastAsia="en-US" w:bidi="ar-SA"/>
+                    </w:rPr>
+                    <w:t>customer_address</w:t>
+                  </w:r>
+                  <w:proofErr w:type="spellEnd"/>
+                </w:p>
+              </w:tc>
+            </w:tr>
+            <w:tr>
+              <w:trPr>
+                <w:tblCellSpacing w:w="15" w:type="dxa"/>
+              </w:trPr>
+              <w:tc>
+                <w:tcPr>
+                  <w:tcW w:w="0" w:type="auto"/>
+                  <w:vAlign w:val="center"/>
+                  <w:hideMark/>
+                </w:tcPr>
+                <w:p>
+                  <w:pPr>
+                    <w:suppressAutoHyphens w:val="0"/>
+                    <w:rPr>
+                      <w:szCs w:val="20"/>
+                      <w:lang w:eastAsia="en-US" w:bidi="ar-SA"/>
+                    </w:rPr>
+                  </w:pPr>
+                  <w:r>
+                    <w:rPr>
+                      <w:szCs w:val="20"/>
+                      <w:lang w:eastAsia="en-US" w:bidi="ar-SA"/>
+                    </w:rPr>
+                    <w:t>C01</w:t>
+                  </w:r>
+                </w:p>
+              </w:tc>
+              <w:tc>
+                <w:tcPr>
+                  <w:tcW w:w="0" w:type="auto"/>
+                  <w:vAlign w:val="center"/>
+                  <w:hideMark/>
+                </w:tcPr>
+                <w:p>
+                  <w:pPr>
+                    <w:suppressAutoHyphens w:val="0"/>
+                    <w:rPr>
+                      <w:szCs w:val="20"/>
+                      <w:lang w:eastAsia="en-US" w:bidi="ar-SA"/>
+                    </w:rPr>
+                  </w:pPr>
+                  <w:r>
+                    <w:rPr>
+                      <w:szCs w:val="20"/>
+                      <w:lang w:eastAsia="en-US" w:bidi="ar-SA"/>
+                    </w:rPr>
+                    <w:t>Alex Kim</w:t>
+                  </w:r>
+                </w:p>
+              </w:tc>
+              <w:tc>
+                <w:tcPr>
+                  <w:tcW w:w="0" w:type="auto"/>
+                  <w:vAlign w:val="center"/>
+                  <w:hideMark/>
+                </w:tcPr>
+                <w:p>
+                  <w:pPr>
+                    <w:suppressAutoHyphens w:val="0"/>
+                    <w:rPr>
+                      <w:szCs w:val="20"/>
+                      <w:lang w:eastAsia="en-US" w:bidi="ar-SA"/>
+                    </w:rPr>
+                  </w:pPr>
+                  <w:r>
+                    <w:rPr>
+                      <w:szCs w:val="20"/>
+                      <w:lang w:eastAsia="en-US" w:bidi="ar-SA"/>
+                    </w:rPr>
+                    <w:t>123 Oak St</w:t>
+                  </w:r>
+                </w:p>
+              </w:tc>
+            </w:tr>
+            <w:tr>
+              <w:trPr>
+                <w:tblCellSpacing w:w="15" w:type="dxa"/>
+              </w:trPr>
+              <w:tc>
+                <w:tcPr>
+                  <w:tcW w:w="0" w:type="auto"/>
+                  <w:vAlign w:val="center"/>
+                  <w:hideMark/>
+                </w:tcPr>
+                <w:p>
+                  <w:pPr>
+                    <w:suppressAutoHyphens w:val="0"/>
+                    <w:rPr>
+                      <w:szCs w:val="20"/>
+                      <w:lang w:eastAsia="en-US" w:bidi="ar-SA"/>
+                    </w:rPr>
+                  </w:pPr>
+                  <w:r>
+                    <w:rPr>
+                      <w:szCs w:val="20"/>
+                      <w:lang w:eastAsia="en-US" w:bidi="ar-SA"/>
+                    </w:rPr>
+                    <w:t>C02</w:t>
+                  </w:r>
+                </w:p>
+              </w:tc>
+              <w:tc>
+                <w:tcPr>
+                  <w:tcW w:w="0" w:type="auto"/>
+                  <w:vAlign w:val="center"/>
+                  <w:hideMark/>
+                </w:tcPr>
+                <w:p>
+                  <w:pPr>
+                    <w:suppressAutoHyphens w:val="0"/>
+                    <w:rPr>
+                      <w:szCs w:val="20"/>
+                      <w:lang w:eastAsia="en-US" w:bidi="ar-SA"/>
+                    </w:rPr>
+                  </w:pPr>
+                  <w:r>
+                    <w:rPr>
+                      <w:szCs w:val="20"/>
+                      <w:lang w:eastAsia="en-US" w:bidi="ar-SA"/>
+                    </w:rPr>
+                    <w:t>Jordan Lee</w:t>
+                  </w:r>
+                </w:p>
+              </w:tc>
+              <w:tc>
+                <w:tcPr>
+                  <w:tcW w:w="0" w:type="auto"/>
+                  <w:vAlign w:val="center"/>
+                  <w:hideMark/>
+                </w:tcPr>
+                <w:p>
+                  <w:pPr>
+                    <w:suppressAutoHyphens w:val="0"/>
+                    <w:rPr>
+                      <w:szCs w:val="20"/>
+                      <w:lang w:eastAsia="en-US" w:bidi="ar-SA"/>
+                    </w:rPr>
+                  </w:pPr>
+                  <w:r>
+                    <w:rPr>
+                      <w:szCs w:val="20"/>
+                      <w:lang w:eastAsia="en-US" w:bidi="ar-SA"/>
+                    </w:rPr>
+                    <w:t>45 Pine Rd</w:t>
+                  </w:r>
+                </w:p>
+              </w:tc>
+            </w:tr>
+          </w:tbl>
           <w:p>
             <w:pPr>
               <w:pStyle w:val="BodyText"/>
@@ -935,7 +2972,585 @@
                 <w:szCs w:val="20"/>
               </w:rPr>
             </w:pPr>
+            <w:r>
+              <w:rPr>
+                <w:color w:val="000000"/>
+                <w:szCs w:val="20"/>
+              </w:rPr>
+              <w:t xml:space="preserve"> </w:t>
+            </w:r>
           </w:p>
+          <w:tbl>
+            <w:tblPr>
+              <w:tblW w:w="0" w:type="auto"/>
+              <w:tblCellSpacing w:w="15" w:type="dxa"/>
+              <w:tblBorders>
+                <w:top w:val="single" w:sz="4" w:space="0" w:color="auto"/>
+                <w:left w:val="single" w:sz="4" w:space="0" w:color="auto"/>
+                <w:bottom w:val="single" w:sz="4" w:space="0" w:color="auto"/>
+                <w:right w:val="single" w:sz="4" w:space="0" w:color="auto"/>
+              </w:tblBorders>
+              <w:tblCellMar>
+                <w:top w:w="15" w:type="dxa"/>
+                <w:left w:w="15" w:type="dxa"/>
+                <w:bottom w:w="15" w:type="dxa"/>
+                <w:right w:w="15" w:type="dxa"/>
+              </w:tblCellMar>
+              <w:tblLook w:val="04A0" w:firstRow="1" w:lastRow="0" w:firstColumn="1" w:lastColumn="0" w:noHBand="0" w:noVBand="1"/>
+            </w:tblPr>
+            <w:tblGrid>
+              <w:gridCol w:w="830"/>
+              <w:gridCol w:w="1116"/>
+              <w:gridCol w:w="1005"/>
+              <w:gridCol w:w="808"/>
+            </w:tblGrid>
+            <w:tr>
+              <w:trPr>
+                <w:tblHeader/>
+                <w:tblCellSpacing w:w="15" w:type="dxa"/>
+              </w:trPr>
+              <w:tc>
+                <w:tcPr>
+                  <w:tcW w:w="0" w:type="auto"/>
+                  <w:gridSpan w:val="4"/>
+                  <w:shd w:val="clear" w:color="auto" w:fill="F2F2F2" w:themeFill="background1" w:themeFillShade="F2"/>
+                  <w:vAlign w:val="center"/>
+                </w:tcPr>
+                <w:p>
+                  <w:pPr>
+                    <w:suppressAutoHyphens w:val="0"/>
+                    <w:rPr>
+                      <w:b/>
+                      <w:bCs/>
+                      <w:szCs w:val="20"/>
+                      <w:lang w:eastAsia="en-US" w:bidi="ar-SA"/>
+                    </w:rPr>
+                  </w:pPr>
+                  <w:r>
+                    <w:rPr>
+                      <w:b/>
+                      <w:bCs/>
+                      <w:szCs w:val="20"/>
+                      <w:lang w:eastAsia="en-US" w:bidi="ar-SA"/>
+                    </w:rPr>
+                    <w:t>Orders</w:t>
+                  </w:r>
+                </w:p>
+              </w:tc>
+            </w:tr>
+            <w:tr>
+              <w:trPr>
+                <w:tblHeader/>
+                <w:tblCellSpacing w:w="15" w:type="dxa"/>
+              </w:trPr>
+              <w:tc>
+                <w:tcPr>
+                  <w:tcW w:w="0" w:type="auto"/>
+                  <w:vAlign w:val="center"/>
+                  <w:hideMark/>
+                </w:tcPr>
+                <w:p>
+                  <w:pPr>
+                    <w:suppressAutoHyphens w:val="0"/>
+                    <w:jc w:val="center"/>
+                    <w:rPr>
+                      <w:b/>
+                      <w:bCs/>
+                      <w:szCs w:val="20"/>
+                      <w:lang w:eastAsia="en-US" w:bidi="ar-SA"/>
+                    </w:rPr>
+                  </w:pPr>
+                  <w:proofErr w:type="spellStart"/>
+                  <w:r>
+                    <w:rPr>
+                      <w:b/>
+                      <w:bCs/>
+                      <w:szCs w:val="20"/>
+                      <w:lang w:eastAsia="en-US" w:bidi="ar-SA"/>
+                    </w:rPr>
+                    <w:t>order_id</w:t>
+                  </w:r>
+                  <w:proofErr w:type="spellEnd"/>
+                </w:p>
+              </w:tc>
+              <w:tc>
+                <w:tcPr>
+                  <w:tcW w:w="0" w:type="auto"/>
+                  <w:vAlign w:val="center"/>
+                  <w:hideMark/>
+                </w:tcPr>
+                <w:p>
+                  <w:pPr>
+                    <w:suppressAutoHyphens w:val="0"/>
+                    <w:jc w:val="center"/>
+                    <w:rPr>
+                      <w:b/>
+                      <w:bCs/>
+                      <w:szCs w:val="20"/>
+                      <w:lang w:eastAsia="en-US" w:bidi="ar-SA"/>
+                    </w:rPr>
+                  </w:pPr>
+                  <w:proofErr w:type="spellStart"/>
+                  <w:r>
+                    <w:rPr>
+                      <w:b/>
+                      <w:bCs/>
+                      <w:szCs w:val="20"/>
+                      <w:lang w:eastAsia="en-US" w:bidi="ar-SA"/>
+                    </w:rPr>
+                    <w:t>customer_id</w:t>
+                  </w:r>
+                  <w:proofErr w:type="spellEnd"/>
+                </w:p>
+              </w:tc>
+              <w:tc>
+                <w:tcPr>
+                  <w:tcW w:w="0" w:type="auto"/>
+                  <w:vAlign w:val="center"/>
+                  <w:hideMark/>
+                </w:tcPr>
+                <w:p>
+                  <w:pPr>
+                    <w:suppressAutoHyphens w:val="0"/>
+                    <w:jc w:val="center"/>
+                    <w:rPr>
+                      <w:b/>
+                      <w:bCs/>
+                      <w:szCs w:val="20"/>
+                      <w:lang w:eastAsia="en-US" w:bidi="ar-SA"/>
+                    </w:rPr>
+                  </w:pPr>
+                  <w:proofErr w:type="spellStart"/>
+                  <w:r>
+                    <w:rPr>
+                      <w:b/>
+                      <w:bCs/>
+                      <w:szCs w:val="20"/>
+                      <w:lang w:eastAsia="en-US" w:bidi="ar-SA"/>
+                    </w:rPr>
+                    <w:t>product_id</w:t>
+                  </w:r>
+                  <w:proofErr w:type="spellEnd"/>
+                </w:p>
+              </w:tc>
+              <w:tc>
+                <w:tcPr>
+                  <w:tcW w:w="0" w:type="auto"/>
+                  <w:vAlign w:val="center"/>
+                  <w:hideMark/>
+                </w:tcPr>
+                <w:p>
+                  <w:pPr>
+                    <w:suppressAutoHyphens w:val="0"/>
+                    <w:jc w:val="center"/>
+                    <w:rPr>
+                      <w:b/>
+                      <w:bCs/>
+                      <w:szCs w:val="20"/>
+                      <w:lang w:eastAsia="en-US" w:bidi="ar-SA"/>
+                    </w:rPr>
+                  </w:pPr>
+                  <w:r>
+                    <w:rPr>
+                      <w:b/>
+                      <w:bCs/>
+                      <w:szCs w:val="20"/>
+                      <w:lang w:eastAsia="en-US" w:bidi="ar-SA"/>
+                    </w:rPr>
+                    <w:t>quantity</w:t>
+                  </w:r>
+                </w:p>
+              </w:tc>
+            </w:tr>
+            <w:tr>
+              <w:trPr>
+                <w:tblCellSpacing w:w="15" w:type="dxa"/>
+              </w:trPr>
+              <w:tc>
+                <w:tcPr>
+                  <w:tcW w:w="0" w:type="auto"/>
+                  <w:vAlign w:val="center"/>
+                  <w:hideMark/>
+                </w:tcPr>
+                <w:p>
+                  <w:pPr>
+                    <w:suppressAutoHyphens w:val="0"/>
+                    <w:rPr>
+                      <w:szCs w:val="20"/>
+                      <w:lang w:eastAsia="en-US" w:bidi="ar-SA"/>
+                    </w:rPr>
+                  </w:pPr>
+                  <w:r>
+                    <w:rPr>
+                      <w:szCs w:val="20"/>
+                      <w:lang w:eastAsia="en-US" w:bidi="ar-SA"/>
+                    </w:rPr>
+                    <w:t>101</w:t>
+                  </w:r>
+                </w:p>
+              </w:tc>
+              <w:tc>
+                <w:tcPr>
+                  <w:tcW w:w="0" w:type="auto"/>
+                  <w:vAlign w:val="center"/>
+                  <w:hideMark/>
+                </w:tcPr>
+                <w:p>
+                  <w:pPr>
+                    <w:suppressAutoHyphens w:val="0"/>
+                    <w:rPr>
+                      <w:szCs w:val="20"/>
+                      <w:lang w:eastAsia="en-US" w:bidi="ar-SA"/>
+                    </w:rPr>
+                  </w:pPr>
+                  <w:r>
+                    <w:rPr>
+                      <w:szCs w:val="20"/>
+                      <w:lang w:eastAsia="en-US" w:bidi="ar-SA"/>
+                    </w:rPr>
+                    <w:t>C01</w:t>
+                  </w:r>
+                </w:p>
+              </w:tc>
+              <w:tc>
+                <w:tcPr>
+                  <w:tcW w:w="0" w:type="auto"/>
+                  <w:vAlign w:val="center"/>
+                  <w:hideMark/>
+                </w:tcPr>
+                <w:p>
+                  <w:pPr>
+                    <w:suppressAutoHyphens w:val="0"/>
+                    <w:rPr>
+                      <w:szCs w:val="20"/>
+                      <w:lang w:eastAsia="en-US" w:bidi="ar-SA"/>
+                    </w:rPr>
+                  </w:pPr>
+                  <w:r>
+                    <w:rPr>
+                      <w:szCs w:val="20"/>
+                      <w:lang w:eastAsia="en-US" w:bidi="ar-SA"/>
+                    </w:rPr>
+                    <w:t>P10</w:t>
+                  </w:r>
+                </w:p>
+              </w:tc>
+              <w:tc>
+                <w:tcPr>
+                  <w:tcW w:w="0" w:type="auto"/>
+                  <w:vAlign w:val="center"/>
+                  <w:hideMark/>
+                </w:tcPr>
+                <w:p>
+                  <w:pPr>
+                    <w:suppressAutoHyphens w:val="0"/>
+                    <w:rPr>
+                      <w:szCs w:val="20"/>
+                      <w:lang w:eastAsia="en-US" w:bidi="ar-SA"/>
+                    </w:rPr>
+                  </w:pPr>
+                  <w:r>
+                    <w:rPr>
+                      <w:szCs w:val="20"/>
+                      <w:lang w:eastAsia="en-US" w:bidi="ar-SA"/>
+                    </w:rPr>
+                    <w:t>1</w:t>
+                  </w:r>
+                </w:p>
+              </w:tc>
+            </w:tr>
+            <w:tr>
+              <w:trPr>
+                <w:tblCellSpacing w:w="15" w:type="dxa"/>
+              </w:trPr>
+              <w:tc>
+                <w:tcPr>
+                  <w:tcW w:w="0" w:type="auto"/>
+                  <w:vAlign w:val="center"/>
+                  <w:hideMark/>
+                </w:tcPr>
+                <w:p>
+                  <w:pPr>
+                    <w:suppressAutoHyphens w:val="0"/>
+                    <w:rPr>
+                      <w:szCs w:val="20"/>
+                      <w:lang w:eastAsia="en-US" w:bidi="ar-SA"/>
+                    </w:rPr>
+                  </w:pPr>
+                  <w:r>
+                    <w:rPr>
+                      <w:szCs w:val="20"/>
+                      <w:lang w:eastAsia="en-US" w:bidi="ar-SA"/>
+                    </w:rPr>
+                    <w:t>102</w:t>
+                  </w:r>
+                </w:p>
+              </w:tc>
+              <w:tc>
+                <w:tcPr>
+                  <w:tcW w:w="0" w:type="auto"/>
+                  <w:vAlign w:val="center"/>
+                  <w:hideMark/>
+                </w:tcPr>
+                <w:p>
+                  <w:pPr>
+                    <w:suppressAutoHyphens w:val="0"/>
+                    <w:rPr>
+                      <w:szCs w:val="20"/>
+                      <w:lang w:eastAsia="en-US" w:bidi="ar-SA"/>
+                    </w:rPr>
+                  </w:pPr>
+                  <w:r>
+                    <w:rPr>
+                      <w:szCs w:val="20"/>
+                      <w:lang w:eastAsia="en-US" w:bidi="ar-SA"/>
+                    </w:rPr>
+                    <w:t>C01</w:t>
+                  </w:r>
+                </w:p>
+              </w:tc>
+              <w:tc>
+                <w:tcPr>
+                  <w:tcW w:w="0" w:type="auto"/>
+                  <w:vAlign w:val="center"/>
+                  <w:hideMark/>
+                </w:tcPr>
+                <w:p>
+                  <w:pPr>
+                    <w:suppressAutoHyphens w:val="0"/>
+                    <w:rPr>
+                      <w:szCs w:val="20"/>
+                      <w:lang w:eastAsia="en-US" w:bidi="ar-SA"/>
+                    </w:rPr>
+                  </w:pPr>
+                  <w:r>
+                    <w:rPr>
+                      <w:szCs w:val="20"/>
+                      <w:lang w:eastAsia="en-US" w:bidi="ar-SA"/>
+                    </w:rPr>
+                    <w:t>P12</w:t>
+                  </w:r>
+                </w:p>
+              </w:tc>
+              <w:tc>
+                <w:tcPr>
+                  <w:tcW w:w="0" w:type="auto"/>
+                  <w:vAlign w:val="center"/>
+                  <w:hideMark/>
+                </w:tcPr>
+                <w:p>
+                  <w:pPr>
+                    <w:suppressAutoHyphens w:val="0"/>
+                    <w:rPr>
+                      <w:szCs w:val="20"/>
+                      <w:lang w:eastAsia="en-US" w:bidi="ar-SA"/>
+                    </w:rPr>
+                  </w:pPr>
+                  <w:r>
+                    <w:rPr>
+                      <w:szCs w:val="20"/>
+                      <w:lang w:eastAsia="en-US" w:bidi="ar-SA"/>
+                    </w:rPr>
+                    <w:t>2</w:t>
+                  </w:r>
+                </w:p>
+              </w:tc>
+            </w:tr>
+            <w:tr>
+              <w:trPr>
+                <w:tblCellSpacing w:w="15" w:type="dxa"/>
+              </w:trPr>
+              <w:tc>
+                <w:tcPr>
+                  <w:tcW w:w="0" w:type="auto"/>
+                  <w:vAlign w:val="center"/>
+                  <w:hideMark/>
+                </w:tcPr>
+                <w:p>
+                  <w:pPr>
+                    <w:suppressAutoHyphens w:val="0"/>
+                    <w:rPr>
+                      <w:szCs w:val="20"/>
+                      <w:lang w:eastAsia="en-US" w:bidi="ar-SA"/>
+                    </w:rPr>
+                  </w:pPr>
+                  <w:r>
+                    <w:rPr>
+                      <w:szCs w:val="20"/>
+                      <w:lang w:eastAsia="en-US" w:bidi="ar-SA"/>
+                    </w:rPr>
+                    <w:t>103</w:t>
+                  </w:r>
+                </w:p>
+              </w:tc>
+              <w:tc>
+                <w:tcPr>
+                  <w:tcW w:w="0" w:type="auto"/>
+                  <w:vAlign w:val="center"/>
+                  <w:hideMark/>
+                </w:tcPr>
+                <w:p>
+                  <w:pPr>
+                    <w:suppressAutoHyphens w:val="0"/>
+                    <w:rPr>
+                      <w:szCs w:val="20"/>
+                      <w:lang w:eastAsia="en-US" w:bidi="ar-SA"/>
+                    </w:rPr>
+                  </w:pPr>
+                  <w:r>
+                    <w:rPr>
+                      <w:szCs w:val="20"/>
+                      <w:lang w:eastAsia="en-US" w:bidi="ar-SA"/>
+                    </w:rPr>
+                    <w:t>C02</w:t>
+                  </w:r>
+                </w:p>
+              </w:tc>
+              <w:tc>
+                <w:tcPr>
+                  <w:tcW w:w="0" w:type="auto"/>
+                  <w:vAlign w:val="center"/>
+                  <w:hideMark/>
+                </w:tcPr>
+                <w:p>
+                  <w:pPr>
+                    <w:suppressAutoHyphens w:val="0"/>
+                    <w:rPr>
+                      <w:szCs w:val="20"/>
+                      <w:lang w:eastAsia="en-US" w:bidi="ar-SA"/>
+                    </w:rPr>
+                  </w:pPr>
+                  <w:r>
+                    <w:rPr>
+                      <w:szCs w:val="20"/>
+                      <w:lang w:eastAsia="en-US" w:bidi="ar-SA"/>
+                    </w:rPr>
+                    <w:t>P10</w:t>
+                  </w:r>
+                </w:p>
+              </w:tc>
+              <w:tc>
+                <w:tcPr>
+                  <w:tcW w:w="0" w:type="auto"/>
+                  <w:vAlign w:val="center"/>
+                  <w:hideMark/>
+                </w:tcPr>
+                <w:p>
+                  <w:pPr>
+                    <w:suppressAutoHyphens w:val="0"/>
+                    <w:rPr>
+                      <w:szCs w:val="20"/>
+                      <w:lang w:eastAsia="en-US" w:bidi="ar-SA"/>
+                    </w:rPr>
+                  </w:pPr>
+                  <w:r>
+                    <w:rPr>
+                      <w:szCs w:val="20"/>
+                      <w:lang w:eastAsia="en-US" w:bidi="ar-SA"/>
+                    </w:rPr>
+                    <w:t>1</w:t>
+                  </w:r>
+                </w:p>
+              </w:tc>
+            </w:tr>
+            <w:tr>
+              <w:trPr>
+                <w:tblCellSpacing w:w="15" w:type="dxa"/>
+              </w:trPr>
+              <w:tc>
+                <w:tcPr>
+                  <w:tcW w:w="0" w:type="auto"/>
+                  <w:vAlign w:val="center"/>
+                  <w:hideMark/>
+                </w:tcPr>
+                <w:p>
+                  <w:pPr>
+                    <w:suppressAutoHyphens w:val="0"/>
+                    <w:rPr>
+                      <w:szCs w:val="20"/>
+                      <w:lang w:eastAsia="en-US" w:bidi="ar-SA"/>
+                    </w:rPr>
+                  </w:pPr>
+                  <w:r>
+                    <w:rPr>
+                      <w:szCs w:val="20"/>
+                      <w:lang w:eastAsia="en-US" w:bidi="ar-SA"/>
+                    </w:rPr>
+                    <w:t>104</w:t>
+                  </w:r>
+                </w:p>
+              </w:tc>
+              <w:tc>
+                <w:tcPr>
+                  <w:tcW w:w="0" w:type="auto"/>
+                  <w:vAlign w:val="center"/>
+                  <w:hideMark/>
+                </w:tcPr>
+                <w:p>
+                  <w:pPr>
+                    <w:suppressAutoHyphens w:val="0"/>
+                    <w:rPr>
+                      <w:szCs w:val="20"/>
+                      <w:lang w:eastAsia="en-US" w:bidi="ar-SA"/>
+                    </w:rPr>
+                  </w:pPr>
+                  <w:r>
+                    <w:rPr>
+                      <w:szCs w:val="20"/>
+                      <w:lang w:eastAsia="en-US" w:bidi="ar-SA"/>
+                    </w:rPr>
+                    <w:t>C01</w:t>
+                  </w:r>
+                </w:p>
+              </w:tc>
+              <w:tc>
+                <w:tcPr>
+                  <w:tcW w:w="0" w:type="auto"/>
+                  <w:vAlign w:val="center"/>
+                  <w:hideMark/>
+                </w:tcPr>
+                <w:p>
+                  <w:pPr>
+                    <w:suppressAutoHyphens w:val="0"/>
+                    <w:rPr>
+                      <w:szCs w:val="20"/>
+                      <w:lang w:eastAsia="en-US" w:bidi="ar-SA"/>
+                    </w:rPr>
+                  </w:pPr>
+                  <w:r>
+                    <w:rPr>
+                      <w:szCs w:val="20"/>
+                      <w:lang w:eastAsia="en-US" w:bidi="ar-SA"/>
+                    </w:rPr>
+                    <w:t>P10</w:t>
+                  </w:r>
+                </w:p>
+              </w:tc>
+              <w:tc>
+                <w:tcPr>
+                  <w:tcW w:w="0" w:type="auto"/>
+                  <w:vAlign w:val="center"/>
+                  <w:hideMark/>
+                </w:tcPr>
+                <w:p>
+                  <w:pPr>
+                    <w:suppressAutoHyphens w:val="0"/>
+                    <w:rPr>
+                      <w:szCs w:val="20"/>
+                      <w:lang w:eastAsia="en-US" w:bidi="ar-SA"/>
+                    </w:rPr>
+                  </w:pPr>
+                  <w:r>
+                    <w:rPr>
+                      <w:szCs w:val="20"/>
+                      <w:lang w:eastAsia="en-US" w:bidi="ar-SA"/>
+                    </w:rPr>
+                    <w:t>1</w:t>
+                  </w:r>
+                </w:p>
+              </w:tc>
+            </w:tr>
+          </w:tbl>
           <w:p>
             <w:pPr>
               <w:pStyle w:val="BodyText"/>
@@ -943,174 +3558,6 @@
               <w:rPr>
                 <w:color w:val="000000"/>
                 <w:szCs w:val="20"/>
-              </w:rPr>
-            </w:pPr>
-            <w:r>
-              <w:rPr>
-                <w:color w:val="000000"/>
-                <w:szCs w:val="20"/>
-              </w:rPr>
-              <w:t xml:space="preserve">Write code to </w:t>
-            </w:r>
-            <w:r>
-              <w:rPr>
-                <w:color w:val="000000"/>
-                <w:szCs w:val="20"/>
-              </w:rPr>
-              <w:t>answer</w:t>
-            </w:r>
-            <w:r>
-              <w:rPr>
-                <w:color w:val="000000"/>
-                <w:szCs w:val="20"/>
-              </w:rPr>
-              <w:t xml:space="preserve"> the following,</w:t>
-            </w:r>
-          </w:p>
-        </w:tc>
-      </w:tr>
-      <w:tr>
-        <w:trPr>
-          <w:trHeight w:val="161"/>
-        </w:trPr>
-        <w:tc>
-          <w:tcPr>
-            <w:tcW w:w="3505" w:type="dxa"/>
-          </w:tcPr>
-          <w:p>
-            <w:pPr>
-              <w:rPr>
-                <w:color w:val="000000"/>
-              </w:rPr>
-            </w:pPr>
-            <w:r>
-              <w:rPr>
-                <w:color w:val="000000"/>
-              </w:rPr>
-              <w:t>What is the most expensive shoe for each shoe type</w:t>
-            </w:r>
-          </w:p>
-        </w:tc>
-        <w:tc>
-          <w:tcPr>
-            <w:tcW w:w="5845" w:type="dxa"/>
-          </w:tcPr>
-          <w:p>
-            <w:pPr>
-              <w:rPr>
-                <w:color w:val="000000"/>
-              </w:rPr>
-            </w:pPr>
-          </w:p>
-          <w:p>
-            <w:pPr>
-              <w:rPr>
-                <w:color w:val="000000"/>
-              </w:rPr>
-            </w:pPr>
-          </w:p>
-          <w:p>
-            <w:pPr>
-              <w:rPr>
-                <w:color w:val="000000"/>
-              </w:rPr>
-            </w:pPr>
-          </w:p>
-        </w:tc>
-      </w:tr>
-      <w:tr>
-        <w:trPr>
-          <w:trHeight w:val="161"/>
-        </w:trPr>
-        <w:tc>
-          <w:tcPr>
-            <w:tcW w:w="3505" w:type="dxa"/>
-          </w:tcPr>
-          <w:p>
-            <w:pPr>
-              <w:rPr>
-                <w:color w:val="000000"/>
-              </w:rPr>
-            </w:pPr>
-            <w:r>
-              <w:rPr>
-                <w:color w:val="000000"/>
-              </w:rPr>
-              <w:t>What is the average cost of different colored shoes</w:t>
-            </w:r>
-          </w:p>
-        </w:tc>
-        <w:tc>
-          <w:tcPr>
-            <w:tcW w:w="5845" w:type="dxa"/>
-          </w:tcPr>
-          <w:p>
-            <w:pPr>
-              <w:rPr>
-                <w:color w:val="000000"/>
-              </w:rPr>
-            </w:pPr>
-          </w:p>
-          <w:p>
-            <w:pPr>
-              <w:rPr>
-                <w:color w:val="000000"/>
-              </w:rPr>
-            </w:pPr>
-          </w:p>
-          <w:p>
-            <w:pPr>
-              <w:rPr>
-                <w:color w:val="000000"/>
-              </w:rPr>
-            </w:pPr>
-          </w:p>
-        </w:tc>
-      </w:tr>
-      <w:tr>
-        <w:trPr>
-          <w:trHeight w:val="161"/>
-        </w:trPr>
-        <w:tc>
-          <w:tcPr>
-            <w:tcW w:w="3505" w:type="dxa"/>
-          </w:tcPr>
-          <w:p>
-            <w:pPr>
-              <w:rPr>
-                <w:color w:val="000000"/>
-              </w:rPr>
-            </w:pPr>
-            <w:r>
-              <w:rPr>
-                <w:color w:val="000000"/>
-              </w:rPr>
-              <w:t>What is the median cost for shoes of different material</w:t>
-            </w:r>
-          </w:p>
-        </w:tc>
-        <w:tc>
-          <w:tcPr>
-            <w:tcW w:w="5845" w:type="dxa"/>
-          </w:tcPr>
-          <w:p>
-            <w:pPr>
-              <w:rPr>
-                <w:color w:val="000000"/>
-              </w:rPr>
-            </w:pPr>
-          </w:p>
-          <w:p>
-            <w:pPr>
-              <w:rPr>
-                <w:color w:val="000000"/>
-              </w:rPr>
-            </w:pPr>
-          </w:p>
-          <w:p>
-            <w:pPr>
-              <w:rPr>
-                <w:color w:val="000000"/>
               </w:rPr>
             </w:pPr>
           </w:p>
@@ -1135,7 +3582,207 @@
               <w:rPr>
                 <w:color w:val="000000"/>
               </w:rPr>
-              <w:t>What is the datatype returned for each statement above?</w:t>
+              <w:t xml:space="preserve">The following causes an error.  Explain. </w:t>
+            </w:r>
+          </w:p>
+          <w:p>
+            <w:pPr>
+              <w:rPr>
+                <w:color w:val="000000"/>
+              </w:rPr>
+            </w:pPr>
+          </w:p>
+          <w:p>
+            <w:pPr>
+              <w:shd w:val="clear" w:color="auto" w:fill="FFFFFF"/>
+              <w:suppressAutoHyphens w:val="0"/>
+              <w:spacing w:line="360" w:lineRule="atLeast"/>
+              <w:rPr>
+                <w:rFonts w:ascii="Consolas" w:hAnsi="Consolas"/>
+                <w:color w:val="3B3B3B"/>
+                <w:szCs w:val="20"/>
+                <w:lang w:eastAsia="en-US" w:bidi="ar-SA"/>
+              </w:rPr>
+            </w:pPr>
+            <w:r>
+              <w:rPr>
+                <w:rFonts w:ascii="Consolas" w:hAnsi="Consolas"/>
+                <w:color w:val="3B3B3B"/>
+                <w:szCs w:val="20"/>
+                <w:lang w:eastAsia="en-US" w:bidi="ar-SA"/>
+              </w:rPr>
+              <w:t xml:space="preserve">result </w:t>
+            </w:r>
+            <w:r>
+              <w:rPr>
+                <w:rFonts w:ascii="Consolas" w:hAnsi="Consolas"/>
+                <w:color w:val="000000"/>
+                <w:szCs w:val="20"/>
+                <w:lang w:eastAsia="en-US" w:bidi="ar-SA"/>
+              </w:rPr>
+              <w:t>=</w:t>
+            </w:r>
+            <w:r>
+              <w:rPr>
+                <w:rFonts w:ascii="Consolas" w:hAnsi="Consolas"/>
+                <w:color w:val="3B3B3B"/>
+                <w:szCs w:val="20"/>
+                <w:lang w:eastAsia="en-US" w:bidi="ar-SA"/>
+              </w:rPr>
+              <w:t xml:space="preserve"> </w:t>
+            </w:r>
+            <w:proofErr w:type="spellStart"/>
+            <w:proofErr w:type="gramStart"/>
+            <w:r>
+              <w:rPr>
+                <w:rFonts w:ascii="Consolas" w:hAnsi="Consolas"/>
+                <w:color w:val="3B3B3B"/>
+                <w:szCs w:val="20"/>
+                <w:lang w:eastAsia="en-US" w:bidi="ar-SA"/>
+              </w:rPr>
+              <w:t>customers.merge</w:t>
+            </w:r>
+            <w:proofErr w:type="spellEnd"/>
+            <w:proofErr w:type="gramEnd"/>
+            <w:r>
+              <w:rPr>
+                <w:rFonts w:ascii="Consolas" w:hAnsi="Consolas"/>
+                <w:color w:val="3B3B3B"/>
+                <w:szCs w:val="20"/>
+                <w:lang w:eastAsia="en-US" w:bidi="ar-SA"/>
+              </w:rPr>
+              <w:t>(products)</w:t>
+            </w:r>
+          </w:p>
+          <w:p>
+            <w:pPr>
+              <w:rPr>
+                <w:color w:val="000000"/>
+              </w:rPr>
+            </w:pPr>
+          </w:p>
+        </w:tc>
+      </w:tr>
+      <w:tr>
+        <w:trPr>
+          <w:trHeight w:val="161"/>
+        </w:trPr>
+        <w:tc>
+          <w:tcPr>
+            <w:tcW w:w="9350" w:type="dxa"/>
+            <w:gridSpan w:val="2"/>
+          </w:tcPr>
+          <w:p>
+            <w:pPr>
+              <w:rPr>
+                <w:color w:val="000000"/>
+              </w:rPr>
+            </w:pPr>
+          </w:p>
+          <w:p>
+            <w:pPr>
+              <w:rPr>
+                <w:color w:val="EE0000"/>
+              </w:rPr>
+            </w:pPr>
+          </w:p>
+          <w:p>
+            <w:pPr>
+              <w:rPr>
+                <w:color w:val="000000"/>
+              </w:rPr>
+            </w:pPr>
+          </w:p>
+        </w:tc>
+      </w:tr>
+      <w:tr>
+        <w:trPr>
+          <w:trHeight w:val="161"/>
+        </w:trPr>
+        <w:tc>
+          <w:tcPr>
+            <w:tcW w:w="9350" w:type="dxa"/>
+            <w:gridSpan w:val="2"/>
+          </w:tcPr>
+          <w:p>
+            <w:pPr>
+              <w:rPr>
+                <w:color w:val="000000"/>
+              </w:rPr>
+            </w:pPr>
+            <w:r>
+              <w:rPr>
+                <w:color w:val="000000"/>
+              </w:rPr>
+              <w:t xml:space="preserve">In the space below, write code that could be used to merge all three tables. </w:t>
+            </w:r>
+            <w:r>
+              <w:rPr>
+                <w:color w:val="000000"/>
+              </w:rPr>
+              <w:t xml:space="preserve"> The final table should </w:t>
+            </w:r>
+            <w:proofErr w:type="gramStart"/>
+            <w:r>
+              <w:rPr>
+                <w:color w:val="000000"/>
+              </w:rPr>
+              <w:t>like</w:t>
+            </w:r>
+            <w:proofErr w:type="gramEnd"/>
+            <w:r>
+              <w:rPr>
+                <w:color w:val="000000"/>
+              </w:rPr>
+              <w:t xml:space="preserve"> the one below, </w:t>
+            </w:r>
+          </w:p>
+          <w:p>
+            <w:pPr>
+              <w:rPr>
+                <w:color w:val="000000"/>
+              </w:rPr>
+            </w:pPr>
+            <w:r>
+              <w:rPr>
+                <w:noProof/>
+                <w:color w:val="000000"/>
+              </w:rPr>
+              <w:drawing>
+                <wp:inline distT="0" distB="0" distL="0" distR="0" wp14:anchorId="7697E405" wp14:editId="3C137B38">
+                  <wp:extent cx="4344585" cy="822964"/>
+                  <wp:effectExtent l="0" t="0" r="0" b="0"/>
+                  <wp:docPr id="1925817702" name="Picture 1"/>
+                  <wp:cNvGraphicFramePr>
+                    <a:graphicFrameLocks xmlns:a="http://schemas.openxmlformats.org/drawingml/2006/main" noChangeAspect="1"/>
+                  </wp:cNvGraphicFramePr>
+                  <a:graphic xmlns:a="http://schemas.openxmlformats.org/drawingml/2006/main">
+                    <a:graphicData uri="http://schemas.openxmlformats.org/drawingml/2006/picture">
+                      <pic:pic xmlns:pic="http://schemas.openxmlformats.org/drawingml/2006/picture">
+                        <pic:nvPicPr>
+                          <pic:cNvPr id="1925817702" name=""/>
+                          <pic:cNvPicPr/>
+                        </pic:nvPicPr>
+                        <pic:blipFill>
+                          <a:blip r:embed="rId11"/>
+                          <a:stretch>
+                            <a:fillRect/>
+                          </a:stretch>
+                        </pic:blipFill>
+                        <pic:spPr>
+                          <a:xfrm>
+                            <a:off x="0" y="0"/>
+                            <a:ext cx="4385323" cy="830681"/>
+                          </a:xfrm>
+                          <a:prstGeom prst="rect">
+                            <a:avLst/>
+                          </a:prstGeom>
+                        </pic:spPr>
+                      </pic:pic>
+                    </a:graphicData>
+                  </a:graphic>
+                </wp:inline>
+              </w:drawing>
             </w:r>
           </w:p>
         </w:tc>
@@ -1158,6 +3805,34 @@
           </w:p>
           <w:p>
             <w:pPr>
+              <w:shd w:val="clear" w:color="auto" w:fill="FFFFFF"/>
+              <w:suppressAutoHyphens w:val="0"/>
+              <w:spacing w:line="360" w:lineRule="atLeast"/>
+              <w:rPr>
+                <w:rFonts w:ascii="Consolas" w:hAnsi="Consolas"/>
+                <w:color w:val="EE0000"/>
+                <w:szCs w:val="20"/>
+                <w:lang w:eastAsia="en-US" w:bidi="ar-SA"/>
+              </w:rPr>
+            </w:pPr>
+          </w:p>
+          <w:p>
+            <w:pPr>
+              <w:shd w:val="clear" w:color="auto" w:fill="FFFFFF"/>
+              <w:suppressAutoHyphens w:val="0"/>
+              <w:spacing w:line="360" w:lineRule="atLeast"/>
+              <w:rPr>
+                <w:rFonts w:ascii="Consolas" w:hAnsi="Consolas"/>
+                <w:color w:val="000000"/>
+                <w:szCs w:val="20"/>
+              </w:rPr>
+            </w:pPr>
+          </w:p>
+          <w:p>
+            <w:pPr>
+              <w:shd w:val="clear" w:color="auto" w:fill="FFFFFF"/>
+              <w:suppressAutoHyphens w:val="0"/>
+              <w:spacing w:line="360" w:lineRule="atLeast"/>
               <w:rPr>
                 <w:color w:val="000000"/>
               </w:rPr>
@@ -1184,19 +3859,557 @@
               <w:rPr>
                 <w:color w:val="000000"/>
               </w:rPr>
-              <w:t>How can you convert each datatype into a dataframe?</w:t>
+              <w:t>Write code to answer the following questions,</w:t>
             </w:r>
           </w:p>
         </w:tc>
       </w:tr>
       <w:tr>
         <w:trPr>
-          <w:trHeight w:val="161"/>
+          <w:trHeight w:val="44"/>
+        </w:trPr>
+        <w:tc>
+          <w:tcPr>
+            <w:tcW w:w="3775" w:type="dxa"/>
+          </w:tcPr>
+          <w:p>
+            <w:pPr>
+              <w:rPr>
+                <w:color w:val="000000"/>
+              </w:rPr>
+            </w:pPr>
+            <w:r>
+              <w:rPr>
+                <w:color w:val="000000"/>
+              </w:rPr>
+              <w:t>What products did Alex Kim order?</w:t>
+            </w:r>
+          </w:p>
+        </w:tc>
+        <w:tc>
+          <w:tcPr>
+            <w:tcW w:w="5575" w:type="dxa"/>
+          </w:tcPr>
+          <w:p>
+            <w:pPr>
+              <w:rPr>
+                <w:color w:val="000000"/>
+              </w:rPr>
+            </w:pPr>
+          </w:p>
+          <w:p>
+            <w:pPr>
+              <w:rPr>
+                <w:color w:val="000000"/>
+              </w:rPr>
+            </w:pPr>
+          </w:p>
+          <w:p>
+            <w:pPr>
+              <w:rPr>
+                <w:color w:val="000000"/>
+              </w:rPr>
+            </w:pPr>
+          </w:p>
+        </w:tc>
+      </w:tr>
+      <w:tr>
+        <w:trPr>
+          <w:trHeight w:val="44"/>
+        </w:trPr>
+        <w:tc>
+          <w:tcPr>
+            <w:tcW w:w="3775" w:type="dxa"/>
+          </w:tcPr>
+          <w:p>
+            <w:pPr>
+              <w:rPr>
+                <w:color w:val="000000"/>
+              </w:rPr>
+            </w:pPr>
+            <w:r>
+              <w:rPr>
+                <w:color w:val="000000"/>
+              </w:rPr>
+              <w:t>What is the total cost of each order (</w:t>
+            </w:r>
+            <w:proofErr w:type="spellStart"/>
+            <w:r>
+              <w:rPr>
+                <w:color w:val="000000"/>
+              </w:rPr>
+              <w:t>product_price</w:t>
+            </w:r>
+            <w:proofErr w:type="spellEnd"/>
+            <w:r>
+              <w:rPr>
+                <w:color w:val="000000"/>
+              </w:rPr>
+              <w:t xml:space="preserve"> × quantity)?</w:t>
+            </w:r>
+          </w:p>
+        </w:tc>
+        <w:tc>
+          <w:tcPr>
+            <w:tcW w:w="5575" w:type="dxa"/>
+          </w:tcPr>
+          <w:p>
+            <w:pPr>
+              <w:rPr>
+                <w:color w:val="EE0000"/>
+              </w:rPr>
+            </w:pPr>
+          </w:p>
+          <w:p>
+            <w:pPr>
+              <w:rPr>
+                <w:color w:val="EE0000"/>
+              </w:rPr>
+            </w:pPr>
+          </w:p>
+          <w:p>
+            <w:pPr>
+              <w:rPr>
+                <w:color w:val="EE0000"/>
+              </w:rPr>
+            </w:pPr>
+          </w:p>
+        </w:tc>
+      </w:tr>
+      <w:tr>
+        <w:trPr>
+          <w:trHeight w:val="44"/>
+        </w:trPr>
+        <w:tc>
+          <w:tcPr>
+            <w:tcW w:w="3775" w:type="dxa"/>
+          </w:tcPr>
+          <w:p>
+            <w:pPr>
+              <w:rPr>
+                <w:color w:val="000000"/>
+              </w:rPr>
+            </w:pPr>
+            <w:r>
+              <w:rPr>
+                <w:color w:val="000000"/>
+              </w:rPr>
+              <w:t>Which customer spent the most money?</w:t>
+            </w:r>
+          </w:p>
+        </w:tc>
+        <w:tc>
+          <w:tcPr>
+            <w:tcW w:w="5575" w:type="dxa"/>
+          </w:tcPr>
+          <w:p>
+            <w:pPr>
+              <w:rPr>
+                <w:color w:val="EE0000"/>
+              </w:rPr>
+            </w:pPr>
+          </w:p>
+          <w:p>
+            <w:pPr>
+              <w:rPr>
+                <w:color w:val="EE0000"/>
+              </w:rPr>
+            </w:pPr>
+          </w:p>
+          <w:p>
+            <w:pPr>
+              <w:rPr>
+                <w:color w:val="EE0000"/>
+              </w:rPr>
+            </w:pPr>
+          </w:p>
+        </w:tc>
+      </w:tr>
+    </w:tbl>
+    <w:p/>
+    <w:p/>
+    <w:p/>
+    <w:p/>
+    <w:tbl>
+      <w:tblPr>
+        <w:tblStyle w:val="TableGrid"/>
+        <w:tblW w:w="0" w:type="auto"/>
+        <w:tblLook w:val="04A0" w:firstRow="1" w:lastRow="0" w:firstColumn="1" w:lastColumn="0" w:noHBand="0" w:noVBand="1"/>
+      </w:tblPr>
+      <w:tblGrid>
+        <w:gridCol w:w="9350"/>
+      </w:tblGrid>
+      <w:tr>
+        <w:tc>
+          <w:tcPr>
+            <w:tcW w:w="9350" w:type="dxa"/>
+          </w:tcPr>
+          <w:p>
+            <w:pPr>
+              <w:pStyle w:val="ListParagraph"/>
+              <w:ind w:left="0"/>
+              <w:rPr>
+                <w:rFonts w:cs="Times New Roman"/>
+                <w:b/>
+                <w:bCs/>
+                <w:color w:val="000000"/>
+              </w:rPr>
+            </w:pPr>
+            <w:r>
+              <w:rPr>
+                <w:rFonts w:cs="Times New Roman"/>
+                <w:b/>
+                <w:bCs/>
+                <w:color w:val="000000"/>
+              </w:rPr>
+              <w:lastRenderedPageBreak/>
+              <w:t xml:space="preserve">Skill </w:t>
+            </w:r>
+            <w:r>
+              <w:rPr>
+                <w:rFonts w:cs="Times New Roman"/>
+                <w:b/>
+                <w:bCs/>
+                <w:color w:val="000000"/>
+              </w:rPr>
+              <w:t>2</w:t>
+            </w:r>
+            <w:r>
+              <w:rPr>
+                <w:rFonts w:cs="Times New Roman"/>
+                <w:b/>
+                <w:bCs/>
+                <w:color w:val="000000"/>
+              </w:rPr>
+              <w:t>3</w:t>
+            </w:r>
+            <w:r>
+              <w:rPr>
+                <w:rFonts w:cs="Times New Roman"/>
+                <w:b/>
+                <w:bCs/>
+                <w:color w:val="000000"/>
+              </w:rPr>
+              <w:t>.4 Exercise 1</w:t>
+            </w:r>
+          </w:p>
+        </w:tc>
+      </w:tr>
+      <w:tr>
+        <w:tc>
+          <w:tcPr>
+            <w:tcW w:w="9350" w:type="dxa"/>
+          </w:tcPr>
+          <w:p>
+            <w:pPr>
+              <w:pStyle w:val="BodyText"/>
+              <w:spacing w:after="0"/>
+              <w:rPr>
+                <w:color w:val="000000"/>
+                <w:szCs w:val="20"/>
+              </w:rPr>
+            </w:pPr>
+            <w:r>
+              <w:rPr>
+                <w:color w:val="000000"/>
+                <w:szCs w:val="20"/>
+              </w:rPr>
+              <w:t>Refer t</w:t>
+            </w:r>
+            <w:r>
+              <w:rPr>
+                <w:color w:val="000000"/>
+                <w:szCs w:val="20"/>
+              </w:rPr>
+              <w:t xml:space="preserve">o the tables below, </w:t>
+            </w:r>
+          </w:p>
+          <w:tbl>
+            <w:tblPr>
+              <w:tblStyle w:val="TableGrid"/>
+              <w:tblW w:w="0" w:type="auto"/>
+              <w:tblLook w:val="04A0" w:firstRow="1" w:lastRow="0" w:firstColumn="1" w:lastColumn="0" w:noHBand="0" w:noVBand="1"/>
+            </w:tblPr>
+            <w:tblGrid>
+              <w:gridCol w:w="3483"/>
+              <w:gridCol w:w="5326"/>
+            </w:tblGrid>
+            <w:tr>
+              <w:tc>
+                <w:tcPr>
+                  <w:tcW w:w="3483" w:type="dxa"/>
+                  <w:shd w:val="clear" w:color="auto" w:fill="F2F2F2" w:themeFill="background1" w:themeFillShade="F2"/>
+                </w:tcPr>
+                <w:p>
+                  <w:pPr>
+                    <w:pStyle w:val="BodyText"/>
+                    <w:spacing w:after="0"/>
+                    <w:rPr>
+                      <w:b/>
+                      <w:bCs/>
+                      <w:color w:val="000000"/>
+                      <w:szCs w:val="20"/>
+                    </w:rPr>
+                  </w:pPr>
+                  <w:r>
+                    <w:rPr>
+                      <w:b/>
+                      <w:bCs/>
+                      <w:color w:val="000000"/>
+                      <w:szCs w:val="20"/>
+                    </w:rPr>
+                    <w:t>products</w:t>
+                  </w:r>
+                </w:p>
+              </w:tc>
+              <w:tc>
+                <w:tcPr>
+                  <w:tcW w:w="3483" w:type="dxa"/>
+                  <w:shd w:val="clear" w:color="auto" w:fill="F2F2F2" w:themeFill="background1" w:themeFillShade="F2"/>
+                </w:tcPr>
+                <w:p>
+                  <w:pPr>
+                    <w:pStyle w:val="BodyText"/>
+                    <w:spacing w:after="0"/>
+                    <w:rPr>
+                      <w:b/>
+                      <w:bCs/>
+                      <w:color w:val="000000"/>
+                      <w:szCs w:val="20"/>
+                    </w:rPr>
+                  </w:pPr>
+                  <w:r>
+                    <w:rPr>
+                      <w:b/>
+                      <w:bCs/>
+                      <w:color w:val="000000"/>
+                      <w:szCs w:val="20"/>
+                    </w:rPr>
+                    <w:t>orders</w:t>
+                  </w:r>
+                </w:p>
+              </w:tc>
+            </w:tr>
+            <w:tr>
+              <w:tc>
+                <w:tcPr>
+                  <w:tcW w:w="3483" w:type="dxa"/>
+                </w:tcPr>
+                <w:p>
+                  <w:pPr>
+                    <w:pStyle w:val="BodyText"/>
+                    <w:spacing w:after="0"/>
+                    <w:rPr>
+                      <w:color w:val="000000"/>
+                      <w:szCs w:val="20"/>
+                    </w:rPr>
+                  </w:pPr>
+                  <w:r>
+                    <w:rPr>
+                      <w:noProof/>
+                      <w:color w:val="000000"/>
+                      <w:szCs w:val="20"/>
+                    </w:rPr>
+                    <w:drawing>
+                      <wp:inline distT="0" distB="0" distL="0" distR="0" wp14:anchorId="526AE04B" wp14:editId="692B8BFD">
+                        <wp:extent cx="1710354" cy="1010881"/>
+                        <wp:effectExtent l="0" t="0" r="4445" b="0"/>
+                        <wp:docPr id="1285509654" name="Picture 1"/>
+                        <wp:cNvGraphicFramePr>
+                          <a:graphicFrameLocks xmlns:a="http://schemas.openxmlformats.org/drawingml/2006/main" noChangeAspect="1"/>
+                        </wp:cNvGraphicFramePr>
+                        <a:graphic xmlns:a="http://schemas.openxmlformats.org/drawingml/2006/main">
+                          <a:graphicData uri="http://schemas.openxmlformats.org/drawingml/2006/picture">
+                            <pic:pic xmlns:pic="http://schemas.openxmlformats.org/drawingml/2006/picture">
+                              <pic:nvPicPr>
+                                <pic:cNvPr id="1285509654" name=""/>
+                                <pic:cNvPicPr/>
+                              </pic:nvPicPr>
+                              <pic:blipFill>
+                                <a:blip r:embed="rId12"/>
+                                <a:stretch>
+                                  <a:fillRect/>
+                                </a:stretch>
+                              </pic:blipFill>
+                              <pic:spPr>
+                                <a:xfrm>
+                                  <a:off x="0" y="0"/>
+                                  <a:ext cx="1719301" cy="1016169"/>
+                                </a:xfrm>
+                                <a:prstGeom prst="rect">
+                                  <a:avLst/>
+                                </a:prstGeom>
+                              </pic:spPr>
+                            </pic:pic>
+                          </a:graphicData>
+                        </a:graphic>
+                      </wp:inline>
+                    </w:drawing>
+                  </w:r>
+                </w:p>
+              </w:tc>
+              <w:tc>
+                <w:tcPr>
+                  <w:tcW w:w="3483" w:type="dxa"/>
+                </w:tcPr>
+                <w:p>
+                  <w:pPr>
+                    <w:pStyle w:val="BodyText"/>
+                    <w:spacing w:after="0"/>
+                    <w:rPr>
+                      <w:color w:val="000000"/>
+                      <w:szCs w:val="20"/>
+                    </w:rPr>
+                  </w:pPr>
+                  <w:r>
+                    <w:rPr>
+                      <w:noProof/>
+                      <w:color w:val="000000"/>
+                      <w:szCs w:val="20"/>
+                    </w:rPr>
+                    <w:drawing>
+                      <wp:inline distT="0" distB="0" distL="0" distR="0" wp14:anchorId="46A65495" wp14:editId="7607B2A4">
+                        <wp:extent cx="3245121" cy="1933033"/>
+                        <wp:effectExtent l="0" t="0" r="0" b="0"/>
+                        <wp:docPr id="403103223" name="Picture 1"/>
+                        <wp:cNvGraphicFramePr>
+                          <a:graphicFrameLocks xmlns:a="http://schemas.openxmlformats.org/drawingml/2006/main" noChangeAspect="1"/>
+                        </wp:cNvGraphicFramePr>
+                        <a:graphic xmlns:a="http://schemas.openxmlformats.org/drawingml/2006/main">
+                          <a:graphicData uri="http://schemas.openxmlformats.org/drawingml/2006/picture">
+                            <pic:pic xmlns:pic="http://schemas.openxmlformats.org/drawingml/2006/picture">
+                              <pic:nvPicPr>
+                                <pic:cNvPr id="403103223" name=""/>
+                                <pic:cNvPicPr/>
+                              </pic:nvPicPr>
+                              <pic:blipFill>
+                                <a:blip r:embed="rId13"/>
+                                <a:stretch>
+                                  <a:fillRect/>
+                                </a:stretch>
+                              </pic:blipFill>
+                              <pic:spPr>
+                                <a:xfrm>
+                                  <a:off x="0" y="0"/>
+                                  <a:ext cx="3272813" cy="1949529"/>
+                                </a:xfrm>
+                                <a:prstGeom prst="rect">
+                                  <a:avLst/>
+                                </a:prstGeom>
+                              </pic:spPr>
+                            </pic:pic>
+                          </a:graphicData>
+                        </a:graphic>
+                      </wp:inline>
+                    </w:drawing>
+                  </w:r>
+                </w:p>
+              </w:tc>
+            </w:tr>
+          </w:tbl>
+          <w:p>
+            <w:pPr>
+              <w:pStyle w:val="BodyText"/>
+              <w:spacing w:after="0"/>
+              <w:rPr>
+                <w:color w:val="000000"/>
+                <w:szCs w:val="20"/>
+              </w:rPr>
+            </w:pPr>
+            <w:r>
+              <w:rPr>
+                <w:color w:val="000000"/>
+                <w:szCs w:val="20"/>
+              </w:rPr>
+              <w:t xml:space="preserve">In the space below, rename the </w:t>
+            </w:r>
+            <w:r>
+              <w:rPr>
+                <w:i/>
+                <w:iCs/>
+                <w:color w:val="000000"/>
+                <w:szCs w:val="20"/>
+              </w:rPr>
+              <w:t>id</w:t>
+            </w:r>
+            <w:r>
+              <w:rPr>
+                <w:color w:val="000000"/>
+                <w:szCs w:val="20"/>
+              </w:rPr>
+              <w:t xml:space="preserve"> column in </w:t>
+            </w:r>
+            <w:r>
+              <w:rPr>
+                <w:i/>
+                <w:iCs/>
+                <w:color w:val="000000"/>
+                <w:szCs w:val="20"/>
+              </w:rPr>
+              <w:t>products</w:t>
+            </w:r>
+            <w:r>
+              <w:rPr>
+                <w:color w:val="000000"/>
+                <w:szCs w:val="20"/>
+              </w:rPr>
+              <w:t xml:space="preserve"> to </w:t>
+            </w:r>
+            <w:proofErr w:type="spellStart"/>
+            <w:r>
+              <w:rPr>
+                <w:i/>
+                <w:iCs/>
+                <w:color w:val="000000"/>
+                <w:szCs w:val="20"/>
+              </w:rPr>
+              <w:t>product_id</w:t>
+            </w:r>
+            <w:proofErr w:type="spellEnd"/>
+            <w:r>
+              <w:rPr>
+                <w:color w:val="000000"/>
+                <w:szCs w:val="20"/>
+              </w:rPr>
+              <w:t xml:space="preserve">, then merge the tables.  Store the result in </w:t>
+            </w:r>
+            <w:proofErr w:type="spellStart"/>
+            <w:r>
+              <w:rPr>
+                <w:i/>
+                <w:iCs/>
+                <w:color w:val="000000"/>
+                <w:szCs w:val="20"/>
+              </w:rPr>
+              <w:t>product_</w:t>
+            </w:r>
+            <w:r>
+              <w:rPr>
+                <w:i/>
+                <w:iCs/>
+                <w:color w:val="000000"/>
+                <w:szCs w:val="20"/>
+              </w:rPr>
+              <w:t>orders</w:t>
+            </w:r>
+            <w:proofErr w:type="spellEnd"/>
+            <w:r>
+              <w:rPr>
+                <w:color w:val="000000"/>
+                <w:szCs w:val="20"/>
+              </w:rPr>
+              <w:t xml:space="preserve">. </w:t>
+            </w:r>
+          </w:p>
+        </w:tc>
+      </w:tr>
+      <w:tr>
+        <w:trPr>
+          <w:trHeight w:val="1390"/>
         </w:trPr>
         <w:tc>
           <w:tcPr>
             <w:tcW w:w="9350" w:type="dxa"/>
-            <w:gridSpan w:val="2"/>
           </w:tcPr>
           <w:p>
             <w:pPr>
@@ -1207,6 +4420,34 @@
           </w:p>
           <w:p>
             <w:pPr>
+              <w:shd w:val="clear" w:color="auto" w:fill="FFFFFF"/>
+              <w:suppressAutoHyphens w:val="0"/>
+              <w:spacing w:line="360" w:lineRule="atLeast"/>
+              <w:rPr>
+                <w:rFonts w:ascii="Consolas" w:hAnsi="Consolas"/>
+                <w:color w:val="EE0000"/>
+                <w:szCs w:val="20"/>
+                <w:lang w:eastAsia="en-US" w:bidi="ar-SA"/>
+              </w:rPr>
+            </w:pPr>
+          </w:p>
+          <w:p>
+            <w:pPr>
+              <w:shd w:val="clear" w:color="auto" w:fill="FFFFFF"/>
+              <w:suppressAutoHyphens w:val="0"/>
+              <w:spacing w:line="360" w:lineRule="atLeast"/>
+              <w:rPr>
+                <w:rFonts w:ascii="Consolas" w:hAnsi="Consolas"/>
+                <w:color w:val="EE0000"/>
+                <w:szCs w:val="20"/>
+              </w:rPr>
+            </w:pPr>
+          </w:p>
+          <w:p>
+            <w:pPr>
+              <w:shd w:val="clear" w:color="auto" w:fill="FFFFFF"/>
+              <w:suppressAutoHyphens w:val="0"/>
+              <w:spacing w:line="360" w:lineRule="atLeast"/>
               <w:rPr>
                 <w:color w:val="000000"/>
               </w:rPr>
@@ -1223,14 +4464,12 @@
         <w:tblLook w:val="04A0" w:firstRow="1" w:lastRow="0" w:firstColumn="1" w:lastColumn="0" w:noHBand="0" w:noVBand="1"/>
       </w:tblPr>
       <w:tblGrid>
-        <w:gridCol w:w="3505"/>
-        <w:gridCol w:w="5845"/>
+        <w:gridCol w:w="9350"/>
       </w:tblGrid>
       <w:tr>
         <w:tc>
           <w:tcPr>
             <w:tcW w:w="9350" w:type="dxa"/>
-            <w:gridSpan w:val="2"/>
           </w:tcPr>
           <w:p>
             <w:pPr>
@@ -1259,7 +4498,25 @@
                 <w:bCs/>
                 <w:color w:val="000000"/>
               </w:rPr>
-              <w:t>22.4 Exercise 1</w:t>
+              <w:t>23.</w:t>
+            </w:r>
+            <w:r>
+              <w:rPr>
+                <w:rFonts w:cs="Times New Roman"/>
+                <w:b/>
+                <w:bCs/>
+                <w:color w:val="000000"/>
+              </w:rPr>
+              <w:t>5</w:t>
+            </w:r>
+            <w:r>
+              <w:rPr>
+                <w:rFonts w:cs="Times New Roman"/>
+                <w:b/>
+                <w:bCs/>
+                <w:color w:val="000000"/>
+              </w:rPr>
+              <w:t xml:space="preserve"> Exercise 1</w:t>
             </w:r>
           </w:p>
         </w:tc>
@@ -1268,7 +4525,6 @@
         <w:tc>
           <w:tcPr>
             <w:tcW w:w="9350" w:type="dxa"/>
-            <w:gridSpan w:val="2"/>
           </w:tcPr>
           <w:p>
             <w:pPr>
@@ -1284,25 +4540,1582 @@
                 <w:color w:val="000000"/>
                 <w:szCs w:val="20"/>
               </w:rPr>
-              <w:t xml:space="preserve">Refer to the </w:t>
-            </w:r>
-            <w:r>
-              <w:rPr>
-                <w:i/>
-                <w:iCs/>
-                <w:color w:val="000000"/>
-                <w:szCs w:val="20"/>
-              </w:rPr>
-              <w:t>shoe_fly</w:t>
-            </w:r>
-            <w:r>
-              <w:rPr>
-                <w:color w:val="000000"/>
-                <w:szCs w:val="20"/>
-              </w:rPr>
-              <w:t xml:space="preserve"> dataframe below. </w:t>
+              <w:t xml:space="preserve">Refer to the tables below, </w:t>
             </w:r>
           </w:p>
+          <w:tbl>
+            <w:tblPr>
+              <w:tblStyle w:val="TableGrid"/>
+              <w:tblW w:w="0" w:type="auto"/>
+              <w:tblLook w:val="04A0" w:firstRow="1" w:lastRow="0" w:firstColumn="1" w:lastColumn="0" w:noHBand="0" w:noVBand="1"/>
+            </w:tblPr>
+            <w:tblGrid>
+              <w:gridCol w:w="4562"/>
+              <w:gridCol w:w="4562"/>
+            </w:tblGrid>
+            <w:tr>
+              <w:tc>
+                <w:tcPr>
+                  <w:tcW w:w="3483" w:type="dxa"/>
+                  <w:shd w:val="clear" w:color="auto" w:fill="F2F2F2" w:themeFill="background1" w:themeFillShade="F2"/>
+                </w:tcPr>
+                <w:p>
+                  <w:pPr>
+                    <w:pStyle w:val="BodyText"/>
+                    <w:spacing w:after="0"/>
+                    <w:rPr>
+                      <w:b/>
+                      <w:bCs/>
+                      <w:color w:val="000000"/>
+                      <w:szCs w:val="20"/>
+                    </w:rPr>
+                  </w:pPr>
+                  <w:proofErr w:type="spellStart"/>
+                  <w:r>
+                    <w:rPr>
+                      <w:b/>
+                      <w:bCs/>
+                      <w:color w:val="000000"/>
+                      <w:szCs w:val="20"/>
+                    </w:rPr>
+                    <w:t>store_a</w:t>
+                  </w:r>
+                  <w:proofErr w:type="spellEnd"/>
+                </w:p>
+              </w:tc>
+              <w:tc>
+                <w:tcPr>
+                  <w:tcW w:w="3483" w:type="dxa"/>
+                  <w:shd w:val="clear" w:color="auto" w:fill="F2F2F2" w:themeFill="background1" w:themeFillShade="F2"/>
+                </w:tcPr>
+                <w:p>
+                  <w:pPr>
+                    <w:pStyle w:val="BodyText"/>
+                    <w:spacing w:after="0"/>
+                    <w:rPr>
+                      <w:b/>
+                      <w:bCs/>
+                      <w:color w:val="000000"/>
+                      <w:szCs w:val="20"/>
+                    </w:rPr>
+                  </w:pPr>
+                  <w:r>
+                    <w:rPr>
+                      <w:b/>
+                      <w:bCs/>
+                      <w:color w:val="000000"/>
+                      <w:szCs w:val="20"/>
+                    </w:rPr>
+                    <w:t>orders</w:t>
+                  </w:r>
+                </w:p>
+              </w:tc>
+            </w:tr>
+            <w:tr>
+              <w:tc>
+                <w:tcPr>
+                  <w:tcW w:w="3483" w:type="dxa"/>
+                </w:tcPr>
+                <w:tbl>
+                  <w:tblPr>
+                    <w:tblW w:w="6300" w:type="dxa"/>
+                    <w:tblCellSpacing w:w="15" w:type="dxa"/>
+                    <w:tblCellMar>
+                      <w:top w:w="15" w:type="dxa"/>
+                      <w:left w:w="15" w:type="dxa"/>
+                      <w:bottom w:w="15" w:type="dxa"/>
+                      <w:right w:w="15" w:type="dxa"/>
+                    </w:tblCellMar>
+                    <w:tblLook w:val="04A0" w:firstRow="1" w:lastRow="0" w:firstColumn="1" w:lastColumn="0" w:noHBand="0" w:noVBand="1"/>
+                  </w:tblPr>
+                  <w:tblGrid>
+                    <w:gridCol w:w="1082"/>
+                    <w:gridCol w:w="4233"/>
+                    <w:gridCol w:w="985"/>
+                  </w:tblGrid>
+                  <w:tr>
+                    <w:trPr>
+                      <w:gridAfter w:val="1"/>
+                      <w:tblCellSpacing w:w="15" w:type="dxa"/>
+                    </w:trPr>
+                    <w:tc>
+                      <w:tcPr>
+                        <w:tcW w:w="0" w:type="auto"/>
+                        <w:shd w:val="clear" w:color="auto" w:fill="FFFFFF"/>
+                        <w:vAlign w:val="center"/>
+                        <w:hideMark/>
+                      </w:tcPr>
+                      <w:p>
+                        <w:pPr>
+                          <w:suppressAutoHyphens w:val="0"/>
+                          <w:rPr>
+                            <w:rFonts w:ascii="Courier New" w:hAnsi="Courier New" w:cs="Courier New"/>
+                            <w:b/>
+                            <w:bCs/>
+                            <w:szCs w:val="20"/>
+                            <w:lang w:eastAsia="en-US" w:bidi="ar-SA"/>
+                          </w:rPr>
+                        </w:pPr>
+                        <w:r>
+                          <w:rPr>
+                            <w:rFonts w:ascii="Courier New" w:hAnsi="Courier New" w:cs="Courier New"/>
+                            <w:b/>
+                            <w:bCs/>
+                            <w:szCs w:val="20"/>
+                            <w:lang w:eastAsia="en-US" w:bidi="ar-SA"/>
+                          </w:rPr>
+                          <w:t>item</w:t>
+                        </w:r>
+                      </w:p>
+                    </w:tc>
+                    <w:tc>
+                      <w:tcPr>
+                        <w:tcW w:w="0" w:type="auto"/>
+                        <w:shd w:val="clear" w:color="auto" w:fill="FFFFFF"/>
+                        <w:vAlign w:val="center"/>
+                        <w:hideMark/>
+                      </w:tcPr>
+                      <w:p>
+                        <w:pPr>
+                          <w:suppressAutoHyphens w:val="0"/>
+                          <w:rPr>
+                            <w:rFonts w:ascii="Courier New" w:hAnsi="Courier New" w:cs="Courier New"/>
+                            <w:b/>
+                            <w:bCs/>
+                            <w:szCs w:val="20"/>
+                            <w:lang w:eastAsia="en-US" w:bidi="ar-SA"/>
+                          </w:rPr>
+                        </w:pPr>
+                        <w:proofErr w:type="spellStart"/>
+                        <w:r>
+                          <w:rPr>
+                            <w:rFonts w:ascii="Courier New" w:hAnsi="Courier New" w:cs="Courier New"/>
+                            <w:b/>
+                            <w:bCs/>
+                            <w:szCs w:val="20"/>
+                            <w:lang w:eastAsia="en-US" w:bidi="ar-SA"/>
+                          </w:rPr>
+                          <w:t>store_a_inventory</w:t>
+                        </w:r>
+                        <w:proofErr w:type="spellEnd"/>
+                      </w:p>
+                    </w:tc>
+                  </w:tr>
+                  <w:tr>
+                    <w:trPr>
+                      <w:tblCellSpacing w:w="15" w:type="dxa"/>
+                    </w:trPr>
+                    <w:tc>
+                      <w:tcPr>
+                        <w:tcW w:w="0" w:type="auto"/>
+                        <w:vAlign w:val="center"/>
+                        <w:hideMark/>
+                      </w:tcPr>
+                      <w:p>
+                        <w:pPr>
+                          <w:suppressAutoHyphens w:val="0"/>
+                          <w:rPr>
+                            <w:rFonts w:ascii="Courier New" w:hAnsi="Courier New" w:cs="Courier New"/>
+                            <w:szCs w:val="20"/>
+                            <w:lang w:eastAsia="en-US" w:bidi="ar-SA"/>
+                          </w:rPr>
+                        </w:pPr>
+                        <w:r>
+                          <w:rPr>
+                            <w:rFonts w:ascii="Courier New" w:hAnsi="Courier New" w:cs="Courier New"/>
+                            <w:szCs w:val="20"/>
+                            <w:lang w:eastAsia="en-US" w:bidi="ar-SA"/>
+                          </w:rPr>
+                          <w:t>0</w:t>
+                        </w:r>
+                      </w:p>
+                    </w:tc>
+                    <w:tc>
+                      <w:tcPr>
+                        <w:tcW w:w="0" w:type="auto"/>
+                        <w:vAlign w:val="center"/>
+                        <w:hideMark/>
+                      </w:tcPr>
+                      <w:p>
+                        <w:pPr>
+                          <w:suppressAutoHyphens w:val="0"/>
+                          <w:rPr>
+                            <w:rFonts w:ascii="Courier New" w:hAnsi="Courier New" w:cs="Courier New"/>
+                            <w:szCs w:val="20"/>
+                            <w:lang w:eastAsia="en-US" w:bidi="ar-SA"/>
+                          </w:rPr>
+                        </w:pPr>
+                        <w:r>
+                          <w:rPr>
+                            <w:rFonts w:ascii="Courier New" w:hAnsi="Courier New" w:cs="Courier New"/>
+                            <w:szCs w:val="20"/>
+                            <w:lang w:eastAsia="en-US" w:bidi="ar-SA"/>
+                          </w:rPr>
+                          <w:t>hammer</w:t>
+                        </w:r>
+                      </w:p>
+                    </w:tc>
+                    <w:tc>
+                      <w:tcPr>
+                        <w:tcW w:w="0" w:type="auto"/>
+                        <w:vAlign w:val="center"/>
+                        <w:hideMark/>
+                      </w:tcPr>
+                      <w:p>
+                        <w:pPr>
+                          <w:suppressAutoHyphens w:val="0"/>
+                          <w:rPr>
+                            <w:rFonts w:ascii="Courier New" w:hAnsi="Courier New" w:cs="Courier New"/>
+                            <w:sz w:val="24"/>
+                            <w:lang w:eastAsia="en-US" w:bidi="ar-SA"/>
+                          </w:rPr>
+                        </w:pPr>
+                        <w:r>
+                          <w:rPr>
+                            <w:rFonts w:ascii="Courier New" w:hAnsi="Courier New" w:cs="Courier New"/>
+                            <w:sz w:val="24"/>
+                            <w:lang w:eastAsia="en-US" w:bidi="ar-SA"/>
+                          </w:rPr>
+                          <w:t>12</w:t>
+                        </w:r>
+                      </w:p>
+                    </w:tc>
+                  </w:tr>
+                  <w:tr>
+                    <w:trPr>
+                      <w:tblCellSpacing w:w="15" w:type="dxa"/>
+                    </w:trPr>
+                    <w:tc>
+                      <w:tcPr>
+                        <w:tcW w:w="0" w:type="auto"/>
+                        <w:vAlign w:val="center"/>
+                        <w:hideMark/>
+                      </w:tcPr>
+                      <w:p>
+                        <w:pPr>
+                          <w:suppressAutoHyphens w:val="0"/>
+                          <w:rPr>
+                            <w:rFonts w:ascii="Courier New" w:hAnsi="Courier New" w:cs="Courier New"/>
+                            <w:szCs w:val="20"/>
+                            <w:lang w:eastAsia="en-US" w:bidi="ar-SA"/>
+                          </w:rPr>
+                        </w:pPr>
+                        <w:r>
+                          <w:rPr>
+                            <w:rFonts w:ascii="Courier New" w:hAnsi="Courier New" w:cs="Courier New"/>
+                            <w:szCs w:val="20"/>
+                            <w:lang w:eastAsia="en-US" w:bidi="ar-SA"/>
+                          </w:rPr>
+                          <w:t>1</w:t>
+                        </w:r>
+                      </w:p>
+                    </w:tc>
+                    <w:tc>
+                      <w:tcPr>
+                        <w:tcW w:w="0" w:type="auto"/>
+                        <w:vAlign w:val="center"/>
+                        <w:hideMark/>
+                      </w:tcPr>
+                      <w:p>
+                        <w:pPr>
+                          <w:suppressAutoHyphens w:val="0"/>
+                          <w:rPr>
+                            <w:rFonts w:ascii="Courier New" w:hAnsi="Courier New" w:cs="Courier New"/>
+                            <w:szCs w:val="20"/>
+                            <w:lang w:eastAsia="en-US" w:bidi="ar-SA"/>
+                          </w:rPr>
+                        </w:pPr>
+                        <w:r>
+                          <w:rPr>
+                            <w:rFonts w:ascii="Courier New" w:hAnsi="Courier New" w:cs="Courier New"/>
+                            <w:szCs w:val="20"/>
+                            <w:lang w:eastAsia="en-US" w:bidi="ar-SA"/>
+                          </w:rPr>
+                          <w:t>screwdriver</w:t>
+                        </w:r>
+                      </w:p>
+                    </w:tc>
+                    <w:tc>
+                      <w:tcPr>
+                        <w:tcW w:w="0" w:type="auto"/>
+                        <w:vAlign w:val="center"/>
+                        <w:hideMark/>
+                      </w:tcPr>
+                      <w:p>
+                        <w:pPr>
+                          <w:suppressAutoHyphens w:val="0"/>
+                          <w:rPr>
+                            <w:rFonts w:ascii="Courier New" w:hAnsi="Courier New" w:cs="Courier New"/>
+                            <w:sz w:val="24"/>
+                            <w:lang w:eastAsia="en-US" w:bidi="ar-SA"/>
+                          </w:rPr>
+                        </w:pPr>
+                        <w:r>
+                          <w:rPr>
+                            <w:rFonts w:ascii="Courier New" w:hAnsi="Courier New" w:cs="Courier New"/>
+                            <w:sz w:val="24"/>
+                            <w:lang w:eastAsia="en-US" w:bidi="ar-SA"/>
+                          </w:rPr>
+                          <w:t>15</w:t>
+                        </w:r>
+                      </w:p>
+                    </w:tc>
+                  </w:tr>
+                  <w:tr>
+                    <w:trPr>
+                      <w:tblCellSpacing w:w="15" w:type="dxa"/>
+                    </w:trPr>
+                    <w:tc>
+                      <w:tcPr>
+                        <w:tcW w:w="0" w:type="auto"/>
+                        <w:vAlign w:val="center"/>
+                        <w:hideMark/>
+                      </w:tcPr>
+                      <w:p>
+                        <w:pPr>
+                          <w:suppressAutoHyphens w:val="0"/>
+                          <w:rPr>
+                            <w:rFonts w:ascii="Courier New" w:hAnsi="Courier New" w:cs="Courier New"/>
+                            <w:szCs w:val="20"/>
+                            <w:lang w:eastAsia="en-US" w:bidi="ar-SA"/>
+                          </w:rPr>
+                        </w:pPr>
+                        <w:r>
+                          <w:rPr>
+                            <w:rFonts w:ascii="Courier New" w:hAnsi="Courier New" w:cs="Courier New"/>
+                            <w:szCs w:val="20"/>
+                            <w:lang w:eastAsia="en-US" w:bidi="ar-SA"/>
+                          </w:rPr>
+                          <w:t>2</w:t>
+                        </w:r>
+                      </w:p>
+                    </w:tc>
+                    <w:tc>
+                      <w:tcPr>
+                        <w:tcW w:w="0" w:type="auto"/>
+                        <w:vAlign w:val="center"/>
+                        <w:hideMark/>
+                      </w:tcPr>
+                      <w:p>
+                        <w:pPr>
+                          <w:suppressAutoHyphens w:val="0"/>
+                          <w:rPr>
+                            <w:rFonts w:ascii="Courier New" w:hAnsi="Courier New" w:cs="Courier New"/>
+                            <w:szCs w:val="20"/>
+                            <w:lang w:eastAsia="en-US" w:bidi="ar-SA"/>
+                          </w:rPr>
+                        </w:pPr>
+                        <w:r>
+                          <w:rPr>
+                            <w:rFonts w:ascii="Courier New" w:hAnsi="Courier New" w:cs="Courier New"/>
+                            <w:szCs w:val="20"/>
+                            <w:lang w:eastAsia="en-US" w:bidi="ar-SA"/>
+                          </w:rPr>
+                          <w:t>nails</w:t>
+                        </w:r>
+                      </w:p>
+                    </w:tc>
+                    <w:tc>
+                      <w:tcPr>
+                        <w:tcW w:w="0" w:type="auto"/>
+                        <w:vAlign w:val="center"/>
+                        <w:hideMark/>
+                      </w:tcPr>
+                      <w:p>
+                        <w:pPr>
+                          <w:suppressAutoHyphens w:val="0"/>
+                          <w:rPr>
+                            <w:rFonts w:ascii="Courier New" w:hAnsi="Courier New" w:cs="Courier New"/>
+                            <w:sz w:val="24"/>
+                            <w:lang w:eastAsia="en-US" w:bidi="ar-SA"/>
+                          </w:rPr>
+                        </w:pPr>
+                        <w:r>
+                          <w:rPr>
+                            <w:rFonts w:ascii="Courier New" w:hAnsi="Courier New" w:cs="Courier New"/>
+                            <w:sz w:val="24"/>
+                            <w:lang w:eastAsia="en-US" w:bidi="ar-SA"/>
+                          </w:rPr>
+                          <w:t>200</w:t>
+                        </w:r>
+                      </w:p>
+                    </w:tc>
+                  </w:tr>
+                  <w:tr>
+                    <w:trPr>
+                      <w:tblCellSpacing w:w="15" w:type="dxa"/>
+                    </w:trPr>
+                    <w:tc>
+                      <w:tcPr>
+                        <w:tcW w:w="0" w:type="auto"/>
+                        <w:vAlign w:val="center"/>
+                        <w:hideMark/>
+                      </w:tcPr>
+                      <w:p>
+                        <w:pPr>
+                          <w:suppressAutoHyphens w:val="0"/>
+                          <w:rPr>
+                            <w:rFonts w:ascii="Courier New" w:hAnsi="Courier New" w:cs="Courier New"/>
+                            <w:szCs w:val="20"/>
+                            <w:lang w:eastAsia="en-US" w:bidi="ar-SA"/>
+                          </w:rPr>
+                        </w:pPr>
+                        <w:r>
+                          <w:rPr>
+                            <w:rFonts w:ascii="Courier New" w:hAnsi="Courier New" w:cs="Courier New"/>
+                            <w:szCs w:val="20"/>
+                            <w:lang w:eastAsia="en-US" w:bidi="ar-SA"/>
+                          </w:rPr>
+                          <w:t>3</w:t>
+                        </w:r>
+                      </w:p>
+                    </w:tc>
+                    <w:tc>
+                      <w:tcPr>
+                        <w:tcW w:w="0" w:type="auto"/>
+                        <w:vAlign w:val="center"/>
+                        <w:hideMark/>
+                      </w:tcPr>
+                      <w:p>
+                        <w:pPr>
+                          <w:suppressAutoHyphens w:val="0"/>
+                          <w:rPr>
+                            <w:rFonts w:ascii="Courier New" w:hAnsi="Courier New" w:cs="Courier New"/>
+                            <w:szCs w:val="20"/>
+                            <w:lang w:eastAsia="en-US" w:bidi="ar-SA"/>
+                          </w:rPr>
+                        </w:pPr>
+                        <w:r>
+                          <w:rPr>
+                            <w:rFonts w:ascii="Courier New" w:hAnsi="Courier New" w:cs="Courier New"/>
+                            <w:szCs w:val="20"/>
+                            <w:lang w:eastAsia="en-US" w:bidi="ar-SA"/>
+                          </w:rPr>
+                          <w:t>screws</w:t>
+                        </w:r>
+                      </w:p>
+                    </w:tc>
+                    <w:tc>
+                      <w:tcPr>
+                        <w:tcW w:w="0" w:type="auto"/>
+                        <w:vAlign w:val="center"/>
+                        <w:hideMark/>
+                      </w:tcPr>
+                      <w:p>
+                        <w:pPr>
+                          <w:suppressAutoHyphens w:val="0"/>
+                          <w:rPr>
+                            <w:rFonts w:ascii="Courier New" w:hAnsi="Courier New" w:cs="Courier New"/>
+                            <w:sz w:val="24"/>
+                            <w:lang w:eastAsia="en-US" w:bidi="ar-SA"/>
+                          </w:rPr>
+                        </w:pPr>
+                        <w:r>
+                          <w:rPr>
+                            <w:rFonts w:ascii="Courier New" w:hAnsi="Courier New" w:cs="Courier New"/>
+                            <w:sz w:val="24"/>
+                            <w:lang w:eastAsia="en-US" w:bidi="ar-SA"/>
+                          </w:rPr>
+                          <w:t>350</w:t>
+                        </w:r>
+                      </w:p>
+                    </w:tc>
+                  </w:tr>
+                  <w:tr>
+                    <w:trPr>
+                      <w:tblCellSpacing w:w="15" w:type="dxa"/>
+                    </w:trPr>
+                    <w:tc>
+                      <w:tcPr>
+                        <w:tcW w:w="0" w:type="auto"/>
+                        <w:vAlign w:val="center"/>
+                        <w:hideMark/>
+                      </w:tcPr>
+                      <w:p>
+                        <w:pPr>
+                          <w:suppressAutoHyphens w:val="0"/>
+                          <w:rPr>
+                            <w:rFonts w:ascii="Courier New" w:hAnsi="Courier New" w:cs="Courier New"/>
+                            <w:szCs w:val="20"/>
+                            <w:lang w:eastAsia="en-US" w:bidi="ar-SA"/>
+                          </w:rPr>
+                        </w:pPr>
+                        <w:r>
+                          <w:rPr>
+                            <w:rFonts w:ascii="Courier New" w:hAnsi="Courier New" w:cs="Courier New"/>
+                            <w:szCs w:val="20"/>
+                            <w:lang w:eastAsia="en-US" w:bidi="ar-SA"/>
+                          </w:rPr>
+                          <w:t>4</w:t>
+                        </w:r>
+                      </w:p>
+                    </w:tc>
+                    <w:tc>
+                      <w:tcPr>
+                        <w:tcW w:w="0" w:type="auto"/>
+                        <w:vAlign w:val="center"/>
+                        <w:hideMark/>
+                      </w:tcPr>
+                      <w:p>
+                        <w:pPr>
+                          <w:suppressAutoHyphens w:val="0"/>
+                          <w:rPr>
+                            <w:rFonts w:ascii="Courier New" w:hAnsi="Courier New" w:cs="Courier New"/>
+                            <w:szCs w:val="20"/>
+                            <w:lang w:eastAsia="en-US" w:bidi="ar-SA"/>
+                          </w:rPr>
+                        </w:pPr>
+                        <w:r>
+                          <w:rPr>
+                            <w:rFonts w:ascii="Courier New" w:hAnsi="Courier New" w:cs="Courier New"/>
+                            <w:szCs w:val="20"/>
+                            <w:lang w:eastAsia="en-US" w:bidi="ar-SA"/>
+                          </w:rPr>
+                          <w:t>saw</w:t>
+                        </w:r>
+                      </w:p>
+                    </w:tc>
+                    <w:tc>
+                      <w:tcPr>
+                        <w:tcW w:w="0" w:type="auto"/>
+                        <w:vAlign w:val="center"/>
+                        <w:hideMark/>
+                      </w:tcPr>
+                      <w:p>
+                        <w:pPr>
+                          <w:suppressAutoHyphens w:val="0"/>
+                          <w:rPr>
+                            <w:rFonts w:ascii="Courier New" w:hAnsi="Courier New" w:cs="Courier New"/>
+                            <w:sz w:val="24"/>
+                            <w:lang w:eastAsia="en-US" w:bidi="ar-SA"/>
+                          </w:rPr>
+                        </w:pPr>
+                        <w:r>
+                          <w:rPr>
+                            <w:rFonts w:ascii="Courier New" w:hAnsi="Courier New" w:cs="Courier New"/>
+                            <w:sz w:val="24"/>
+                            <w:lang w:eastAsia="en-US" w:bidi="ar-SA"/>
+                          </w:rPr>
+                          <w:t>6</w:t>
+                        </w:r>
+                      </w:p>
+                    </w:tc>
+                  </w:tr>
+                  <w:tr>
+                    <w:trPr>
+                      <w:tblCellSpacing w:w="15" w:type="dxa"/>
+                    </w:trPr>
+                    <w:tc>
+                      <w:tcPr>
+                        <w:tcW w:w="0" w:type="auto"/>
+                        <w:vAlign w:val="center"/>
+                        <w:hideMark/>
+                      </w:tcPr>
+                      <w:p>
+                        <w:pPr>
+                          <w:suppressAutoHyphens w:val="0"/>
+                          <w:rPr>
+                            <w:rFonts w:ascii="Courier New" w:hAnsi="Courier New" w:cs="Courier New"/>
+                            <w:szCs w:val="20"/>
+                            <w:lang w:eastAsia="en-US" w:bidi="ar-SA"/>
+                          </w:rPr>
+                        </w:pPr>
+                        <w:r>
+                          <w:rPr>
+                            <w:rFonts w:ascii="Courier New" w:hAnsi="Courier New" w:cs="Courier New"/>
+                            <w:szCs w:val="20"/>
+                            <w:lang w:eastAsia="en-US" w:bidi="ar-SA"/>
+                          </w:rPr>
+                          <w:t>5</w:t>
+                        </w:r>
+                      </w:p>
+                    </w:tc>
+                    <w:tc>
+                      <w:tcPr>
+                        <w:tcW w:w="0" w:type="auto"/>
+                        <w:vAlign w:val="center"/>
+                        <w:hideMark/>
+                      </w:tcPr>
+                      <w:p>
+                        <w:pPr>
+                          <w:suppressAutoHyphens w:val="0"/>
+                          <w:rPr>
+                            <w:rFonts w:ascii="Courier New" w:hAnsi="Courier New" w:cs="Courier New"/>
+                            <w:szCs w:val="20"/>
+                            <w:lang w:eastAsia="en-US" w:bidi="ar-SA"/>
+                          </w:rPr>
+                        </w:pPr>
+                        <w:r>
+                          <w:rPr>
+                            <w:rFonts w:ascii="Courier New" w:hAnsi="Courier New" w:cs="Courier New"/>
+                            <w:szCs w:val="20"/>
+                            <w:lang w:eastAsia="en-US" w:bidi="ar-SA"/>
+                          </w:rPr>
+                          <w:t>duct tape</w:t>
+                        </w:r>
+                      </w:p>
+                    </w:tc>
+                    <w:tc>
+                      <w:tcPr>
+                        <w:tcW w:w="0" w:type="auto"/>
+                        <w:vAlign w:val="center"/>
+                        <w:hideMark/>
+                      </w:tcPr>
+                      <w:p>
+                        <w:pPr>
+                          <w:suppressAutoHyphens w:val="0"/>
+                          <w:rPr>
+                            <w:rFonts w:ascii="Courier New" w:hAnsi="Courier New" w:cs="Courier New"/>
+                            <w:sz w:val="24"/>
+                            <w:lang w:eastAsia="en-US" w:bidi="ar-SA"/>
+                          </w:rPr>
+                        </w:pPr>
+                        <w:r>
+                          <w:rPr>
+                            <w:rFonts w:ascii="Courier New" w:hAnsi="Courier New" w:cs="Courier New"/>
+                            <w:sz w:val="24"/>
+                            <w:lang w:eastAsia="en-US" w:bidi="ar-SA"/>
+                          </w:rPr>
+                          <w:t>150</w:t>
+                        </w:r>
+                      </w:p>
+                    </w:tc>
+                  </w:tr>
+                  <w:tr>
+                    <w:trPr>
+                      <w:tblCellSpacing w:w="15" w:type="dxa"/>
+                    </w:trPr>
+                    <w:tc>
+                      <w:tcPr>
+                        <w:tcW w:w="0" w:type="auto"/>
+                        <w:vAlign w:val="center"/>
+                        <w:hideMark/>
+                      </w:tcPr>
+                      <w:p>
+                        <w:pPr>
+                          <w:suppressAutoHyphens w:val="0"/>
+                          <w:rPr>
+                            <w:rFonts w:ascii="Courier New" w:hAnsi="Courier New" w:cs="Courier New"/>
+                            <w:szCs w:val="20"/>
+                            <w:lang w:eastAsia="en-US" w:bidi="ar-SA"/>
+                          </w:rPr>
+                        </w:pPr>
+                        <w:r>
+                          <w:rPr>
+                            <w:rFonts w:ascii="Courier New" w:hAnsi="Courier New" w:cs="Courier New"/>
+                            <w:szCs w:val="20"/>
+                            <w:lang w:eastAsia="en-US" w:bidi="ar-SA"/>
+                          </w:rPr>
+                          <w:t>6</w:t>
+                        </w:r>
+                      </w:p>
+                    </w:tc>
+                    <w:tc>
+                      <w:tcPr>
+                        <w:tcW w:w="0" w:type="auto"/>
+                        <w:vAlign w:val="center"/>
+                        <w:hideMark/>
+                      </w:tcPr>
+                      <w:p>
+                        <w:pPr>
+                          <w:suppressAutoHyphens w:val="0"/>
+                          <w:rPr>
+                            <w:rFonts w:ascii="Courier New" w:hAnsi="Courier New" w:cs="Courier New"/>
+                            <w:szCs w:val="20"/>
+                            <w:lang w:eastAsia="en-US" w:bidi="ar-SA"/>
+                          </w:rPr>
+                        </w:pPr>
+                        <w:r>
+                          <w:rPr>
+                            <w:rFonts w:ascii="Courier New" w:hAnsi="Courier New" w:cs="Courier New"/>
+                            <w:szCs w:val="20"/>
+                            <w:lang w:eastAsia="en-US" w:bidi="ar-SA"/>
+                          </w:rPr>
+                          <w:t>wrench</w:t>
+                        </w:r>
+                      </w:p>
+                    </w:tc>
+                    <w:tc>
+                      <w:tcPr>
+                        <w:tcW w:w="0" w:type="auto"/>
+                        <w:vAlign w:val="center"/>
+                        <w:hideMark/>
+                      </w:tcPr>
+                      <w:p>
+                        <w:pPr>
+                          <w:suppressAutoHyphens w:val="0"/>
+                          <w:rPr>
+                            <w:rFonts w:ascii="Courier New" w:hAnsi="Courier New" w:cs="Courier New"/>
+                            <w:sz w:val="24"/>
+                            <w:lang w:eastAsia="en-US" w:bidi="ar-SA"/>
+                          </w:rPr>
+                        </w:pPr>
+                        <w:r>
+                          <w:rPr>
+                            <w:rFonts w:ascii="Courier New" w:hAnsi="Courier New" w:cs="Courier New"/>
+                            <w:sz w:val="24"/>
+                            <w:lang w:eastAsia="en-US" w:bidi="ar-SA"/>
+                          </w:rPr>
+                          <w:t>12</w:t>
+                        </w:r>
+                      </w:p>
+                    </w:tc>
+                  </w:tr>
+                  <w:tr>
+                    <w:trPr>
+                      <w:tblCellSpacing w:w="15" w:type="dxa"/>
+                    </w:trPr>
+                    <w:tc>
+                      <w:tcPr>
+                        <w:tcW w:w="0" w:type="auto"/>
+                        <w:vAlign w:val="center"/>
+                        <w:hideMark/>
+                      </w:tcPr>
+                      <w:p>
+                        <w:pPr>
+                          <w:suppressAutoHyphens w:val="0"/>
+                          <w:rPr>
+                            <w:rFonts w:ascii="Courier New" w:hAnsi="Courier New" w:cs="Courier New"/>
+                            <w:szCs w:val="20"/>
+                            <w:lang w:eastAsia="en-US" w:bidi="ar-SA"/>
+                          </w:rPr>
+                        </w:pPr>
+                        <w:r>
+                          <w:rPr>
+                            <w:rFonts w:ascii="Courier New" w:hAnsi="Courier New" w:cs="Courier New"/>
+                            <w:szCs w:val="20"/>
+                            <w:lang w:eastAsia="en-US" w:bidi="ar-SA"/>
+                          </w:rPr>
+                          <w:t>7</w:t>
+                        </w:r>
+                      </w:p>
+                    </w:tc>
+                    <w:tc>
+                      <w:tcPr>
+                        <w:tcW w:w="0" w:type="auto"/>
+                        <w:vAlign w:val="center"/>
+                        <w:hideMark/>
+                      </w:tcPr>
+                      <w:p>
+                        <w:pPr>
+                          <w:suppressAutoHyphens w:val="0"/>
+                          <w:rPr>
+                            <w:rFonts w:ascii="Courier New" w:hAnsi="Courier New" w:cs="Courier New"/>
+                            <w:szCs w:val="20"/>
+                            <w:lang w:eastAsia="en-US" w:bidi="ar-SA"/>
+                          </w:rPr>
+                        </w:pPr>
+                        <w:proofErr w:type="spellStart"/>
+                        <w:r>
+                          <w:rPr>
+                            <w:rFonts w:ascii="Courier New" w:hAnsi="Courier New" w:cs="Courier New"/>
+                            <w:szCs w:val="20"/>
+                            <w:lang w:eastAsia="en-US" w:bidi="ar-SA"/>
+                          </w:rPr>
+                          <w:t>pvc</w:t>
+                        </w:r>
+                        <w:proofErr w:type="spellEnd"/>
+                        <w:r>
+                          <w:rPr>
+                            <w:rFonts w:ascii="Courier New" w:hAnsi="Courier New" w:cs="Courier New"/>
+                            <w:szCs w:val="20"/>
+                            <w:lang w:eastAsia="en-US" w:bidi="ar-SA"/>
+                          </w:rPr>
+                          <w:t xml:space="preserve"> pipe</w:t>
+                        </w:r>
+                      </w:p>
+                    </w:tc>
+                    <w:tc>
+                      <w:tcPr>
+                        <w:tcW w:w="0" w:type="auto"/>
+                        <w:vAlign w:val="center"/>
+                        <w:hideMark/>
+                      </w:tcPr>
+                      <w:p>
+                        <w:pPr>
+                          <w:suppressAutoHyphens w:val="0"/>
+                          <w:rPr>
+                            <w:rFonts w:ascii="Courier New" w:hAnsi="Courier New" w:cs="Courier New"/>
+                            <w:sz w:val="24"/>
+                            <w:lang w:eastAsia="en-US" w:bidi="ar-SA"/>
+                          </w:rPr>
+                        </w:pPr>
+                        <w:r>
+                          <w:rPr>
+                            <w:rFonts w:ascii="Courier New" w:hAnsi="Courier New" w:cs="Courier New"/>
+                            <w:sz w:val="24"/>
+                            <w:lang w:eastAsia="en-US" w:bidi="ar-SA"/>
+                          </w:rPr>
+                          <w:t>54</w:t>
+                        </w:r>
+                      </w:p>
+                    </w:tc>
+                  </w:tr>
+                </w:tbl>
+                <w:p>
+                  <w:pPr>
+                    <w:pStyle w:val="BodyText"/>
+                    <w:spacing w:after="0"/>
+                    <w:rPr>
+                      <w:color w:val="000000"/>
+                      <w:szCs w:val="20"/>
+                    </w:rPr>
+                  </w:pPr>
+                </w:p>
+              </w:tc>
+              <w:tc>
+                <w:tcPr>
+                  <w:tcW w:w="3483" w:type="dxa"/>
+                </w:tcPr>
+                <w:tbl>
+                  <w:tblPr>
+                    <w:tblW w:w="6300" w:type="dxa"/>
+                    <w:tblCellSpacing w:w="15" w:type="dxa"/>
+                    <w:tblCellMar>
+                      <w:top w:w="15" w:type="dxa"/>
+                      <w:left w:w="15" w:type="dxa"/>
+                      <w:bottom w:w="15" w:type="dxa"/>
+                      <w:right w:w="15" w:type="dxa"/>
+                    </w:tblCellMar>
+                    <w:tblLook w:val="04A0" w:firstRow="1" w:lastRow="0" w:firstColumn="1" w:lastColumn="0" w:noHBand="0" w:noVBand="1"/>
+                  </w:tblPr>
+                  <w:tblGrid>
+                    <w:gridCol w:w="1082"/>
+                    <w:gridCol w:w="4233"/>
+                    <w:gridCol w:w="985"/>
+                  </w:tblGrid>
+                  <w:tr>
+                    <w:trPr>
+                      <w:gridAfter w:val="1"/>
+                      <w:tblCellSpacing w:w="15" w:type="dxa"/>
+                    </w:trPr>
+                    <w:tc>
+                      <w:tcPr>
+                        <w:tcW w:w="0" w:type="auto"/>
+                        <w:shd w:val="clear" w:color="auto" w:fill="FFFFFF"/>
+                        <w:vAlign w:val="center"/>
+                        <w:hideMark/>
+                      </w:tcPr>
+                      <w:p>
+                        <w:pPr>
+                          <w:suppressAutoHyphens w:val="0"/>
+                          <w:rPr>
+                            <w:rFonts w:ascii="Courier New" w:hAnsi="Courier New" w:cs="Courier New"/>
+                            <w:b/>
+                            <w:bCs/>
+                            <w:szCs w:val="20"/>
+                            <w:lang w:eastAsia="en-US" w:bidi="ar-SA"/>
+                          </w:rPr>
+                        </w:pPr>
+                        <w:r>
+                          <w:rPr>
+                            <w:rFonts w:ascii="Courier New" w:hAnsi="Courier New" w:cs="Courier New"/>
+                            <w:b/>
+                            <w:bCs/>
+                            <w:szCs w:val="20"/>
+                            <w:lang w:eastAsia="en-US" w:bidi="ar-SA"/>
+                          </w:rPr>
+                          <w:t>item</w:t>
+                        </w:r>
+                      </w:p>
+                    </w:tc>
+                    <w:tc>
+                      <w:tcPr>
+                        <w:tcW w:w="0" w:type="auto"/>
+                        <w:shd w:val="clear" w:color="auto" w:fill="FFFFFF"/>
+                        <w:vAlign w:val="center"/>
+                        <w:hideMark/>
+                      </w:tcPr>
+                      <w:p>
+                        <w:pPr>
+                          <w:suppressAutoHyphens w:val="0"/>
+                          <w:rPr>
+                            <w:rFonts w:ascii="Courier New" w:hAnsi="Courier New" w:cs="Courier New"/>
+                            <w:b/>
+                            <w:bCs/>
+                            <w:szCs w:val="20"/>
+                            <w:lang w:eastAsia="en-US" w:bidi="ar-SA"/>
+                          </w:rPr>
+                        </w:pPr>
+                        <w:proofErr w:type="spellStart"/>
+                        <w:r>
+                          <w:rPr>
+                            <w:rFonts w:ascii="Courier New" w:hAnsi="Courier New" w:cs="Courier New"/>
+                            <w:b/>
+                            <w:bCs/>
+                            <w:szCs w:val="20"/>
+                            <w:lang w:eastAsia="en-US" w:bidi="ar-SA"/>
+                          </w:rPr>
+                          <w:t>store_b_inventory</w:t>
+                        </w:r>
+                        <w:proofErr w:type="spellEnd"/>
+                      </w:p>
+                    </w:tc>
+                  </w:tr>
+                  <w:tr>
+                    <w:trPr>
+                      <w:tblCellSpacing w:w="15" w:type="dxa"/>
+                    </w:trPr>
+                    <w:tc>
+                      <w:tcPr>
+                        <w:tcW w:w="0" w:type="auto"/>
+                        <w:vAlign w:val="center"/>
+                        <w:hideMark/>
+                      </w:tcPr>
+                      <w:p>
+                        <w:pPr>
+                          <w:suppressAutoHyphens w:val="0"/>
+                          <w:rPr>
+                            <w:rFonts w:ascii="Courier New" w:hAnsi="Courier New" w:cs="Courier New"/>
+                            <w:szCs w:val="20"/>
+                            <w:lang w:eastAsia="en-US" w:bidi="ar-SA"/>
+                          </w:rPr>
+                        </w:pPr>
+                        <w:r>
+                          <w:rPr>
+                            <w:rFonts w:ascii="Courier New" w:hAnsi="Courier New" w:cs="Courier New"/>
+                            <w:szCs w:val="20"/>
+                            <w:lang w:eastAsia="en-US" w:bidi="ar-SA"/>
+                          </w:rPr>
+                          <w:t>0</w:t>
+                        </w:r>
+                      </w:p>
+                    </w:tc>
+                    <w:tc>
+                      <w:tcPr>
+                        <w:tcW w:w="0" w:type="auto"/>
+                        <w:vAlign w:val="center"/>
+                        <w:hideMark/>
+                      </w:tcPr>
+                      <w:p>
+                        <w:pPr>
+                          <w:suppressAutoHyphens w:val="0"/>
+                          <w:rPr>
+                            <w:rFonts w:ascii="Courier New" w:hAnsi="Courier New" w:cs="Courier New"/>
+                            <w:szCs w:val="20"/>
+                            <w:lang w:eastAsia="en-US" w:bidi="ar-SA"/>
+                          </w:rPr>
+                        </w:pPr>
+                        <w:r>
+                          <w:rPr>
+                            <w:rFonts w:ascii="Courier New" w:hAnsi="Courier New" w:cs="Courier New"/>
+                            <w:szCs w:val="20"/>
+                            <w:lang w:eastAsia="en-US" w:bidi="ar-SA"/>
+                          </w:rPr>
+                          <w:t>hammer</w:t>
+                        </w:r>
+                      </w:p>
+                    </w:tc>
+                    <w:tc>
+                      <w:tcPr>
+                        <w:tcW w:w="0" w:type="auto"/>
+                        <w:vAlign w:val="center"/>
+                        <w:hideMark/>
+                      </w:tcPr>
+                      <w:p>
+                        <w:pPr>
+                          <w:suppressAutoHyphens w:val="0"/>
+                          <w:rPr>
+                            <w:rFonts w:ascii="Courier New" w:hAnsi="Courier New" w:cs="Courier New"/>
+                            <w:sz w:val="24"/>
+                            <w:lang w:eastAsia="en-US" w:bidi="ar-SA"/>
+                          </w:rPr>
+                        </w:pPr>
+                        <w:r>
+                          <w:rPr>
+                            <w:rFonts w:ascii="Courier New" w:hAnsi="Courier New" w:cs="Courier New"/>
+                            <w:sz w:val="24"/>
+                            <w:lang w:eastAsia="en-US" w:bidi="ar-SA"/>
+                          </w:rPr>
+                          <w:t>6</w:t>
+                        </w:r>
+                      </w:p>
+                    </w:tc>
+                  </w:tr>
+                  <w:tr>
+                    <w:trPr>
+                      <w:tblCellSpacing w:w="15" w:type="dxa"/>
+                    </w:trPr>
+                    <w:tc>
+                      <w:tcPr>
+                        <w:tcW w:w="0" w:type="auto"/>
+                        <w:vAlign w:val="center"/>
+                        <w:hideMark/>
+                      </w:tcPr>
+                      <w:p>
+                        <w:pPr>
+                          <w:suppressAutoHyphens w:val="0"/>
+                          <w:rPr>
+                            <w:rFonts w:ascii="Courier New" w:hAnsi="Courier New" w:cs="Courier New"/>
+                            <w:szCs w:val="20"/>
+                            <w:lang w:eastAsia="en-US" w:bidi="ar-SA"/>
+                          </w:rPr>
+                        </w:pPr>
+                        <w:r>
+                          <w:rPr>
+                            <w:rFonts w:ascii="Courier New" w:hAnsi="Courier New" w:cs="Courier New"/>
+                            <w:szCs w:val="20"/>
+                            <w:lang w:eastAsia="en-US" w:bidi="ar-SA"/>
+                          </w:rPr>
+                          <w:t>1</w:t>
+                        </w:r>
+                      </w:p>
+                    </w:tc>
+                    <w:tc>
+                      <w:tcPr>
+                        <w:tcW w:w="0" w:type="auto"/>
+                        <w:vAlign w:val="center"/>
+                        <w:hideMark/>
+                      </w:tcPr>
+                      <w:p>
+                        <w:pPr>
+                          <w:suppressAutoHyphens w:val="0"/>
+                          <w:rPr>
+                            <w:rFonts w:ascii="Courier New" w:hAnsi="Courier New" w:cs="Courier New"/>
+                            <w:szCs w:val="20"/>
+                            <w:lang w:eastAsia="en-US" w:bidi="ar-SA"/>
+                          </w:rPr>
+                        </w:pPr>
+                        <w:r>
+                          <w:rPr>
+                            <w:rFonts w:ascii="Courier New" w:hAnsi="Courier New" w:cs="Courier New"/>
+                            <w:szCs w:val="20"/>
+                            <w:lang w:eastAsia="en-US" w:bidi="ar-SA"/>
+                          </w:rPr>
+                          <w:t>nails</w:t>
+                        </w:r>
+                      </w:p>
+                    </w:tc>
+                    <w:tc>
+                      <w:tcPr>
+                        <w:tcW w:w="0" w:type="auto"/>
+                        <w:vAlign w:val="center"/>
+                        <w:hideMark/>
+                      </w:tcPr>
+                      <w:p>
+                        <w:pPr>
+                          <w:suppressAutoHyphens w:val="0"/>
+                          <w:rPr>
+                            <w:rFonts w:ascii="Courier New" w:hAnsi="Courier New" w:cs="Courier New"/>
+                            <w:sz w:val="24"/>
+                            <w:lang w:eastAsia="en-US" w:bidi="ar-SA"/>
+                          </w:rPr>
+                        </w:pPr>
+                        <w:r>
+                          <w:rPr>
+                            <w:rFonts w:ascii="Courier New" w:hAnsi="Courier New" w:cs="Courier New"/>
+                            <w:sz w:val="24"/>
+                            <w:lang w:eastAsia="en-US" w:bidi="ar-SA"/>
+                          </w:rPr>
+                          <w:t>250</w:t>
+                        </w:r>
+                      </w:p>
+                    </w:tc>
+                  </w:tr>
+                  <w:tr>
+                    <w:trPr>
+                      <w:tblCellSpacing w:w="15" w:type="dxa"/>
+                    </w:trPr>
+                    <w:tc>
+                      <w:tcPr>
+                        <w:tcW w:w="0" w:type="auto"/>
+                        <w:vAlign w:val="center"/>
+                        <w:hideMark/>
+                      </w:tcPr>
+                      <w:p>
+                        <w:pPr>
+                          <w:suppressAutoHyphens w:val="0"/>
+                          <w:rPr>
+                            <w:rFonts w:ascii="Courier New" w:hAnsi="Courier New" w:cs="Courier New"/>
+                            <w:szCs w:val="20"/>
+                            <w:lang w:eastAsia="en-US" w:bidi="ar-SA"/>
+                          </w:rPr>
+                        </w:pPr>
+                        <w:r>
+                          <w:rPr>
+                            <w:rFonts w:ascii="Courier New" w:hAnsi="Courier New" w:cs="Courier New"/>
+                            <w:szCs w:val="20"/>
+                            <w:lang w:eastAsia="en-US" w:bidi="ar-SA"/>
+                          </w:rPr>
+                          <w:t>2</w:t>
+                        </w:r>
+                      </w:p>
+                    </w:tc>
+                    <w:tc>
+                      <w:tcPr>
+                        <w:tcW w:w="0" w:type="auto"/>
+                        <w:vAlign w:val="center"/>
+                        <w:hideMark/>
+                      </w:tcPr>
+                      <w:p>
+                        <w:pPr>
+                          <w:suppressAutoHyphens w:val="0"/>
+                          <w:rPr>
+                            <w:rFonts w:ascii="Courier New" w:hAnsi="Courier New" w:cs="Courier New"/>
+                            <w:szCs w:val="20"/>
+                            <w:lang w:eastAsia="en-US" w:bidi="ar-SA"/>
+                          </w:rPr>
+                        </w:pPr>
+                        <w:r>
+                          <w:rPr>
+                            <w:rFonts w:ascii="Courier New" w:hAnsi="Courier New" w:cs="Courier New"/>
+                            <w:szCs w:val="20"/>
+                            <w:lang w:eastAsia="en-US" w:bidi="ar-SA"/>
+                          </w:rPr>
+                          <w:t>saw</w:t>
+                        </w:r>
+                      </w:p>
+                    </w:tc>
+                    <w:tc>
+                      <w:tcPr>
+                        <w:tcW w:w="0" w:type="auto"/>
+                        <w:vAlign w:val="center"/>
+                        <w:hideMark/>
+                      </w:tcPr>
+                      <w:p>
+                        <w:pPr>
+                          <w:suppressAutoHyphens w:val="0"/>
+                          <w:rPr>
+                            <w:rFonts w:ascii="Courier New" w:hAnsi="Courier New" w:cs="Courier New"/>
+                            <w:sz w:val="24"/>
+                            <w:lang w:eastAsia="en-US" w:bidi="ar-SA"/>
+                          </w:rPr>
+                        </w:pPr>
+                        <w:r>
+                          <w:rPr>
+                            <w:rFonts w:ascii="Courier New" w:hAnsi="Courier New" w:cs="Courier New"/>
+                            <w:sz w:val="24"/>
+                            <w:lang w:eastAsia="en-US" w:bidi="ar-SA"/>
+                          </w:rPr>
+                          <w:t>6</w:t>
+                        </w:r>
+                      </w:p>
+                    </w:tc>
+                  </w:tr>
+                  <w:tr>
+                    <w:trPr>
+                      <w:tblCellSpacing w:w="15" w:type="dxa"/>
+                    </w:trPr>
+                    <w:tc>
+                      <w:tcPr>
+                        <w:tcW w:w="0" w:type="auto"/>
+                        <w:vAlign w:val="center"/>
+                        <w:hideMark/>
+                      </w:tcPr>
+                      <w:p>
+                        <w:pPr>
+                          <w:suppressAutoHyphens w:val="0"/>
+                          <w:rPr>
+                            <w:rFonts w:ascii="Courier New" w:hAnsi="Courier New" w:cs="Courier New"/>
+                            <w:szCs w:val="20"/>
+                            <w:lang w:eastAsia="en-US" w:bidi="ar-SA"/>
+                          </w:rPr>
+                        </w:pPr>
+                        <w:r>
+                          <w:rPr>
+                            <w:rFonts w:ascii="Courier New" w:hAnsi="Courier New" w:cs="Courier New"/>
+                            <w:szCs w:val="20"/>
+                            <w:lang w:eastAsia="en-US" w:bidi="ar-SA"/>
+                          </w:rPr>
+                          <w:t>3</w:t>
+                        </w:r>
+                      </w:p>
+                    </w:tc>
+                    <w:tc>
+                      <w:tcPr>
+                        <w:tcW w:w="0" w:type="auto"/>
+                        <w:vAlign w:val="center"/>
+                        <w:hideMark/>
+                      </w:tcPr>
+                      <w:p>
+                        <w:pPr>
+                          <w:suppressAutoHyphens w:val="0"/>
+                          <w:rPr>
+                            <w:rFonts w:ascii="Courier New" w:hAnsi="Courier New" w:cs="Courier New"/>
+                            <w:szCs w:val="20"/>
+                            <w:lang w:eastAsia="en-US" w:bidi="ar-SA"/>
+                          </w:rPr>
+                        </w:pPr>
+                        <w:r>
+                          <w:rPr>
+                            <w:rFonts w:ascii="Courier New" w:hAnsi="Courier New" w:cs="Courier New"/>
+                            <w:szCs w:val="20"/>
+                            <w:lang w:eastAsia="en-US" w:bidi="ar-SA"/>
+                          </w:rPr>
+                          <w:t>duct tape</w:t>
+                        </w:r>
+                      </w:p>
+                    </w:tc>
+                    <w:tc>
+                      <w:tcPr>
+                        <w:tcW w:w="0" w:type="auto"/>
+                        <w:vAlign w:val="center"/>
+                        <w:hideMark/>
+                      </w:tcPr>
+                      <w:p>
+                        <w:pPr>
+                          <w:suppressAutoHyphens w:val="0"/>
+                          <w:rPr>
+                            <w:rFonts w:ascii="Courier New" w:hAnsi="Courier New" w:cs="Courier New"/>
+                            <w:sz w:val="24"/>
+                            <w:lang w:eastAsia="en-US" w:bidi="ar-SA"/>
+                          </w:rPr>
+                        </w:pPr>
+                        <w:r>
+                          <w:rPr>
+                            <w:rFonts w:ascii="Courier New" w:hAnsi="Courier New" w:cs="Courier New"/>
+                            <w:sz w:val="24"/>
+                            <w:lang w:eastAsia="en-US" w:bidi="ar-SA"/>
+                          </w:rPr>
+                          <w:t>150</w:t>
+                        </w:r>
+                      </w:p>
+                    </w:tc>
+                  </w:tr>
+                  <w:tr>
+                    <w:trPr>
+                      <w:tblCellSpacing w:w="15" w:type="dxa"/>
+                    </w:trPr>
+                    <w:tc>
+                      <w:tcPr>
+                        <w:tcW w:w="0" w:type="auto"/>
+                        <w:vAlign w:val="center"/>
+                        <w:hideMark/>
+                      </w:tcPr>
+                      <w:p>
+                        <w:pPr>
+                          <w:suppressAutoHyphens w:val="0"/>
+                          <w:rPr>
+                            <w:rFonts w:ascii="Courier New" w:hAnsi="Courier New" w:cs="Courier New"/>
+                            <w:szCs w:val="20"/>
+                            <w:lang w:eastAsia="en-US" w:bidi="ar-SA"/>
+                          </w:rPr>
+                        </w:pPr>
+                        <w:r>
+                          <w:rPr>
+                            <w:rFonts w:ascii="Courier New" w:hAnsi="Courier New" w:cs="Courier New"/>
+                            <w:szCs w:val="20"/>
+                            <w:lang w:eastAsia="en-US" w:bidi="ar-SA"/>
+                          </w:rPr>
+                          <w:t>4</w:t>
+                        </w:r>
+                      </w:p>
+                    </w:tc>
+                    <w:tc>
+                      <w:tcPr>
+                        <w:tcW w:w="0" w:type="auto"/>
+                        <w:vAlign w:val="center"/>
+                        <w:hideMark/>
+                      </w:tcPr>
+                      <w:p>
+                        <w:pPr>
+                          <w:suppressAutoHyphens w:val="0"/>
+                          <w:rPr>
+                            <w:rFonts w:ascii="Courier New" w:hAnsi="Courier New" w:cs="Courier New"/>
+                            <w:szCs w:val="20"/>
+                            <w:lang w:eastAsia="en-US" w:bidi="ar-SA"/>
+                          </w:rPr>
+                        </w:pPr>
+                        <w:proofErr w:type="spellStart"/>
+                        <w:r>
+                          <w:rPr>
+                            <w:rFonts w:ascii="Courier New" w:hAnsi="Courier New" w:cs="Courier New"/>
+                            <w:szCs w:val="20"/>
+                            <w:lang w:eastAsia="en-US" w:bidi="ar-SA"/>
+                          </w:rPr>
+                          <w:t>pvc</w:t>
+                        </w:r>
+                        <w:proofErr w:type="spellEnd"/>
+                        <w:r>
+                          <w:rPr>
+                            <w:rFonts w:ascii="Courier New" w:hAnsi="Courier New" w:cs="Courier New"/>
+                            <w:szCs w:val="20"/>
+                            <w:lang w:eastAsia="en-US" w:bidi="ar-SA"/>
+                          </w:rPr>
+                          <w:t xml:space="preserve"> pipe</w:t>
+                        </w:r>
+                      </w:p>
+                    </w:tc>
+                    <w:tc>
+                      <w:tcPr>
+                        <w:tcW w:w="0" w:type="auto"/>
+                        <w:vAlign w:val="center"/>
+                        <w:hideMark/>
+                      </w:tcPr>
+                      <w:p>
+                        <w:pPr>
+                          <w:suppressAutoHyphens w:val="0"/>
+                          <w:rPr>
+                            <w:rFonts w:ascii="Courier New" w:hAnsi="Courier New" w:cs="Courier New"/>
+                            <w:sz w:val="24"/>
+                            <w:lang w:eastAsia="en-US" w:bidi="ar-SA"/>
+                          </w:rPr>
+                        </w:pPr>
+                        <w:r>
+                          <w:rPr>
+                            <w:rFonts w:ascii="Courier New" w:hAnsi="Courier New" w:cs="Courier New"/>
+                            <w:sz w:val="24"/>
+                            <w:lang w:eastAsia="en-US" w:bidi="ar-SA"/>
+                          </w:rPr>
+                          <w:t>54</w:t>
+                        </w:r>
+                      </w:p>
+                    </w:tc>
+                  </w:tr>
+                  <w:tr>
+                    <w:trPr>
+                      <w:tblCellSpacing w:w="15" w:type="dxa"/>
+                    </w:trPr>
+                    <w:tc>
+                      <w:tcPr>
+                        <w:tcW w:w="0" w:type="auto"/>
+                        <w:vAlign w:val="center"/>
+                        <w:hideMark/>
+                      </w:tcPr>
+                      <w:p>
+                        <w:pPr>
+                          <w:suppressAutoHyphens w:val="0"/>
+                          <w:rPr>
+                            <w:rFonts w:ascii="Courier New" w:hAnsi="Courier New" w:cs="Courier New"/>
+                            <w:szCs w:val="20"/>
+                            <w:lang w:eastAsia="en-US" w:bidi="ar-SA"/>
+                          </w:rPr>
+                        </w:pPr>
+                        <w:r>
+                          <w:rPr>
+                            <w:rFonts w:ascii="Courier New" w:hAnsi="Courier New" w:cs="Courier New"/>
+                            <w:szCs w:val="20"/>
+                            <w:lang w:eastAsia="en-US" w:bidi="ar-SA"/>
+                          </w:rPr>
+                          <w:t>5</w:t>
+                        </w:r>
+                      </w:p>
+                    </w:tc>
+                    <w:tc>
+                      <w:tcPr>
+                        <w:tcW w:w="0" w:type="auto"/>
+                        <w:vAlign w:val="center"/>
+                        <w:hideMark/>
+                      </w:tcPr>
+                      <w:p>
+                        <w:pPr>
+                          <w:suppressAutoHyphens w:val="0"/>
+                          <w:rPr>
+                            <w:rFonts w:ascii="Courier New" w:hAnsi="Courier New" w:cs="Courier New"/>
+                            <w:szCs w:val="20"/>
+                            <w:lang w:eastAsia="en-US" w:bidi="ar-SA"/>
+                          </w:rPr>
+                        </w:pPr>
+                        <w:r>
+                          <w:rPr>
+                            <w:rFonts w:ascii="Courier New" w:hAnsi="Courier New" w:cs="Courier New"/>
+                            <w:szCs w:val="20"/>
+                            <w:lang w:eastAsia="en-US" w:bidi="ar-SA"/>
+                          </w:rPr>
+                          <w:t>rake</w:t>
+                        </w:r>
+                      </w:p>
+                    </w:tc>
+                    <w:tc>
+                      <w:tcPr>
+                        <w:tcW w:w="0" w:type="auto"/>
+                        <w:vAlign w:val="center"/>
+                        <w:hideMark/>
+                      </w:tcPr>
+                      <w:p>
+                        <w:pPr>
+                          <w:suppressAutoHyphens w:val="0"/>
+                          <w:rPr>
+                            <w:rFonts w:ascii="Courier New" w:hAnsi="Courier New" w:cs="Courier New"/>
+                            <w:sz w:val="24"/>
+                            <w:lang w:eastAsia="en-US" w:bidi="ar-SA"/>
+                          </w:rPr>
+                        </w:pPr>
+                        <w:r>
+                          <w:rPr>
+                            <w:rFonts w:ascii="Courier New" w:hAnsi="Courier New" w:cs="Courier New"/>
+                            <w:sz w:val="24"/>
+                            <w:lang w:eastAsia="en-US" w:bidi="ar-SA"/>
+                          </w:rPr>
+                          <w:t>10</w:t>
+                        </w:r>
+                      </w:p>
+                    </w:tc>
+                  </w:tr>
+                  <w:tr>
+                    <w:trPr>
+                      <w:tblCellSpacing w:w="15" w:type="dxa"/>
+                    </w:trPr>
+                    <w:tc>
+                      <w:tcPr>
+                        <w:tcW w:w="0" w:type="auto"/>
+                        <w:vAlign w:val="center"/>
+                        <w:hideMark/>
+                      </w:tcPr>
+                      <w:p>
+                        <w:pPr>
+                          <w:suppressAutoHyphens w:val="0"/>
+                          <w:rPr>
+                            <w:rFonts w:ascii="Courier New" w:hAnsi="Courier New" w:cs="Courier New"/>
+                            <w:szCs w:val="20"/>
+                            <w:lang w:eastAsia="en-US" w:bidi="ar-SA"/>
+                          </w:rPr>
+                        </w:pPr>
+                        <w:r>
+                          <w:rPr>
+                            <w:rFonts w:ascii="Courier New" w:hAnsi="Courier New" w:cs="Courier New"/>
+                            <w:szCs w:val="20"/>
+                            <w:lang w:eastAsia="en-US" w:bidi="ar-SA"/>
+                          </w:rPr>
+                          <w:t>6</w:t>
+                        </w:r>
+                      </w:p>
+                    </w:tc>
+                    <w:tc>
+                      <w:tcPr>
+                        <w:tcW w:w="0" w:type="auto"/>
+                        <w:vAlign w:val="center"/>
+                        <w:hideMark/>
+                      </w:tcPr>
+                      <w:p>
+                        <w:pPr>
+                          <w:suppressAutoHyphens w:val="0"/>
+                          <w:rPr>
+                            <w:rFonts w:ascii="Courier New" w:hAnsi="Courier New" w:cs="Courier New"/>
+                            <w:szCs w:val="20"/>
+                            <w:lang w:eastAsia="en-US" w:bidi="ar-SA"/>
+                          </w:rPr>
+                        </w:pPr>
+                        <w:r>
+                          <w:rPr>
+                            <w:rFonts w:ascii="Courier New" w:hAnsi="Courier New" w:cs="Courier New"/>
+                            <w:szCs w:val="20"/>
+                            <w:lang w:eastAsia="en-US" w:bidi="ar-SA"/>
+                          </w:rPr>
+                          <w:t>shovel</w:t>
+                        </w:r>
+                      </w:p>
+                    </w:tc>
+                    <w:tc>
+                      <w:tcPr>
+                        <w:tcW w:w="0" w:type="auto"/>
+                        <w:vAlign w:val="center"/>
+                        <w:hideMark/>
+                      </w:tcPr>
+                      <w:p>
+                        <w:pPr>
+                          <w:suppressAutoHyphens w:val="0"/>
+                          <w:rPr>
+                            <w:rFonts w:ascii="Courier New" w:hAnsi="Courier New" w:cs="Courier New"/>
+                            <w:sz w:val="24"/>
+                            <w:lang w:eastAsia="en-US" w:bidi="ar-SA"/>
+                          </w:rPr>
+                        </w:pPr>
+                        <w:r>
+                          <w:rPr>
+                            <w:rFonts w:ascii="Courier New" w:hAnsi="Courier New" w:cs="Courier New"/>
+                            <w:sz w:val="24"/>
+                            <w:lang w:eastAsia="en-US" w:bidi="ar-SA"/>
+                          </w:rPr>
+                          <w:t>15</w:t>
+                        </w:r>
+                      </w:p>
+                    </w:tc>
+                  </w:tr>
+                  <w:tr>
+                    <w:trPr>
+                      <w:tblCellSpacing w:w="15" w:type="dxa"/>
+                    </w:trPr>
+                    <w:tc>
+                      <w:tcPr>
+                        <w:tcW w:w="0" w:type="auto"/>
+                        <w:vAlign w:val="center"/>
+                        <w:hideMark/>
+                      </w:tcPr>
+                      <w:p>
+                        <w:pPr>
+                          <w:suppressAutoHyphens w:val="0"/>
+                          <w:rPr>
+                            <w:rFonts w:ascii="Courier New" w:hAnsi="Courier New" w:cs="Courier New"/>
+                            <w:szCs w:val="20"/>
+                            <w:lang w:eastAsia="en-US" w:bidi="ar-SA"/>
+                          </w:rPr>
+                        </w:pPr>
+                        <w:r>
+                          <w:rPr>
+                            <w:rFonts w:ascii="Courier New" w:hAnsi="Courier New" w:cs="Courier New"/>
+                            <w:szCs w:val="20"/>
+                            <w:lang w:eastAsia="en-US" w:bidi="ar-SA"/>
+                          </w:rPr>
+                          <w:t>7</w:t>
+                        </w:r>
+                      </w:p>
+                    </w:tc>
+                    <w:tc>
+                      <w:tcPr>
+                        <w:tcW w:w="0" w:type="auto"/>
+                        <w:vAlign w:val="center"/>
+                        <w:hideMark/>
+                      </w:tcPr>
+                      <w:p>
+                        <w:pPr>
+                          <w:suppressAutoHyphens w:val="0"/>
+                          <w:rPr>
+                            <w:rFonts w:ascii="Courier New" w:hAnsi="Courier New" w:cs="Courier New"/>
+                            <w:szCs w:val="20"/>
+                            <w:lang w:eastAsia="en-US" w:bidi="ar-SA"/>
+                          </w:rPr>
+                        </w:pPr>
+                        <w:r>
+                          <w:rPr>
+                            <w:rFonts w:ascii="Courier New" w:hAnsi="Courier New" w:cs="Courier New"/>
+                            <w:szCs w:val="20"/>
+                            <w:lang w:eastAsia="en-US" w:bidi="ar-SA"/>
+                          </w:rPr>
+                          <w:t>wooden dowels</w:t>
+                        </w:r>
+                      </w:p>
+                    </w:tc>
+                    <w:tc>
+                      <w:tcPr>
+                        <w:tcW w:w="0" w:type="auto"/>
+                        <w:vAlign w:val="center"/>
+                        <w:hideMark/>
+                      </w:tcPr>
+                      <w:p>
+                        <w:pPr>
+                          <w:suppressAutoHyphens w:val="0"/>
+                          <w:rPr>
+                            <w:rFonts w:ascii="Courier New" w:hAnsi="Courier New" w:cs="Courier New"/>
+                            <w:sz w:val="24"/>
+                            <w:lang w:eastAsia="en-US" w:bidi="ar-SA"/>
+                          </w:rPr>
+                        </w:pPr>
+                        <w:r>
+                          <w:rPr>
+                            <w:rFonts w:ascii="Courier New" w:hAnsi="Courier New" w:cs="Courier New"/>
+                            <w:sz w:val="24"/>
+                            <w:lang w:eastAsia="en-US" w:bidi="ar-SA"/>
+                          </w:rPr>
+                          <w:t>192</w:t>
+                        </w:r>
+                      </w:p>
+                    </w:tc>
+                  </w:tr>
+                </w:tbl>
+                <w:p>
+                  <w:pPr>
+                    <w:pStyle w:val="BodyText"/>
+                    <w:spacing w:after="0"/>
+                    <w:rPr>
+                      <w:color w:val="000000"/>
+                      <w:szCs w:val="20"/>
+                    </w:rPr>
+                  </w:pPr>
+                </w:p>
+              </w:tc>
+            </w:tr>
+          </w:tbl>
           <w:p>
             <w:pPr>
               <w:pStyle w:val="BodyText"/>
@@ -1312,240 +6125,115 @@
                 <w:szCs w:val="20"/>
               </w:rPr>
             </w:pPr>
-            <w:r>
-              <w:rPr>
-                <w:noProof/>
-                <w:color w:val="000000"/>
-                <w:szCs w:val="20"/>
-              </w:rPr>
-              <w:drawing>
-                <wp:inline distT="0" distB="0" distL="0" distR="0" wp14:anchorId="42B70242" wp14:editId="01DE7A98">
-                  <wp:extent cx="5758405" cy="1296872"/>
-                  <wp:effectExtent l="0" t="0" r="0" b="0"/>
-                  <wp:docPr id="827268622" name="Picture 1"/>
-                  <wp:cNvGraphicFramePr>
-                    <a:graphicFrameLocks xmlns:a="http://schemas.openxmlformats.org/drawingml/2006/main" noChangeAspect="1"/>
-                  </wp:cNvGraphicFramePr>
-                  <a:graphic xmlns:a="http://schemas.openxmlformats.org/drawingml/2006/main">
-                    <a:graphicData uri="http://schemas.openxmlformats.org/drawingml/2006/picture">
-                      <pic:pic xmlns:pic="http://schemas.openxmlformats.org/drawingml/2006/picture">
-                        <pic:nvPicPr>
-                          <pic:cNvPr id="1555321757" name=""/>
-                          <pic:cNvPicPr/>
-                        </pic:nvPicPr>
-                        <pic:blipFill>
-                          <a:blip r:embed="rId10"/>
-                          <a:stretch>
-                            <a:fillRect/>
-                          </a:stretch>
-                        </pic:blipFill>
-                        <pic:spPr>
-                          <a:xfrm>
-                            <a:off x="0" y="0"/>
-                            <a:ext cx="5764720" cy="1298294"/>
-                          </a:xfrm>
-                          <a:prstGeom prst="rect">
-                            <a:avLst/>
-                          </a:prstGeom>
-                        </pic:spPr>
-                      </pic:pic>
-                    </a:graphicData>
-                  </a:graphic>
-                </wp:inline>
-              </w:drawing>
-            </w:r>
           </w:p>
+        </w:tc>
+      </w:tr>
+      <w:tr>
+        <w:trPr>
+          <w:trHeight w:val="179"/>
+        </w:trPr>
+        <w:tc>
+          <w:tcPr>
+            <w:tcW w:w="9350" w:type="dxa"/>
+          </w:tcPr>
           <w:p>
             <w:pPr>
-              <w:pStyle w:val="BodyText"/>
-              <w:spacing w:after="0"/>
-              <w:rPr>
-                <w:color w:val="000000"/>
-                <w:szCs w:val="20"/>
+              <w:shd w:val="clear" w:color="auto" w:fill="FFFFFF"/>
+              <w:suppressAutoHyphens w:val="0"/>
+              <w:rPr>
+                <w:color w:val="000000"/>
               </w:rPr>
             </w:pPr>
             <w:r>
               <w:rPr>
                 <w:color w:val="000000"/>
-                <w:szCs w:val="20"/>
-              </w:rPr>
-              <w:t xml:space="preserve">The following lambda function can be applied to return a value below which 25% of the data falls.  </w:t>
+              </w:rPr>
+              <w:t xml:space="preserve">Merge the </w:t>
             </w:r>
-          </w:p>
-          <w:p>
-            <w:pPr>
-              <w:pStyle w:val="BodyText"/>
-              <w:spacing w:after="0"/>
-              <w:rPr>
-                <w:color w:val="000000"/>
-                <w:szCs w:val="20"/>
-              </w:rPr>
-            </w:pPr>
-          </w:p>
-          <w:p>
-            <w:pPr>
-              <w:pStyle w:val="BodyText"/>
-              <w:spacing w:after="0"/>
-              <w:rPr>
-                <w:rFonts w:ascii="Consolas" w:hAnsi="Consolas"/>
-                <w:color w:val="000000"/>
-                <w:szCs w:val="20"/>
-              </w:rPr>
-            </w:pPr>
+            <w:proofErr w:type="spellStart"/>
             <w:r>
               <w:rPr>
-                <w:rFonts w:ascii="Consolas" w:hAnsi="Consolas"/>
-                <w:color w:val="000000"/>
-                <w:szCs w:val="20"/>
-              </w:rPr>
-              <w:t xml:space="preserve">result = </w:t>
+                <w:color w:val="000000"/>
+              </w:rPr>
+              <w:t>store_</w:t>
             </w:r>
+            <w:proofErr w:type="gramStart"/>
             <w:r>
               <w:rPr>
-                <w:rFonts w:ascii="Consolas" w:hAnsi="Consolas"/>
-                <w:color w:val="000000"/>
-                <w:szCs w:val="20"/>
-              </w:rPr>
-              <w:t>(</w:t>
+                <w:color w:val="000000"/>
+              </w:rPr>
+              <w:t>a</w:t>
             </w:r>
+            <w:proofErr w:type="spellEnd"/>
             <w:r>
               <w:rPr>
-                <w:rFonts w:ascii="Consolas" w:hAnsi="Consolas"/>
-                <w:color w:val="000000"/>
-                <w:szCs w:val="20"/>
-              </w:rPr>
-              <w:t>lambda x: np.percentile(x, 25)</w:t>
+                <w:color w:val="000000"/>
+              </w:rPr>
+              <w:t xml:space="preserve"> and</w:t>
             </w:r>
+            <w:proofErr w:type="gramEnd"/>
             <w:r>
               <w:rPr>
-                <w:rFonts w:ascii="Consolas" w:hAnsi="Consolas"/>
-                <w:color w:val="000000"/>
-                <w:szCs w:val="20"/>
-              </w:rPr>
-              <w:t>)</w:t>
+                <w:color w:val="000000"/>
+              </w:rPr>
+              <w:t xml:space="preserve"> </w:t>
             </w:r>
-          </w:p>
-          <w:p>
-            <w:pPr>
-              <w:pStyle w:val="BodyText"/>
-              <w:spacing w:after="0"/>
-              <w:rPr>
-                <w:color w:val="000000"/>
-                <w:szCs w:val="20"/>
-              </w:rPr>
-            </w:pPr>
-          </w:p>
-          <w:p>
-            <w:pPr>
-              <w:pStyle w:val="BodyText"/>
-              <w:spacing w:after="0"/>
-              <w:rPr>
-                <w:color w:val="000000"/>
-                <w:szCs w:val="20"/>
-              </w:rPr>
-            </w:pPr>
+            <w:proofErr w:type="spellStart"/>
             <w:r>
               <w:rPr>
                 <w:color w:val="000000"/>
-                <w:szCs w:val="20"/>
-              </w:rPr>
-              <w:t xml:space="preserve">Use </w:t>
+              </w:rPr>
+              <w:t>store_b</w:t>
             </w:r>
+            <w:proofErr w:type="spellEnd"/>
             <w:r>
               <w:rPr>
                 <w:color w:val="000000"/>
-                <w:szCs w:val="20"/>
-              </w:rPr>
-              <w:t>the</w:t>
+              </w:rPr>
+              <w:t xml:space="preserve"> inventories with an inner </w:t>
             </w:r>
+            <w:proofErr w:type="gramStart"/>
             <w:r>
               <w:rPr>
                 <w:color w:val="000000"/>
-                <w:szCs w:val="20"/>
-              </w:rPr>
-              <w:t xml:space="preserve"> lambda function</w:t>
+              </w:rPr>
+              <w:t>merge</w:t>
             </w:r>
+            <w:proofErr w:type="gramEnd"/>
             <w:r>
               <w:rPr>
                 <w:color w:val="000000"/>
-                <w:szCs w:val="20"/>
-              </w:rPr>
-              <w:t xml:space="preserve"> above to answer the following, </w:t>
-            </w:r>
-            <w:r>
-              <w:rPr>
-                <w:color w:val="000000"/>
-                <w:szCs w:val="20"/>
-              </w:rPr>
-              <w:t xml:space="preserve"> </w:t>
+              </w:rPr>
+              <w:t>.</w:t>
             </w:r>
           </w:p>
         </w:tc>
       </w:tr>
       <w:tr>
         <w:trPr>
-          <w:trHeight w:val="161"/>
+          <w:trHeight w:val="449"/>
         </w:trPr>
         <w:tc>
           <w:tcPr>
-            <w:tcW w:w="3505" w:type="dxa"/>
+            <w:tcW w:w="9350" w:type="dxa"/>
           </w:tcPr>
           <w:p>
             <w:pPr>
-              <w:rPr>
-                <w:color w:val="000000"/>
-              </w:rPr>
-            </w:pPr>
-            <w:r>
-              <w:rPr>
-                <w:color w:val="000000"/>
+              <w:shd w:val="clear" w:color="auto" w:fill="FFFFFF"/>
+              <w:suppressAutoHyphens w:val="0"/>
+              <w:spacing w:line="360" w:lineRule="atLeast"/>
+              <w:rPr>
+                <w:rFonts w:ascii="Consolas" w:hAnsi="Consolas"/>
+                <w:color w:val="EE0000"/>
                 <w:szCs w:val="20"/>
-              </w:rPr>
-              <w:t>What is</w:t>
-            </w:r>
-            <w:r>
-              <w:rPr>
-                <w:color w:val="000000"/>
-                <w:szCs w:val="20"/>
-              </w:rPr>
-              <w:t xml:space="preserve"> the price threshold for the cheapest 25% of shoes </w:t>
-            </w:r>
-            <w:r>
-              <w:rPr>
-                <w:color w:val="000000"/>
-                <w:szCs w:val="20"/>
-              </w:rPr>
-              <w:t>of</w:t>
-            </w:r>
-            <w:r>
-              <w:rPr>
-                <w:color w:val="000000"/>
-                <w:szCs w:val="20"/>
-              </w:rPr>
-              <w:t xml:space="preserve"> each type</w:t>
-            </w:r>
-          </w:p>
-        </w:tc>
-        <w:tc>
-          <w:tcPr>
-            <w:tcW w:w="5845" w:type="dxa"/>
-          </w:tcPr>
-          <w:p>
-            <w:pPr>
-              <w:rPr>
-                <w:color w:val="000000"/>
+                <w:lang w:eastAsia="en-US" w:bidi="ar-SA"/>
               </w:rPr>
             </w:pPr>
           </w:p>
           <w:p>
             <w:pPr>
-              <w:rPr>
-                <w:color w:val="000000"/>
-              </w:rPr>
-            </w:pPr>
-          </w:p>
-          <w:p>
-            <w:pPr>
+              <w:shd w:val="clear" w:color="auto" w:fill="FFFFFF"/>
+              <w:suppressAutoHyphens w:val="0"/>
               <w:rPr>
                 <w:color w:val="000000"/>
               </w:rPr>
@@ -1555,14 +6243,16 @@
       </w:tr>
       <w:tr>
         <w:trPr>
-          <w:trHeight w:val="161"/>
+          <w:trHeight w:val="116"/>
         </w:trPr>
         <w:tc>
           <w:tcPr>
-            <w:tcW w:w="3505" w:type="dxa"/>
+            <w:tcW w:w="9350" w:type="dxa"/>
           </w:tcPr>
           <w:p>
             <w:pPr>
+              <w:shd w:val="clear" w:color="auto" w:fill="FFFFFF"/>
+              <w:suppressAutoHyphens w:val="0"/>
               <w:rPr>
                 <w:color w:val="000000"/>
               </w:rPr>
@@ -1570,60 +6260,24 @@
             <w:r>
               <w:rPr>
                 <w:color w:val="000000"/>
-                <w:szCs w:val="20"/>
-              </w:rPr>
-              <w:t>What is</w:t>
-            </w:r>
-            <w:r>
-              <w:rPr>
-                <w:color w:val="000000"/>
-                <w:szCs w:val="20"/>
-              </w:rPr>
-              <w:t xml:space="preserve"> the price threshold for the cheapest </w:t>
-            </w:r>
-            <w:r>
-              <w:rPr>
-                <w:color w:val="000000"/>
-                <w:szCs w:val="20"/>
-              </w:rPr>
-              <w:t>10</w:t>
-            </w:r>
-            <w:r>
-              <w:rPr>
-                <w:color w:val="000000"/>
-                <w:szCs w:val="20"/>
-              </w:rPr>
-              <w:t xml:space="preserve">% of shoes </w:t>
-            </w:r>
-            <w:r>
-              <w:rPr>
-                <w:color w:val="000000"/>
-                <w:szCs w:val="20"/>
-              </w:rPr>
-              <w:t>of</w:t>
-            </w:r>
-            <w:r>
-              <w:rPr>
-                <w:color w:val="000000"/>
-                <w:szCs w:val="20"/>
-              </w:rPr>
-              <w:t xml:space="preserve"> each </w:t>
-            </w:r>
-            <w:r>
-              <w:rPr>
-                <w:color w:val="000000"/>
-                <w:szCs w:val="20"/>
-              </w:rPr>
-              <w:t>material</w:t>
+              </w:rPr>
+              <w:t>What data is missing?</w:t>
             </w:r>
           </w:p>
         </w:tc>
+      </w:tr>
+      <w:tr>
+        <w:trPr>
+          <w:trHeight w:val="116"/>
+        </w:trPr>
         <w:tc>
           <w:tcPr>
-            <w:tcW w:w="5845" w:type="dxa"/>
+            <w:tcW w:w="9350" w:type="dxa"/>
           </w:tcPr>
           <w:p>
             <w:pPr>
+              <w:shd w:val="clear" w:color="auto" w:fill="FFFFFF"/>
+              <w:suppressAutoHyphens w:val="0"/>
               <w:rPr>
                 <w:color w:val="000000"/>
               </w:rPr>
@@ -1631,6 +6285,8 @@
           </w:p>
           <w:p>
             <w:pPr>
+              <w:shd w:val="clear" w:color="auto" w:fill="FFFFFF"/>
+              <w:suppressAutoHyphens w:val="0"/>
               <w:rPr>
                 <w:color w:val="000000"/>
               </w:rPr>
@@ -1638,6 +6294,26 @@
           </w:p>
           <w:p>
             <w:pPr>
+              <w:shd w:val="clear" w:color="auto" w:fill="FFFFFF"/>
+              <w:suppressAutoHyphens w:val="0"/>
+              <w:rPr>
+                <w:color w:val="000000"/>
+              </w:rPr>
+            </w:pPr>
+          </w:p>
+          <w:p>
+            <w:pPr>
+              <w:shd w:val="clear" w:color="auto" w:fill="FFFFFF"/>
+              <w:suppressAutoHyphens w:val="0"/>
+              <w:rPr>
+                <w:color w:val="000000"/>
+              </w:rPr>
+            </w:pPr>
+          </w:p>
+          <w:p>
+            <w:pPr>
+              <w:shd w:val="clear" w:color="auto" w:fill="FFFFFF"/>
+              <w:suppressAutoHyphens w:val="0"/>
               <w:rPr>
                 <w:color w:val="000000"/>
               </w:rPr>
@@ -1647,14 +6323,16 @@
       </w:tr>
       <w:tr>
         <w:trPr>
-          <w:trHeight w:val="161"/>
+          <w:trHeight w:val="116"/>
         </w:trPr>
         <w:tc>
           <w:tcPr>
-            <w:tcW w:w="3505" w:type="dxa"/>
+            <w:tcW w:w="9350" w:type="dxa"/>
           </w:tcPr>
           <w:p>
             <w:pPr>
+              <w:shd w:val="clear" w:color="auto" w:fill="FFFFFF"/>
+              <w:suppressAutoHyphens w:val="0"/>
               <w:rPr>
                 <w:color w:val="000000"/>
               </w:rPr>
@@ -1662,75 +6340,93 @@
             <w:r>
               <w:rPr>
                 <w:color w:val="000000"/>
-                <w:szCs w:val="20"/>
               </w:rPr>
               <w:lastRenderedPageBreak/>
-              <w:t>What is</w:t>
+              <w:t xml:space="preserve">Merge the </w:t>
             </w:r>
+            <w:proofErr w:type="spellStart"/>
             <w:r>
               <w:rPr>
                 <w:color w:val="000000"/>
-                <w:szCs w:val="20"/>
-              </w:rPr>
-              <w:t xml:space="preserve"> the price threshold for the cheapest </w:t>
+              </w:rPr>
+              <w:t>store_</w:t>
             </w:r>
+            <w:proofErr w:type="gramStart"/>
             <w:r>
               <w:rPr>
                 <w:color w:val="000000"/>
-                <w:szCs w:val="20"/>
-              </w:rPr>
-              <w:t>30</w:t>
+              </w:rPr>
+              <w:t>a</w:t>
             </w:r>
+            <w:proofErr w:type="spellEnd"/>
             <w:r>
               <w:rPr>
                 <w:color w:val="000000"/>
-                <w:szCs w:val="20"/>
-              </w:rPr>
-              <w:t xml:space="preserve">% of shoes </w:t>
+              </w:rPr>
+              <w:t xml:space="preserve"> and</w:t>
             </w:r>
+            <w:proofErr w:type="gramEnd"/>
             <w:r>
               <w:rPr>
                 <w:color w:val="000000"/>
-                <w:szCs w:val="20"/>
-              </w:rPr>
-              <w:t>of</w:t>
+              </w:rPr>
+              <w:t xml:space="preserve"> </w:t>
             </w:r>
+            <w:proofErr w:type="spellStart"/>
             <w:r>
               <w:rPr>
                 <w:color w:val="000000"/>
-                <w:szCs w:val="20"/>
-              </w:rPr>
-              <w:t xml:space="preserve"> each </w:t>
+              </w:rPr>
+              <w:t>store_b</w:t>
             </w:r>
+            <w:proofErr w:type="spellEnd"/>
             <w:r>
               <w:rPr>
                 <w:color w:val="000000"/>
-                <w:szCs w:val="20"/>
-              </w:rPr>
-              <w:t>color</w:t>
+              </w:rPr>
+              <w:t xml:space="preserve"> inventories with an outer merge. </w:t>
             </w:r>
           </w:p>
         </w:tc>
+      </w:tr>
+      <w:tr>
+        <w:trPr>
+          <w:trHeight w:val="116"/>
+        </w:trPr>
         <w:tc>
           <w:tcPr>
-            <w:tcW w:w="5845" w:type="dxa"/>
+            <w:tcW w:w="9350" w:type="dxa"/>
           </w:tcPr>
           <w:p>
             <w:pPr>
-              <w:rPr>
-                <w:color w:val="000000"/>
+              <w:shd w:val="clear" w:color="auto" w:fill="FFFFFF"/>
+              <w:suppressAutoHyphens w:val="0"/>
+              <w:spacing w:line="360" w:lineRule="atLeast"/>
+              <w:rPr>
+                <w:rFonts w:ascii="Consolas" w:hAnsi="Consolas"/>
+                <w:color w:val="EE0000"/>
+                <w:szCs w:val="20"/>
+                <w:lang w:eastAsia="en-US" w:bidi="ar-SA"/>
               </w:rPr>
             </w:pPr>
           </w:p>
           <w:p>
             <w:pPr>
-              <w:rPr>
-                <w:color w:val="000000"/>
+              <w:shd w:val="clear" w:color="auto" w:fill="FFFFFF"/>
+              <w:suppressAutoHyphens w:val="0"/>
+              <w:spacing w:line="360" w:lineRule="atLeast"/>
+              <w:rPr>
+                <w:rFonts w:ascii="Consolas" w:hAnsi="Consolas"/>
+                <w:color w:val="EE0000"/>
+                <w:szCs w:val="20"/>
+                <w:lang w:eastAsia="en-US" w:bidi="ar-SA"/>
               </w:rPr>
             </w:pPr>
           </w:p>
           <w:p>
             <w:pPr>
+              <w:shd w:val="clear" w:color="auto" w:fill="FFFFFF"/>
+              <w:suppressAutoHyphens w:val="0"/>
               <w:rPr>
                 <w:color w:val="000000"/>
               </w:rPr>
@@ -1740,15 +6436,16 @@
       </w:tr>
       <w:tr>
         <w:trPr>
-          <w:trHeight w:val="161"/>
+          <w:trHeight w:val="116"/>
         </w:trPr>
         <w:tc>
           <w:tcPr>
             <w:tcW w:w="9350" w:type="dxa"/>
-            <w:gridSpan w:val="2"/>
           </w:tcPr>
           <w:p>
             <w:pPr>
+              <w:shd w:val="clear" w:color="auto" w:fill="FFFFFF"/>
+              <w:suppressAutoHyphens w:val="0"/>
               <w:rPr>
                 <w:color w:val="000000"/>
               </w:rPr>
@@ -1757,22 +6454,23 @@
               <w:rPr>
                 <w:color w:val="000000"/>
               </w:rPr>
-              <w:t>What is the datatype returned for each statement above?</w:t>
+              <w:t>Which values are nan or None?</w:t>
             </w:r>
           </w:p>
         </w:tc>
       </w:tr>
       <w:tr>
         <w:trPr>
-          <w:trHeight w:val="161"/>
+          <w:trHeight w:val="116"/>
         </w:trPr>
         <w:tc>
           <w:tcPr>
             <w:tcW w:w="9350" w:type="dxa"/>
-            <w:gridSpan w:val="2"/>
           </w:tcPr>
           <w:p>
             <w:pPr>
+              <w:shd w:val="clear" w:color="auto" w:fill="FFFFFF"/>
+              <w:suppressAutoHyphens w:val="0"/>
               <w:rPr>
                 <w:color w:val="000000"/>
               </w:rPr>
@@ -1780,48 +6478,8 @@
           </w:p>
           <w:p>
             <w:pPr>
-              <w:rPr>
-                <w:color w:val="000000"/>
-              </w:rPr>
-            </w:pPr>
-          </w:p>
-        </w:tc>
-      </w:tr>
-      <w:tr>
-        <w:trPr>
-          <w:trHeight w:val="161"/>
-        </w:trPr>
-        <w:tc>
-          <w:tcPr>
-            <w:tcW w:w="9350" w:type="dxa"/>
-            <w:gridSpan w:val="2"/>
-          </w:tcPr>
-          <w:p>
-            <w:pPr>
-              <w:rPr>
-                <w:color w:val="000000"/>
-              </w:rPr>
-            </w:pPr>
-            <w:r>
-              <w:rPr>
-                <w:color w:val="000000"/>
-              </w:rPr>
-              <w:t>How can you convert each datatype into a dataframe?</w:t>
-            </w:r>
-          </w:p>
-        </w:tc>
-      </w:tr>
-      <w:tr>
-        <w:trPr>
-          <w:trHeight w:val="161"/>
-        </w:trPr>
-        <w:tc>
-          <w:tcPr>
-            <w:tcW w:w="9350" w:type="dxa"/>
-            <w:gridSpan w:val="2"/>
-          </w:tcPr>
-          <w:p>
-            <w:pPr>
+              <w:shd w:val="clear" w:color="auto" w:fill="FFFFFF"/>
+              <w:suppressAutoHyphens w:val="0"/>
               <w:rPr>
                 <w:color w:val="000000"/>
               </w:rPr>
@@ -1829,6 +6487,62 @@
           </w:p>
           <w:p>
             <w:pPr>
+              <w:shd w:val="clear" w:color="auto" w:fill="FFFFFF"/>
+              <w:suppressAutoHyphens w:val="0"/>
+              <w:rPr>
+                <w:color w:val="000000"/>
+              </w:rPr>
+            </w:pPr>
+          </w:p>
+          <w:p>
+            <w:pPr>
+              <w:shd w:val="clear" w:color="auto" w:fill="FFFFFF"/>
+              <w:suppressAutoHyphens w:val="0"/>
+              <w:rPr>
+                <w:color w:val="000000"/>
+              </w:rPr>
+            </w:pPr>
+          </w:p>
+          <w:p>
+            <w:pPr>
+              <w:shd w:val="clear" w:color="auto" w:fill="FFFFFF"/>
+              <w:suppressAutoHyphens w:val="0"/>
+              <w:rPr>
+                <w:color w:val="000000"/>
+              </w:rPr>
+            </w:pPr>
+          </w:p>
+          <w:p>
+            <w:pPr>
+              <w:shd w:val="clear" w:color="auto" w:fill="FFFFFF"/>
+              <w:suppressAutoHyphens w:val="0"/>
+              <w:rPr>
+                <w:color w:val="000000"/>
+              </w:rPr>
+            </w:pPr>
+          </w:p>
+          <w:p>
+            <w:pPr>
+              <w:shd w:val="clear" w:color="auto" w:fill="FFFFFF"/>
+              <w:suppressAutoHyphens w:val="0"/>
+              <w:rPr>
+                <w:color w:val="000000"/>
+              </w:rPr>
+            </w:pPr>
+          </w:p>
+          <w:p>
+            <w:pPr>
+              <w:shd w:val="clear" w:color="auto" w:fill="FFFFFF"/>
+              <w:suppressAutoHyphens w:val="0"/>
+              <w:rPr>
+                <w:color w:val="000000"/>
+              </w:rPr>
+            </w:pPr>
+          </w:p>
+          <w:p>
+            <w:pPr>
+              <w:shd w:val="clear" w:color="auto" w:fill="FFFFFF"/>
+              <w:suppressAutoHyphens w:val="0"/>
               <w:rPr>
                 <w:color w:val="000000"/>
               </w:rPr>
@@ -1845,14 +6559,12 @@
         <w:tblLook w:val="04A0" w:firstRow="1" w:lastRow="0" w:firstColumn="1" w:lastColumn="0" w:noHBand="0" w:noVBand="1"/>
       </w:tblPr>
       <w:tblGrid>
-        <w:gridCol w:w="3505"/>
-        <w:gridCol w:w="5845"/>
+        <w:gridCol w:w="9350"/>
       </w:tblGrid>
       <w:tr>
         <w:tc>
           <w:tcPr>
             <w:tcW w:w="9350" w:type="dxa"/>
-            <w:gridSpan w:val="2"/>
           </w:tcPr>
           <w:p>
             <w:pPr>
@@ -1881,25 +6593,7 @@
                 <w:bCs/>
                 <w:color w:val="000000"/>
               </w:rPr>
-              <w:t>22.</w:t>
-            </w:r>
-            <w:r>
-              <w:rPr>
-                <w:rFonts w:cs="Times New Roman"/>
-                <w:b/>
-                <w:bCs/>
-                <w:color w:val="000000"/>
-              </w:rPr>
-              <w:t>5</w:t>
-            </w:r>
-            <w:r>
-              <w:rPr>
-                <w:rFonts w:cs="Times New Roman"/>
-                <w:b/>
-                <w:bCs/>
-                <w:color w:val="000000"/>
-              </w:rPr>
-              <w:t xml:space="preserve"> Exercise 1</w:t>
+              <w:t>23.6 Exercise 1</w:t>
             </w:r>
           </w:p>
         </w:tc>
@@ -1908,7 +6602,6 @@
         <w:tc>
           <w:tcPr>
             <w:tcW w:w="9350" w:type="dxa"/>
-            <w:gridSpan w:val="2"/>
           </w:tcPr>
           <w:p>
             <w:pPr>
@@ -1924,25 +6617,274 @@
                 <w:color w:val="000000"/>
                 <w:szCs w:val="20"/>
               </w:rPr>
-              <w:t xml:space="preserve">Refer to the </w:t>
+              <w:t>An ice cream parlor and a bakery have decided to merge.</w:t>
             </w:r>
             <w:r>
               <w:rPr>
-                <w:i/>
-                <w:iCs/>
                 <w:color w:val="000000"/>
                 <w:szCs w:val="20"/>
               </w:rPr>
-              <w:t>shoe_fly</w:t>
+              <w:t xml:space="preserve">  </w:t>
             </w:r>
             <w:r>
               <w:rPr>
                 <w:color w:val="000000"/>
                 <w:szCs w:val="20"/>
               </w:rPr>
-              <w:t xml:space="preserve"> dataframe below. </w:t>
+              <w:t xml:space="preserve">The bakery’s menu is stored in the </w:t>
+            </w:r>
+            <w:proofErr w:type="spellStart"/>
+            <w:r>
+              <w:rPr>
+                <w:color w:val="000000"/>
+                <w:szCs w:val="20"/>
+              </w:rPr>
+              <w:t>DataFrame</w:t>
+            </w:r>
+            <w:proofErr w:type="spellEnd"/>
+            <w:r>
+              <w:rPr>
+                <w:color w:val="000000"/>
+                <w:szCs w:val="20"/>
+              </w:rPr>
+              <w:t xml:space="preserve"> bakery, and the ice cream parlor’s menu is stored in </w:t>
+            </w:r>
+            <w:proofErr w:type="spellStart"/>
+            <w:r>
+              <w:rPr>
+                <w:color w:val="000000"/>
+                <w:szCs w:val="20"/>
+              </w:rPr>
+              <w:t>DataFrame</w:t>
+            </w:r>
+            <w:proofErr w:type="spellEnd"/>
+            <w:r>
+              <w:rPr>
+                <w:color w:val="000000"/>
+                <w:szCs w:val="20"/>
+              </w:rPr>
+              <w:t> </w:t>
+            </w:r>
+            <w:proofErr w:type="spellStart"/>
+            <w:r>
+              <w:rPr>
+                <w:color w:val="000000"/>
+                <w:szCs w:val="20"/>
+              </w:rPr>
+              <w:t>ice_cream</w:t>
+            </w:r>
+            <w:proofErr w:type="spellEnd"/>
+            <w:r>
+              <w:rPr>
+                <w:color w:val="000000"/>
+                <w:szCs w:val="20"/>
+              </w:rPr>
+              <w:t>.</w:t>
             </w:r>
           </w:p>
+          <w:tbl>
+            <w:tblPr>
+              <w:tblStyle w:val="TableGrid"/>
+              <w:tblW w:w="0" w:type="auto"/>
+              <w:tblLook w:val="04A0" w:firstRow="1" w:lastRow="0" w:firstColumn="1" w:lastColumn="0" w:noHBand="0" w:noVBand="1"/>
+            </w:tblPr>
+            <w:tblGrid>
+              <w:gridCol w:w="4281"/>
+              <w:gridCol w:w="4843"/>
+            </w:tblGrid>
+            <w:tr>
+              <w:tc>
+                <w:tcPr>
+                  <w:tcW w:w="4383" w:type="dxa"/>
+                  <w:shd w:val="clear" w:color="auto" w:fill="F2F2F2" w:themeFill="background1" w:themeFillShade="F2"/>
+                </w:tcPr>
+                <w:p>
+                  <w:pPr>
+                    <w:pStyle w:val="BodyText"/>
+                    <w:spacing w:after="0"/>
+                    <w:rPr>
+                      <w:b/>
+                      <w:bCs/>
+                      <w:color w:val="000000"/>
+                      <w:szCs w:val="20"/>
+                    </w:rPr>
+                  </w:pPr>
+                  <w:r>
+                    <w:rPr>
+                      <w:b/>
+                      <w:bCs/>
+                      <w:color w:val="000000"/>
+                      <w:szCs w:val="20"/>
+                    </w:rPr>
+                    <w:t>bakery</w:t>
+                  </w:r>
+                </w:p>
+              </w:tc>
+              <w:tc>
+                <w:tcPr>
+                  <w:tcW w:w="4741" w:type="dxa"/>
+                  <w:shd w:val="clear" w:color="auto" w:fill="F2F2F2" w:themeFill="background1" w:themeFillShade="F2"/>
+                </w:tcPr>
+                <w:p>
+                  <w:pPr>
+                    <w:pStyle w:val="BodyText"/>
+                    <w:spacing w:after="0"/>
+                    <w:rPr>
+                      <w:b/>
+                      <w:bCs/>
+                      <w:color w:val="000000"/>
+                      <w:szCs w:val="20"/>
+                    </w:rPr>
+                  </w:pPr>
+                  <w:proofErr w:type="spellStart"/>
+                  <w:r>
+                    <w:rPr>
+                      <w:b/>
+                      <w:bCs/>
+                      <w:color w:val="000000"/>
+                      <w:szCs w:val="20"/>
+                    </w:rPr>
+                    <w:t>ice_cream</w:t>
+                  </w:r>
+                  <w:proofErr w:type="spellEnd"/>
+                </w:p>
+              </w:tc>
+            </w:tr>
+            <w:tr>
+              <w:tc>
+                <w:tcPr>
+                  <w:tcW w:w="4383" w:type="dxa"/>
+                </w:tcPr>
+                <w:p>
+                  <w:pPr>
+                    <w:pStyle w:val="BodyText"/>
+                    <w:spacing w:after="0"/>
+                    <w:rPr>
+                      <w:color w:val="000000"/>
+                      <w:szCs w:val="20"/>
+                    </w:rPr>
+                  </w:pPr>
+                  <w:r>
+                    <w:rPr>
+                      <w:noProof/>
+                      <w:color w:val="000000"/>
+                      <w:szCs w:val="20"/>
+                    </w:rPr>
+                    <w:drawing>
+                      <wp:inline distT="0" distB="0" distL="0" distR="0" wp14:anchorId="205D279B" wp14:editId="30C519AF">
+                        <wp:extent cx="2465384" cy="1416609"/>
+                        <wp:effectExtent l="0" t="0" r="0" b="0"/>
+                        <wp:docPr id="201204289" name="Picture 1"/>
+                        <wp:cNvGraphicFramePr>
+                          <a:graphicFrameLocks xmlns:a="http://schemas.openxmlformats.org/drawingml/2006/main" noChangeAspect="1"/>
+                        </wp:cNvGraphicFramePr>
+                        <a:graphic xmlns:a="http://schemas.openxmlformats.org/drawingml/2006/main">
+                          <a:graphicData uri="http://schemas.openxmlformats.org/drawingml/2006/picture">
+                            <pic:pic xmlns:pic="http://schemas.openxmlformats.org/drawingml/2006/picture">
+                              <pic:nvPicPr>
+                                <pic:cNvPr id="201204289" name=""/>
+                                <pic:cNvPicPr/>
+                              </pic:nvPicPr>
+                              <pic:blipFill rotWithShape="1">
+                                <a:blip r:embed="rId14"/>
+                                <a:srcRect r="10942" b="49641"/>
+                                <a:stretch>
+                                  <a:fillRect/>
+                                </a:stretch>
+                              </pic:blipFill>
+                              <pic:spPr bwMode="auto">
+                                <a:xfrm>
+                                  <a:off x="0" y="0"/>
+                                  <a:ext cx="2500703" cy="1436903"/>
+                                </a:xfrm>
+                                <a:prstGeom prst="rect">
+                                  <a:avLst/>
+                                </a:prstGeom>
+                                <a:ln>
+                                  <a:noFill/>
+                                </a:ln>
+                                <a:extLst>
+                                  <a:ext uri="{53640926-AAD7-44D8-BBD7-CCE9431645EC}">
+                                    <a14:shadowObscured xmlns:a14="http://schemas.microsoft.com/office/drawing/2010/main"/>
+                                  </a:ext>
+                                </a:extLst>
+                              </pic:spPr>
+                            </pic:pic>
+                          </a:graphicData>
+                        </a:graphic>
+                      </wp:inline>
+                    </w:drawing>
+                  </w:r>
+                </w:p>
+              </w:tc>
+              <w:tc>
+                <w:tcPr>
+                  <w:tcW w:w="4741" w:type="dxa"/>
+                </w:tcPr>
+                <w:p>
+                  <w:pPr>
+                    <w:pStyle w:val="BodyText"/>
+                    <w:spacing w:after="0"/>
+                    <w:rPr>
+                      <w:color w:val="000000"/>
+                      <w:szCs w:val="20"/>
+                    </w:rPr>
+                  </w:pPr>
+                  <w:r>
+                    <w:rPr>
+                      <w:noProof/>
+                      <w:color w:val="000000"/>
+                      <w:szCs w:val="20"/>
+                    </w:rPr>
+                    <w:drawing>
+                      <wp:inline distT="0" distB="0" distL="0" distR="0" wp14:anchorId="14772724" wp14:editId="1F2E1255">
+                        <wp:extent cx="2938596" cy="1250785"/>
+                        <wp:effectExtent l="0" t="0" r="0" b="6985"/>
+                        <wp:docPr id="1698937857" name="Picture 1"/>
+                        <wp:cNvGraphicFramePr>
+                          <a:graphicFrameLocks xmlns:a="http://schemas.openxmlformats.org/drawingml/2006/main" noChangeAspect="1"/>
+                        </wp:cNvGraphicFramePr>
+                        <a:graphic xmlns:a="http://schemas.openxmlformats.org/drawingml/2006/main">
+                          <a:graphicData uri="http://schemas.openxmlformats.org/drawingml/2006/picture">
+                            <pic:pic xmlns:pic="http://schemas.openxmlformats.org/drawingml/2006/picture">
+                              <pic:nvPicPr>
+                                <pic:cNvPr id="1698937857" name=""/>
+                                <pic:cNvPicPr/>
+                              </pic:nvPicPr>
+                              <pic:blipFill rotWithShape="1">
+                                <a:blip r:embed="rId14"/>
+                                <a:srcRect l="-4" t="57673" r="4" b="440"/>
+                                <a:stretch>
+                                  <a:fillRect/>
+                                </a:stretch>
+                              </pic:blipFill>
+                              <pic:spPr bwMode="auto">
+                                <a:xfrm>
+                                  <a:off x="0" y="0"/>
+                                  <a:ext cx="2974461" cy="1266051"/>
+                                </a:xfrm>
+                                <a:prstGeom prst="rect">
+                                  <a:avLst/>
+                                </a:prstGeom>
+                                <a:ln>
+                                  <a:noFill/>
+                                </a:ln>
+                                <a:extLst>
+                                  <a:ext uri="{53640926-AAD7-44D8-BBD7-CCE9431645EC}">
+                                    <a14:shadowObscured xmlns:a14="http://schemas.microsoft.com/office/drawing/2010/main"/>
+                                  </a:ext>
+                                </a:extLst>
+                              </pic:spPr>
+                            </pic:pic>
+                          </a:graphicData>
+                        </a:graphic>
+                      </wp:inline>
+                    </w:drawing>
+                  </w:r>
+                </w:p>
+              </w:tc>
+            </w:tr>
+          </w:tbl>
           <w:p>
             <w:pPr>
               <w:pStyle w:val="BodyText"/>
@@ -1952,63 +6894,21 @@
                 <w:szCs w:val="20"/>
               </w:rPr>
             </w:pPr>
-            <w:r>
-              <w:rPr>
-                <w:noProof/>
-                <w:color w:val="000000"/>
-                <w:szCs w:val="20"/>
-              </w:rPr>
-              <w:drawing>
-                <wp:inline distT="0" distB="0" distL="0" distR="0" wp14:anchorId="2173DE57" wp14:editId="75257B0E">
-                  <wp:extent cx="5758405" cy="1296872"/>
-                  <wp:effectExtent l="0" t="0" r="0" b="0"/>
-                  <wp:docPr id="1945632927" name="Picture 1"/>
-                  <wp:cNvGraphicFramePr>
-                    <a:graphicFrameLocks xmlns:a="http://schemas.openxmlformats.org/drawingml/2006/main" noChangeAspect="1"/>
-                  </wp:cNvGraphicFramePr>
-                  <a:graphic xmlns:a="http://schemas.openxmlformats.org/drawingml/2006/main">
-                    <a:graphicData uri="http://schemas.openxmlformats.org/drawingml/2006/picture">
-                      <pic:pic xmlns:pic="http://schemas.openxmlformats.org/drawingml/2006/picture">
-                        <pic:nvPicPr>
-                          <pic:cNvPr id="1555321757" name=""/>
-                          <pic:cNvPicPr/>
-                        </pic:nvPicPr>
-                        <pic:blipFill>
-                          <a:blip r:embed="rId10"/>
-                          <a:stretch>
-                            <a:fillRect/>
-                          </a:stretch>
-                        </pic:blipFill>
-                        <pic:spPr>
-                          <a:xfrm>
-                            <a:off x="0" y="0"/>
-                            <a:ext cx="5764720" cy="1298294"/>
-                          </a:xfrm>
-                          <a:prstGeom prst="rect">
-                            <a:avLst/>
-                          </a:prstGeom>
-                        </pic:spPr>
-                      </pic:pic>
-                    </a:graphicData>
-                  </a:graphic>
-                </wp:inline>
-              </w:drawing>
-            </w:r>
           </w:p>
+        </w:tc>
+      </w:tr>
+      <w:tr>
+        <w:trPr>
+          <w:trHeight w:val="179"/>
+        </w:trPr>
+        <w:tc>
+          <w:tcPr>
+            <w:tcW w:w="9350" w:type="dxa"/>
+          </w:tcPr>
           <w:p>
             <w:pPr>
               <w:pStyle w:val="BodyText"/>
-              <w:spacing w:after="0"/>
-              <w:rPr>
-                <w:color w:val="000000"/>
-                <w:szCs w:val="20"/>
-              </w:rPr>
-            </w:pPr>
-          </w:p>
-          <w:p>
-            <w:pPr>
-              <w:pStyle w:val="BodyText"/>
-              <w:spacing w:after="0"/>
+              <w:spacing w:after="0" w:line="240" w:lineRule="auto"/>
               <w:rPr>
                 <w:color w:val="000000"/>
                 <w:szCs w:val="20"/>
@@ -2019,75 +6919,94 @@
                 <w:color w:val="000000"/>
                 <w:szCs w:val="20"/>
               </w:rPr>
-              <w:t>Write code to answer the following</w:t>
+              <w:t xml:space="preserve">Create their new menu by concatenating the two </w:t>
             </w:r>
+            <w:proofErr w:type="spellStart"/>
             <w:r>
               <w:rPr>
                 <w:color w:val="000000"/>
                 <w:szCs w:val="20"/>
               </w:rPr>
-              <w:t xml:space="preserve">, store each result in a new dataframe. </w:t>
+              <w:t>DataFrames</w:t>
+            </w:r>
+            <w:proofErr w:type="spellEnd"/>
+            <w:r>
+              <w:rPr>
+                <w:color w:val="000000"/>
+                <w:szCs w:val="20"/>
+              </w:rPr>
+              <w:t xml:space="preserve"> into a </w:t>
+            </w:r>
+            <w:proofErr w:type="spellStart"/>
+            <w:r>
+              <w:rPr>
+                <w:color w:val="000000"/>
+                <w:szCs w:val="20"/>
+              </w:rPr>
+              <w:t>DataFrame</w:t>
+            </w:r>
+            <w:proofErr w:type="spellEnd"/>
+            <w:r>
+              <w:rPr>
+                <w:color w:val="000000"/>
+                <w:szCs w:val="20"/>
+              </w:rPr>
+              <w:t xml:space="preserve"> called menu.</w:t>
             </w:r>
           </w:p>
         </w:tc>
       </w:tr>
       <w:tr>
         <w:trPr>
-          <w:trHeight w:val="161"/>
+          <w:trHeight w:val="449"/>
         </w:trPr>
         <w:tc>
           <w:tcPr>
-            <w:tcW w:w="3505" w:type="dxa"/>
+            <w:tcW w:w="9350" w:type="dxa"/>
           </w:tcPr>
           <w:p>
             <w:pPr>
-              <w:rPr>
-                <w:color w:val="000000"/>
-              </w:rPr>
-            </w:pPr>
-            <w:r>
-              <w:rPr>
-                <w:color w:val="000000"/>
+              <w:shd w:val="clear" w:color="auto" w:fill="FFFFFF"/>
+              <w:suppressAutoHyphens w:val="0"/>
+              <w:spacing w:line="360" w:lineRule="atLeast"/>
+              <w:rPr>
+                <w:rFonts w:ascii="Consolas" w:hAnsi="Consolas"/>
+                <w:color w:val="EE0000"/>
                 <w:szCs w:val="20"/>
-              </w:rPr>
-              <w:t>What is</w:t>
-            </w:r>
-            <w:r>
-              <w:rPr>
-                <w:color w:val="000000"/>
-                <w:szCs w:val="20"/>
-              </w:rPr>
-              <w:t xml:space="preserve"> the </w:t>
-            </w:r>
-            <w:r>
-              <w:rPr>
-                <w:color w:val="000000"/>
-                <w:szCs w:val="20"/>
-              </w:rPr>
-              <w:t>total number of shoes and each type and color?</w:t>
-            </w:r>
-          </w:p>
-        </w:tc>
-        <w:tc>
-          <w:tcPr>
-            <w:tcW w:w="5845" w:type="dxa"/>
-          </w:tcPr>
-          <w:p>
-            <w:pPr>
-              <w:rPr>
-                <w:color w:val="000000"/>
+                <w:lang w:eastAsia="en-US" w:bidi="ar-SA"/>
               </w:rPr>
             </w:pPr>
           </w:p>
           <w:p>
             <w:pPr>
-              <w:rPr>
-                <w:color w:val="000000"/>
+              <w:shd w:val="clear" w:color="auto" w:fill="FFFFFF"/>
+              <w:suppressAutoHyphens w:val="0"/>
+              <w:spacing w:line="360" w:lineRule="atLeast"/>
+              <w:rPr>
+                <w:rFonts w:ascii="Consolas" w:hAnsi="Consolas"/>
+                <w:color w:val="EE0000"/>
+                <w:szCs w:val="20"/>
+                <w:lang w:eastAsia="en-US" w:bidi="ar-SA"/>
               </w:rPr>
             </w:pPr>
           </w:p>
           <w:p>
             <w:pPr>
+              <w:shd w:val="clear" w:color="auto" w:fill="FFFFFF"/>
+              <w:suppressAutoHyphens w:val="0"/>
+              <w:spacing w:line="360" w:lineRule="atLeast"/>
+              <w:rPr>
+                <w:rFonts w:ascii="Consolas" w:hAnsi="Consolas"/>
+                <w:color w:val="EE0000"/>
+                <w:szCs w:val="20"/>
+                <w:lang w:eastAsia="en-US" w:bidi="ar-SA"/>
+              </w:rPr>
+            </w:pPr>
+          </w:p>
+          <w:p>
+            <w:pPr>
+              <w:shd w:val="clear" w:color="auto" w:fill="FFFFFF"/>
+              <w:suppressAutoHyphens w:val="0"/>
               <w:rPr>
                 <w:color w:val="000000"/>
               </w:rPr>
@@ -2097,155 +7016,119 @@
       </w:tr>
       <w:tr>
         <w:trPr>
-          <w:trHeight w:val="161"/>
+          <w:trHeight w:val="179"/>
         </w:trPr>
         <w:tc>
           <w:tcPr>
-            <w:tcW w:w="3505" w:type="dxa"/>
+            <w:tcW w:w="9350" w:type="dxa"/>
           </w:tcPr>
           <w:p>
             <w:pPr>
-              <w:rPr>
-                <w:color w:val="000000"/>
+              <w:shd w:val="clear" w:color="auto" w:fill="FFFFFF"/>
+              <w:suppressAutoHyphens w:val="0"/>
+              <w:rPr>
+                <w:color w:val="EE0000"/>
+                <w:szCs w:val="20"/>
+                <w:lang w:eastAsia="en-US" w:bidi="ar-SA"/>
               </w:rPr>
             </w:pPr>
             <w:r>
               <w:rPr>
-                <w:color w:val="000000"/>
                 <w:szCs w:val="20"/>
-              </w:rPr>
-              <w:t>What is</w:t>
+                <w:lang w:eastAsia="en-US" w:bidi="ar-SA"/>
+              </w:rPr>
+              <w:t xml:space="preserve">Explain the difference between </w:t>
             </w:r>
+            <w:proofErr w:type="gramStart"/>
             <w:r>
               <w:rPr>
-                <w:color w:val="000000"/>
                 <w:szCs w:val="20"/>
-              </w:rPr>
-              <w:t xml:space="preserve"> </w:t>
+                <w:lang w:eastAsia="en-US" w:bidi="ar-SA"/>
+              </w:rPr>
+              <w:t>merge</w:t>
             </w:r>
+            <w:proofErr w:type="gramEnd"/>
             <w:r>
               <w:rPr>
-                <w:color w:val="000000"/>
                 <w:szCs w:val="20"/>
-              </w:rPr>
-              <w:t>the average price of each shoe and color?</w:t>
+                <w:lang w:eastAsia="en-US" w:bidi="ar-SA"/>
+              </w:rPr>
+              <w:t xml:space="preserve"> and concatenate as it applies to </w:t>
             </w:r>
-          </w:p>
-        </w:tc>
-        <w:tc>
-          <w:tcPr>
-            <w:tcW w:w="5845" w:type="dxa"/>
-          </w:tcPr>
-          <w:p>
-            <w:pPr>
-              <w:rPr>
-                <w:color w:val="000000"/>
-              </w:rPr>
-            </w:pPr>
-          </w:p>
-          <w:p>
-            <w:pPr>
-              <w:rPr>
-                <w:color w:val="000000"/>
-              </w:rPr>
-            </w:pPr>
-          </w:p>
-          <w:p>
-            <w:pPr>
-              <w:rPr>
-                <w:color w:val="000000"/>
-              </w:rPr>
-            </w:pPr>
+            <w:proofErr w:type="spellStart"/>
+            <w:r>
+              <w:rPr>
+                <w:szCs w:val="20"/>
+                <w:lang w:eastAsia="en-US" w:bidi="ar-SA"/>
+              </w:rPr>
+              <w:t>DataFrames</w:t>
+            </w:r>
+            <w:proofErr w:type="spellEnd"/>
+            <w:r>
+              <w:rPr>
+                <w:szCs w:val="20"/>
+                <w:lang w:eastAsia="en-US" w:bidi="ar-SA"/>
+              </w:rPr>
+              <w:t>.</w:t>
+            </w:r>
           </w:p>
         </w:tc>
       </w:tr>
       <w:tr>
         <w:trPr>
-          <w:trHeight w:val="161"/>
+          <w:trHeight w:val="179"/>
         </w:trPr>
         <w:tc>
           <w:tcPr>
-            <w:tcW w:w="3505" w:type="dxa"/>
+            <w:tcW w:w="9350" w:type="dxa"/>
           </w:tcPr>
           <w:p>
             <w:pPr>
-              <w:rPr>
-                <w:color w:val="000000"/>
-              </w:rPr>
-            </w:pPr>
-            <w:r>
-              <w:rPr>
-                <w:color w:val="000000"/>
+              <w:shd w:val="clear" w:color="auto" w:fill="FFFFFF"/>
+              <w:suppressAutoHyphens w:val="0"/>
+              <w:rPr>
                 <w:szCs w:val="20"/>
-              </w:rPr>
-              <w:t>What is</w:t>
-            </w:r>
-            <w:r>
-              <w:rPr>
-                <w:color w:val="000000"/>
-                <w:szCs w:val="20"/>
-              </w:rPr>
-              <w:t xml:space="preserve"> the price threshold for the cheapest </w:t>
-            </w:r>
-            <w:r>
-              <w:rPr>
-                <w:color w:val="000000"/>
-                <w:szCs w:val="20"/>
-              </w:rPr>
-              <w:t>30</w:t>
-            </w:r>
-            <w:r>
-              <w:rPr>
-                <w:color w:val="000000"/>
-                <w:szCs w:val="20"/>
-              </w:rPr>
-              <w:t xml:space="preserve">% of shoes </w:t>
-            </w:r>
-            <w:r>
-              <w:rPr>
-                <w:color w:val="000000"/>
-                <w:szCs w:val="20"/>
-              </w:rPr>
-              <w:t>of</w:t>
-            </w:r>
-            <w:r>
-              <w:rPr>
-                <w:color w:val="000000"/>
-                <w:szCs w:val="20"/>
-              </w:rPr>
-              <w:t xml:space="preserve"> each </w:t>
-            </w:r>
-            <w:r>
-              <w:rPr>
-                <w:color w:val="000000"/>
-                <w:szCs w:val="20"/>
-              </w:rPr>
-              <w:t>color</w:t>
-            </w:r>
-            <w:r>
-              <w:rPr>
-                <w:color w:val="000000"/>
-                <w:szCs w:val="20"/>
-              </w:rPr>
-              <w:t xml:space="preserve"> and type?</w:t>
-            </w:r>
-          </w:p>
-        </w:tc>
-        <w:tc>
-          <w:tcPr>
-            <w:tcW w:w="5845" w:type="dxa"/>
-          </w:tcPr>
-          <w:p>
-            <w:pPr>
-              <w:rPr>
-                <w:color w:val="000000"/>
+                <w:lang w:eastAsia="en-US" w:bidi="ar-SA"/>
               </w:rPr>
             </w:pPr>
           </w:p>
           <w:p>
             <w:pPr>
-              <w:rPr>
-                <w:color w:val="000000"/>
+              <w:shd w:val="clear" w:color="auto" w:fill="FFFFFF"/>
+              <w:suppressAutoHyphens w:val="0"/>
+              <w:rPr>
+                <w:szCs w:val="20"/>
+                <w:lang w:eastAsia="en-US" w:bidi="ar-SA"/>
+              </w:rPr>
+            </w:pPr>
+          </w:p>
+          <w:p>
+            <w:pPr>
+              <w:shd w:val="clear" w:color="auto" w:fill="FFFFFF"/>
+              <w:suppressAutoHyphens w:val="0"/>
+              <w:rPr>
+                <w:szCs w:val="20"/>
+                <w:lang w:eastAsia="en-US" w:bidi="ar-SA"/>
+              </w:rPr>
+            </w:pPr>
+          </w:p>
+          <w:p>
+            <w:pPr>
+              <w:shd w:val="clear" w:color="auto" w:fill="FFFFFF"/>
+              <w:suppressAutoHyphens w:val="0"/>
+              <w:rPr>
+                <w:szCs w:val="20"/>
+                <w:lang w:eastAsia="en-US" w:bidi="ar-SA"/>
+              </w:rPr>
+            </w:pPr>
+          </w:p>
+          <w:p>
+            <w:pPr>
+              <w:shd w:val="clear" w:color="auto" w:fill="FFFFFF"/>
+              <w:suppressAutoHyphens w:val="0"/>
+              <w:rPr>
+                <w:szCs w:val="20"/>
+                <w:lang w:eastAsia="en-US" w:bidi="ar-SA"/>
               </w:rPr>
             </w:pPr>
           </w:p>
@@ -2253,340 +7136,13 @@
       </w:tr>
     </w:tbl>
     <w:p/>
-    <w:tbl>
-      <w:tblPr>
-        <w:tblStyle w:val="TableGrid"/>
-        <w:tblW w:w="0" w:type="auto"/>
-        <w:tblLook w:val="04A0" w:firstRow="1" w:lastRow="0" w:firstColumn="1" w:lastColumn="0" w:noHBand="0" w:noVBand="1"/>
-      </w:tblPr>
-      <w:tblGrid>
-        <w:gridCol w:w="3505"/>
-        <w:gridCol w:w="5845"/>
-      </w:tblGrid>
-      <w:tr>
-        <w:tc>
-          <w:tcPr>
-            <w:tcW w:w="9350" w:type="dxa"/>
-            <w:gridSpan w:val="2"/>
-          </w:tcPr>
-          <w:p>
-            <w:pPr>
-              <w:pStyle w:val="ListParagraph"/>
-              <w:ind w:left="0"/>
-              <w:rPr>
-                <w:rFonts w:cs="Times New Roman"/>
-                <w:b/>
-                <w:bCs/>
-                <w:color w:val="000000"/>
-              </w:rPr>
-            </w:pPr>
-            <w:r>
-              <w:rPr>
-                <w:rFonts w:cs="Times New Roman"/>
-                <w:b/>
-                <w:bCs/>
-                <w:color w:val="000000"/>
-              </w:rPr>
-              <w:t xml:space="preserve">Skill </w:t>
-            </w:r>
-            <w:r>
-              <w:rPr>
-                <w:rFonts w:cs="Times New Roman"/>
-                <w:b/>
-                <w:bCs/>
-                <w:color w:val="000000"/>
-              </w:rPr>
-              <w:t>22.6 Exercise 1</w:t>
-            </w:r>
-          </w:p>
-        </w:tc>
-      </w:tr>
-      <w:tr>
-        <w:tc>
-          <w:tcPr>
-            <w:tcW w:w="9350" w:type="dxa"/>
-            <w:gridSpan w:val="2"/>
-          </w:tcPr>
-          <w:p>
-            <w:pPr>
-              <w:pStyle w:val="BodyText"/>
-              <w:spacing w:after="0"/>
-              <w:rPr>
-                <w:color w:val="000000"/>
-                <w:szCs w:val="20"/>
-              </w:rPr>
-            </w:pPr>
-            <w:r>
-              <w:rPr>
-                <w:color w:val="000000"/>
-                <w:szCs w:val="20"/>
-              </w:rPr>
-              <w:t xml:space="preserve">Refer to the </w:t>
-            </w:r>
-            <w:r>
-              <w:rPr>
-                <w:i/>
-                <w:iCs/>
-                <w:color w:val="000000"/>
-                <w:szCs w:val="20"/>
-              </w:rPr>
-              <w:t>Skill 22.5 Exercise 1</w:t>
-            </w:r>
-          </w:p>
-          <w:p>
-            <w:pPr>
-              <w:pStyle w:val="BodyText"/>
-              <w:spacing w:after="0"/>
-              <w:rPr>
-                <w:color w:val="000000"/>
-                <w:szCs w:val="20"/>
-              </w:rPr>
-            </w:pPr>
-          </w:p>
-          <w:p>
-            <w:pPr>
-              <w:pStyle w:val="BodyText"/>
-              <w:spacing w:after="0"/>
-              <w:rPr>
-                <w:color w:val="000000"/>
-                <w:szCs w:val="20"/>
-              </w:rPr>
-            </w:pPr>
-            <w:r>
-              <w:rPr>
-                <w:color w:val="000000"/>
-                <w:szCs w:val="20"/>
-              </w:rPr>
-              <w:t xml:space="preserve">For each statement, use pandas to create pivot table. </w:t>
-            </w:r>
-          </w:p>
-        </w:tc>
-      </w:tr>
-      <w:tr>
-        <w:trPr>
-          <w:trHeight w:val="161"/>
-        </w:trPr>
-        <w:tc>
-          <w:tcPr>
-            <w:tcW w:w="3505" w:type="dxa"/>
-          </w:tcPr>
-          <w:p>
-            <w:pPr>
-              <w:rPr>
-                <w:color w:val="000000"/>
-              </w:rPr>
-            </w:pPr>
-            <w:r>
-              <w:rPr>
-                <w:color w:val="000000"/>
-                <w:szCs w:val="20"/>
-              </w:rPr>
-              <w:t>What is</w:t>
-            </w:r>
-            <w:r>
-              <w:rPr>
-                <w:color w:val="000000"/>
-                <w:szCs w:val="20"/>
-              </w:rPr>
-              <w:t xml:space="preserve"> the </w:t>
-            </w:r>
-            <w:r>
-              <w:rPr>
-                <w:color w:val="000000"/>
-                <w:szCs w:val="20"/>
-              </w:rPr>
-              <w:t>total number of shoes and each type and color?</w:t>
-            </w:r>
-          </w:p>
-        </w:tc>
-        <w:tc>
-          <w:tcPr>
-            <w:tcW w:w="5845" w:type="dxa"/>
-          </w:tcPr>
-          <w:p>
-            <w:pPr>
-              <w:rPr>
-                <w:color w:val="000000"/>
-              </w:rPr>
-            </w:pPr>
-          </w:p>
-          <w:p>
-            <w:pPr>
-              <w:rPr>
-                <w:color w:val="000000"/>
-              </w:rPr>
-            </w:pPr>
-          </w:p>
-          <w:p>
-            <w:pPr>
-              <w:rPr>
-                <w:color w:val="000000"/>
-              </w:rPr>
-            </w:pPr>
-          </w:p>
-        </w:tc>
-      </w:tr>
-      <w:tr>
-        <w:trPr>
-          <w:trHeight w:val="161"/>
-        </w:trPr>
-        <w:tc>
-          <w:tcPr>
-            <w:tcW w:w="3505" w:type="dxa"/>
-          </w:tcPr>
-          <w:p>
-            <w:pPr>
-              <w:rPr>
-                <w:color w:val="000000"/>
-              </w:rPr>
-            </w:pPr>
-            <w:r>
-              <w:rPr>
-                <w:color w:val="000000"/>
-                <w:szCs w:val="20"/>
-              </w:rPr>
-              <w:t>What is</w:t>
-            </w:r>
-            <w:r>
-              <w:rPr>
-                <w:color w:val="000000"/>
-                <w:szCs w:val="20"/>
-              </w:rPr>
-              <w:t xml:space="preserve"> </w:t>
-            </w:r>
-            <w:r>
-              <w:rPr>
-                <w:color w:val="000000"/>
-                <w:szCs w:val="20"/>
-              </w:rPr>
-              <w:t>the average price of each shoe and color?</w:t>
-            </w:r>
-          </w:p>
-        </w:tc>
-        <w:tc>
-          <w:tcPr>
-            <w:tcW w:w="5845" w:type="dxa"/>
-          </w:tcPr>
-          <w:p>
-            <w:pPr>
-              <w:rPr>
-                <w:color w:val="000000"/>
-              </w:rPr>
-            </w:pPr>
-          </w:p>
-          <w:p>
-            <w:pPr>
-              <w:rPr>
-                <w:color w:val="000000"/>
-              </w:rPr>
-            </w:pPr>
-          </w:p>
-          <w:p>
-            <w:pPr>
-              <w:rPr>
-                <w:color w:val="000000"/>
-              </w:rPr>
-            </w:pPr>
-          </w:p>
-        </w:tc>
-      </w:tr>
-      <w:tr>
-        <w:trPr>
-          <w:trHeight w:val="161"/>
-        </w:trPr>
-        <w:tc>
-          <w:tcPr>
-            <w:tcW w:w="3505" w:type="dxa"/>
-          </w:tcPr>
-          <w:p>
-            <w:pPr>
-              <w:rPr>
-                <w:color w:val="000000"/>
-              </w:rPr>
-            </w:pPr>
-            <w:r>
-              <w:rPr>
-                <w:color w:val="000000"/>
-                <w:szCs w:val="20"/>
-              </w:rPr>
-              <w:t>What is</w:t>
-            </w:r>
-            <w:r>
-              <w:rPr>
-                <w:color w:val="000000"/>
-                <w:szCs w:val="20"/>
-              </w:rPr>
-              <w:t xml:space="preserve"> the price threshold for the cheapest </w:t>
-            </w:r>
-            <w:r>
-              <w:rPr>
-                <w:color w:val="000000"/>
-                <w:szCs w:val="20"/>
-              </w:rPr>
-              <w:t>30</w:t>
-            </w:r>
-            <w:r>
-              <w:rPr>
-                <w:color w:val="000000"/>
-                <w:szCs w:val="20"/>
-              </w:rPr>
-              <w:t xml:space="preserve">% of shoes </w:t>
-            </w:r>
-            <w:r>
-              <w:rPr>
-                <w:color w:val="000000"/>
-                <w:szCs w:val="20"/>
-              </w:rPr>
-              <w:t>of</w:t>
-            </w:r>
-            <w:r>
-              <w:rPr>
-                <w:color w:val="000000"/>
-                <w:szCs w:val="20"/>
-              </w:rPr>
-              <w:t xml:space="preserve"> each </w:t>
-            </w:r>
-            <w:r>
-              <w:rPr>
-                <w:color w:val="000000"/>
-                <w:szCs w:val="20"/>
-              </w:rPr>
-              <w:t>color and type?</w:t>
-            </w:r>
-          </w:p>
-        </w:tc>
-        <w:tc>
-          <w:tcPr>
-            <w:tcW w:w="5845" w:type="dxa"/>
-          </w:tcPr>
-          <w:p>
-            <w:pPr>
-              <w:rPr>
-                <w:color w:val="000000"/>
-              </w:rPr>
-            </w:pPr>
-          </w:p>
-          <w:p>
-            <w:pPr>
-              <w:rPr>
-                <w:color w:val="000000"/>
-              </w:rPr>
-            </w:pPr>
-          </w:p>
-        </w:tc>
-      </w:tr>
-    </w:tbl>
-    <w:p/>
-    <w:p/>
-    <w:p/>
-    <w:p/>
     <w:sectPr>
-      <w:headerReference w:type="even" r:id="rId11"/>
-      <w:headerReference w:type="default" r:id="rId12"/>
-      <w:footerReference w:type="even" r:id="rId13"/>
-      <w:footerReference w:type="default" r:id="rId14"/>
-      <w:headerReference w:type="first" r:id="rId15"/>
-      <w:footerReference w:type="first" r:id="rId16"/>
+      <w:headerReference w:type="even" r:id="rId15"/>
+      <w:headerReference w:type="default" r:id="rId16"/>
+      <w:footerReference w:type="even" r:id="rId17"/>
+      <w:footerReference w:type="default" r:id="rId18"/>
+      <w:headerReference w:type="first" r:id="rId19"/>
+      <w:footerReference w:type="first" r:id="rId20"/>
       <w:pgSz w:w="12240" w:h="15840"/>
       <w:pgMar w:top="1440" w:right="1440" w:bottom="1440" w:left="1440" w:header="720" w:footer="0" w:gutter="0"/>
       <w:cols w:space="720"/>
@@ -2710,7 +7266,15 @@
       <w:t>3</w:t>
     </w:r>
     <w:r>
-      <w:t xml:space="preserve"> Ticket Out The Door</w:t>
+      <w:t xml:space="preserve"> Ticket Out </w:t>
+    </w:r>
+    <w:proofErr w:type="gramStart"/>
+    <w:r>
+      <w:t>The</w:t>
+    </w:r>
+    <w:proofErr w:type="gramEnd"/>
+    <w:r>
+      <w:t xml:space="preserve"> Door</w:t>
     </w:r>
   </w:p>
   <w:p>
@@ -5034,6 +9598,119 @@
     </w:lvl>
   </w:abstractNum>
   <w:abstractNum w:abstractNumId="20" w15:restartNumberingAfterBreak="0">
+    <w:nsid w:val="46E61611"/>
+    <w:multiLevelType w:val="multilevel"/>
+    <w:tmpl w:val="97EE0868"/>
+    <w:lvl w:ilvl="0">
+      <w:start w:val="1"/>
+      <w:numFmt w:val="decimal"/>
+      <w:lvlText w:val="%1."/>
+      <w:lvlJc w:val="left"/>
+      <w:pPr>
+        <w:tabs>
+          <w:tab w:val="num" w:pos="720"/>
+        </w:tabs>
+        <w:ind w:left="720" w:hanging="360"/>
+      </w:pPr>
+    </w:lvl>
+    <w:lvl w:ilvl="1" w:tentative="1">
+      <w:start w:val="1"/>
+      <w:numFmt w:val="decimal"/>
+      <w:lvlText w:val="%2."/>
+      <w:lvlJc w:val="left"/>
+      <w:pPr>
+        <w:tabs>
+          <w:tab w:val="num" w:pos="1440"/>
+        </w:tabs>
+        <w:ind w:left="1440" w:hanging="360"/>
+      </w:pPr>
+    </w:lvl>
+    <w:lvl w:ilvl="2" w:tentative="1">
+      <w:start w:val="1"/>
+      <w:numFmt w:val="decimal"/>
+      <w:lvlText w:val="%3."/>
+      <w:lvlJc w:val="left"/>
+      <w:pPr>
+        <w:tabs>
+          <w:tab w:val="num" w:pos="2160"/>
+        </w:tabs>
+        <w:ind w:left="2160" w:hanging="360"/>
+      </w:pPr>
+    </w:lvl>
+    <w:lvl w:ilvl="3" w:tentative="1">
+      <w:start w:val="1"/>
+      <w:numFmt w:val="decimal"/>
+      <w:lvlText w:val="%4."/>
+      <w:lvlJc w:val="left"/>
+      <w:pPr>
+        <w:tabs>
+          <w:tab w:val="num" w:pos="2880"/>
+        </w:tabs>
+        <w:ind w:left="2880" w:hanging="360"/>
+      </w:pPr>
+    </w:lvl>
+    <w:lvl w:ilvl="4" w:tentative="1">
+      <w:start w:val="1"/>
+      <w:numFmt w:val="decimal"/>
+      <w:lvlText w:val="%5."/>
+      <w:lvlJc w:val="left"/>
+      <w:pPr>
+        <w:tabs>
+          <w:tab w:val="num" w:pos="3600"/>
+        </w:tabs>
+        <w:ind w:left="3600" w:hanging="360"/>
+      </w:pPr>
+    </w:lvl>
+    <w:lvl w:ilvl="5" w:tentative="1">
+      <w:start w:val="1"/>
+      <w:numFmt w:val="decimal"/>
+      <w:lvlText w:val="%6."/>
+      <w:lvlJc w:val="left"/>
+      <w:pPr>
+        <w:tabs>
+          <w:tab w:val="num" w:pos="4320"/>
+        </w:tabs>
+        <w:ind w:left="4320" w:hanging="360"/>
+      </w:pPr>
+    </w:lvl>
+    <w:lvl w:ilvl="6" w:tentative="1">
+      <w:start w:val="1"/>
+      <w:numFmt w:val="decimal"/>
+      <w:lvlText w:val="%7."/>
+      <w:lvlJc w:val="left"/>
+      <w:pPr>
+        <w:tabs>
+          <w:tab w:val="num" w:pos="5040"/>
+        </w:tabs>
+        <w:ind w:left="5040" w:hanging="360"/>
+      </w:pPr>
+    </w:lvl>
+    <w:lvl w:ilvl="7" w:tentative="1">
+      <w:start w:val="1"/>
+      <w:numFmt w:val="decimal"/>
+      <w:lvlText w:val="%8."/>
+      <w:lvlJc w:val="left"/>
+      <w:pPr>
+        <w:tabs>
+          <w:tab w:val="num" w:pos="5760"/>
+        </w:tabs>
+        <w:ind w:left="5760" w:hanging="360"/>
+      </w:pPr>
+    </w:lvl>
+    <w:lvl w:ilvl="8" w:tentative="1">
+      <w:start w:val="1"/>
+      <w:numFmt w:val="decimal"/>
+      <w:lvlText w:val="%9."/>
+      <w:lvlJc w:val="left"/>
+      <w:pPr>
+        <w:tabs>
+          <w:tab w:val="num" w:pos="6480"/>
+        </w:tabs>
+        <w:ind w:left="6480" w:hanging="360"/>
+      </w:pPr>
+    </w:lvl>
+  </w:abstractNum>
+  <w:abstractNum w:abstractNumId="21" w15:restartNumberingAfterBreak="0">
     <w:nsid w:val="4C993BF9"/>
     <w:multiLevelType w:val="multilevel"/>
     <w:tmpl w:val="F87A1BC2"/>
@@ -5182,7 +9859,7 @@
       </w:rPr>
     </w:lvl>
   </w:abstractNum>
-  <w:abstractNum w:abstractNumId="21" w15:restartNumberingAfterBreak="0">
+  <w:abstractNum w:abstractNumId="22" w15:restartNumberingAfterBreak="0">
     <w:nsid w:val="4F88513F"/>
     <w:multiLevelType w:val="multilevel"/>
     <w:tmpl w:val="46022944"/>
@@ -5331,7 +10008,7 @@
       </w:rPr>
     </w:lvl>
   </w:abstractNum>
-  <w:abstractNum w:abstractNumId="22" w15:restartNumberingAfterBreak="0">
+  <w:abstractNum w:abstractNumId="23" w15:restartNumberingAfterBreak="0">
     <w:nsid w:val="50DF2EC9"/>
     <w:multiLevelType w:val="multilevel"/>
     <w:tmpl w:val="426EEB88"/>
@@ -5480,7 +10157,7 @@
       </w:rPr>
     </w:lvl>
   </w:abstractNum>
-  <w:abstractNum w:abstractNumId="23" w15:restartNumberingAfterBreak="0">
+  <w:abstractNum w:abstractNumId="24" w15:restartNumberingAfterBreak="0">
     <w:nsid w:val="566C34E0"/>
     <w:multiLevelType w:val="hybridMultilevel"/>
     <w:tmpl w:val="FC62BD9A"/>
@@ -5571,7 +10248,7 @@
       </w:pPr>
     </w:lvl>
   </w:abstractNum>
-  <w:abstractNum w:abstractNumId="24" w15:restartNumberingAfterBreak="0">
+  <w:abstractNum w:abstractNumId="25" w15:restartNumberingAfterBreak="0">
     <w:nsid w:val="5807562D"/>
     <w:multiLevelType w:val="multilevel"/>
     <w:tmpl w:val="B27270C4"/>
@@ -5712,7 +10389,7 @@
       </w:rPr>
     </w:lvl>
   </w:abstractNum>
-  <w:abstractNum w:abstractNumId="25" w15:restartNumberingAfterBreak="0">
+  <w:abstractNum w:abstractNumId="26" w15:restartNumberingAfterBreak="0">
     <w:nsid w:val="59C363EC"/>
     <w:multiLevelType w:val="multilevel"/>
     <w:tmpl w:val="1EECA5AC"/>
@@ -5825,7 +10502,7 @@
       </w:pPr>
     </w:lvl>
   </w:abstractNum>
-  <w:abstractNum w:abstractNumId="26" w15:restartNumberingAfterBreak="0">
+  <w:abstractNum w:abstractNumId="27" w15:restartNumberingAfterBreak="0">
     <w:nsid w:val="5B43552C"/>
     <w:multiLevelType w:val="multilevel"/>
     <w:tmpl w:val="A29A61B4"/>
@@ -5938,7 +10615,7 @@
       </w:pPr>
     </w:lvl>
   </w:abstractNum>
-  <w:abstractNum w:abstractNumId="27" w15:restartNumberingAfterBreak="0">
+  <w:abstractNum w:abstractNumId="28" w15:restartNumberingAfterBreak="0">
     <w:nsid w:val="5C9F7EB5"/>
     <w:multiLevelType w:val="hybridMultilevel"/>
     <w:tmpl w:val="4912A5AE"/>
@@ -6051,7 +10728,7 @@
       </w:rPr>
     </w:lvl>
   </w:abstractNum>
-  <w:abstractNum w:abstractNumId="28" w15:restartNumberingAfterBreak="0">
+  <w:abstractNum w:abstractNumId="29" w15:restartNumberingAfterBreak="0">
     <w:nsid w:val="5F8379F9"/>
     <w:multiLevelType w:val="hybridMultilevel"/>
     <w:tmpl w:val="E3F4CC10"/>
@@ -6164,7 +10841,7 @@
       </w:rPr>
     </w:lvl>
   </w:abstractNum>
-  <w:abstractNum w:abstractNumId="29" w15:restartNumberingAfterBreak="0">
+  <w:abstractNum w:abstractNumId="30" w15:restartNumberingAfterBreak="0">
     <w:nsid w:val="621E6A52"/>
     <w:multiLevelType w:val="multilevel"/>
     <w:tmpl w:val="5DFC02B4"/>
@@ -6313,7 +10990,7 @@
       </w:rPr>
     </w:lvl>
   </w:abstractNum>
-  <w:abstractNum w:abstractNumId="30" w15:restartNumberingAfterBreak="0">
+  <w:abstractNum w:abstractNumId="31" w15:restartNumberingAfterBreak="0">
     <w:nsid w:val="649E3CCD"/>
     <w:multiLevelType w:val="multilevel"/>
     <w:tmpl w:val="8DE634F8"/>
@@ -6426,7 +11103,7 @@
       </w:pPr>
     </w:lvl>
   </w:abstractNum>
-  <w:abstractNum w:abstractNumId="31" w15:restartNumberingAfterBreak="0">
+  <w:abstractNum w:abstractNumId="32" w15:restartNumberingAfterBreak="0">
     <w:nsid w:val="65B464FF"/>
     <w:multiLevelType w:val="multilevel"/>
     <w:tmpl w:val="8F76073A"/>
@@ -6575,7 +11252,7 @@
       </w:rPr>
     </w:lvl>
   </w:abstractNum>
-  <w:abstractNum w:abstractNumId="32" w15:restartNumberingAfterBreak="0">
+  <w:abstractNum w:abstractNumId="33" w15:restartNumberingAfterBreak="0">
     <w:nsid w:val="68071617"/>
     <w:multiLevelType w:val="hybridMultilevel"/>
     <w:tmpl w:val="80CECBEA"/>
@@ -6665,7 +11342,7 @@
       </w:pPr>
     </w:lvl>
   </w:abstractNum>
-  <w:abstractNum w:abstractNumId="33" w15:restartNumberingAfterBreak="0">
+  <w:abstractNum w:abstractNumId="34" w15:restartNumberingAfterBreak="0">
     <w:nsid w:val="6BA03200"/>
     <w:multiLevelType w:val="multilevel"/>
     <w:tmpl w:val="69DECAC8"/>
@@ -6814,7 +11491,7 @@
       </w:rPr>
     </w:lvl>
   </w:abstractNum>
-  <w:abstractNum w:abstractNumId="34" w15:restartNumberingAfterBreak="0">
+  <w:abstractNum w:abstractNumId="35" w15:restartNumberingAfterBreak="0">
     <w:nsid w:val="6BA451C8"/>
     <w:multiLevelType w:val="hybridMultilevel"/>
     <w:tmpl w:val="3C32B7BA"/>
@@ -6905,7 +11582,7 @@
       </w:pPr>
     </w:lvl>
   </w:abstractNum>
-  <w:abstractNum w:abstractNumId="35" w15:restartNumberingAfterBreak="0">
+  <w:abstractNum w:abstractNumId="36" w15:restartNumberingAfterBreak="0">
     <w:nsid w:val="711E6469"/>
     <w:multiLevelType w:val="multilevel"/>
     <w:tmpl w:val="D952D034"/>
@@ -7054,7 +11731,7 @@
       </w:rPr>
     </w:lvl>
   </w:abstractNum>
-  <w:abstractNum w:abstractNumId="36" w15:restartNumberingAfterBreak="0">
+  <w:abstractNum w:abstractNumId="37" w15:restartNumberingAfterBreak="0">
     <w:nsid w:val="75CC72E6"/>
     <w:multiLevelType w:val="hybridMultilevel"/>
     <w:tmpl w:val="B8BE021E"/>
@@ -7143,7 +11820,7 @@
       </w:pPr>
     </w:lvl>
   </w:abstractNum>
-  <w:abstractNum w:abstractNumId="37" w15:restartNumberingAfterBreak="0">
+  <w:abstractNum w:abstractNumId="38" w15:restartNumberingAfterBreak="0">
     <w:nsid w:val="780413E0"/>
     <w:multiLevelType w:val="multilevel"/>
     <w:tmpl w:val="71205DE2"/>
@@ -7292,7 +11969,7 @@
       </w:rPr>
     </w:lvl>
   </w:abstractNum>
-  <w:abstractNum w:abstractNumId="38" w15:restartNumberingAfterBreak="0">
+  <w:abstractNum w:abstractNumId="39" w15:restartNumberingAfterBreak="0">
     <w:nsid w:val="79F63659"/>
     <w:multiLevelType w:val="hybridMultilevel"/>
     <w:tmpl w:val="18D02346"/>
@@ -7381,7 +12058,7 @@
       </w:pPr>
     </w:lvl>
   </w:abstractNum>
-  <w:abstractNum w:abstractNumId="39" w15:restartNumberingAfterBreak="0">
+  <w:abstractNum w:abstractNumId="40" w15:restartNumberingAfterBreak="0">
     <w:nsid w:val="7B292870"/>
     <w:multiLevelType w:val="hybridMultilevel"/>
     <w:tmpl w:val="327888B2"/>
@@ -7470,7 +12147,7 @@
       </w:pPr>
     </w:lvl>
   </w:abstractNum>
-  <w:abstractNum w:abstractNumId="40" w15:restartNumberingAfterBreak="0">
+  <w:abstractNum w:abstractNumId="41" w15:restartNumberingAfterBreak="0">
     <w:nsid w:val="7CA529DE"/>
     <w:multiLevelType w:val="multilevel"/>
     <w:tmpl w:val="B27270C4"/>
@@ -7611,7 +12288,7 @@
       </w:rPr>
     </w:lvl>
   </w:abstractNum>
-  <w:abstractNum w:abstractNumId="41" w15:restartNumberingAfterBreak="0">
+  <w:abstractNum w:abstractNumId="42" w15:restartNumberingAfterBreak="0">
     <w:nsid w:val="7D057FD8"/>
     <w:multiLevelType w:val="multilevel"/>
     <w:tmpl w:val="B0F8C1F8"/>
@@ -7760,7 +12437,7 @@
       </w:rPr>
     </w:lvl>
   </w:abstractNum>
-  <w:abstractNum w:abstractNumId="42" w15:restartNumberingAfterBreak="0">
+  <w:abstractNum w:abstractNumId="43" w15:restartNumberingAfterBreak="0">
     <w:nsid w:val="7F9548AD"/>
     <w:multiLevelType w:val="multilevel"/>
     <w:tmpl w:val="CFB27486"/>
@@ -7874,28 +12551,28 @@
     </w:lvl>
   </w:abstractNum>
   <w:num w:numId="1" w16cid:durableId="336348460">
-    <w:abstractNumId w:val="35"/>
+    <w:abstractNumId w:val="36"/>
   </w:num>
   <w:num w:numId="2" w16cid:durableId="803617522">
     <w:abstractNumId w:val="15"/>
   </w:num>
   <w:num w:numId="3" w16cid:durableId="803279876">
-    <w:abstractNumId w:val="39"/>
+    <w:abstractNumId w:val="40"/>
   </w:num>
   <w:num w:numId="4" w16cid:durableId="1583562283">
-    <w:abstractNumId w:val="41"/>
+    <w:abstractNumId w:val="42"/>
   </w:num>
   <w:num w:numId="5" w16cid:durableId="941496373">
-    <w:abstractNumId w:val="34"/>
+    <w:abstractNumId w:val="35"/>
   </w:num>
   <w:num w:numId="6" w16cid:durableId="1316762734">
     <w:abstractNumId w:val="13"/>
   </w:num>
   <w:num w:numId="7" w16cid:durableId="467015242">
-    <w:abstractNumId w:val="23"/>
+    <w:abstractNumId w:val="24"/>
   </w:num>
   <w:num w:numId="8" w16cid:durableId="1396316760">
-    <w:abstractNumId w:val="32"/>
+    <w:abstractNumId w:val="33"/>
   </w:num>
   <w:num w:numId="9" w16cid:durableId="1944650004">
     <w:abstractNumId w:val="1"/>
@@ -7922,28 +12599,28 @@
     <w:abstractNumId w:val="0"/>
   </w:num>
   <w:num w:numId="17" w16cid:durableId="380371475">
-    <w:abstractNumId w:val="37"/>
+    <w:abstractNumId w:val="38"/>
   </w:num>
   <w:num w:numId="18" w16cid:durableId="692537655">
-    <w:abstractNumId w:val="20"/>
+    <w:abstractNumId w:val="21"/>
   </w:num>
   <w:num w:numId="19" w16cid:durableId="1944603943">
     <w:abstractNumId w:val="6"/>
   </w:num>
   <w:num w:numId="20" w16cid:durableId="765341515">
-    <w:abstractNumId w:val="22"/>
+    <w:abstractNumId w:val="23"/>
   </w:num>
   <w:num w:numId="21" w16cid:durableId="856818361">
-    <w:abstractNumId w:val="36"/>
+    <w:abstractNumId w:val="37"/>
   </w:num>
   <w:num w:numId="22" w16cid:durableId="1304309252">
     <w:abstractNumId w:val="19"/>
   </w:num>
   <w:num w:numId="23" w16cid:durableId="1673413353">
-    <w:abstractNumId w:val="38"/>
+    <w:abstractNumId w:val="39"/>
   </w:num>
   <w:num w:numId="24" w16cid:durableId="1450852933">
-    <w:abstractNumId w:val="26"/>
+    <w:abstractNumId w:val="27"/>
   </w:num>
   <w:num w:numId="25" w16cid:durableId="1874342819">
     <w:abstractNumId w:val="4"/>
@@ -7952,28 +12629,28 @@
     <w:abstractNumId w:val="10"/>
   </w:num>
   <w:num w:numId="27" w16cid:durableId="5863372">
-    <w:abstractNumId w:val="24"/>
+    <w:abstractNumId w:val="25"/>
   </w:num>
   <w:num w:numId="28" w16cid:durableId="1746032808">
     <w:abstractNumId w:val="17"/>
   </w:num>
   <w:num w:numId="29" w16cid:durableId="1817381823">
-    <w:abstractNumId w:val="40"/>
+    <w:abstractNumId w:val="41"/>
   </w:num>
   <w:num w:numId="30" w16cid:durableId="355428847">
-    <w:abstractNumId w:val="28"/>
+    <w:abstractNumId w:val="29"/>
   </w:num>
   <w:num w:numId="31" w16cid:durableId="2036693676">
-    <w:abstractNumId w:val="33"/>
+    <w:abstractNumId w:val="34"/>
   </w:num>
   <w:num w:numId="32" w16cid:durableId="844710605">
-    <w:abstractNumId w:val="29"/>
+    <w:abstractNumId w:val="30"/>
   </w:num>
   <w:num w:numId="33" w16cid:durableId="816847151">
-    <w:abstractNumId w:val="30"/>
+    <w:abstractNumId w:val="31"/>
   </w:num>
   <w:num w:numId="34" w16cid:durableId="1605184170">
-    <w:abstractNumId w:val="42"/>
+    <w:abstractNumId w:val="43"/>
   </w:num>
   <w:num w:numId="35" w16cid:durableId="104813396">
     <w:abstractNumId w:val="14"/>
@@ -7982,7 +12659,7 @@
     <w:abstractNumId w:val="7"/>
   </w:num>
   <w:num w:numId="37" w16cid:durableId="1343581553">
-    <w:abstractNumId w:val="21"/>
+    <w:abstractNumId w:val="22"/>
   </w:num>
   <w:num w:numId="38" w16cid:durableId="1971015767">
     <w:abstractNumId w:val="18"/>
@@ -7991,16 +12668,19 @@
     <w:abstractNumId w:val="9"/>
   </w:num>
   <w:num w:numId="40" w16cid:durableId="1440687677">
-    <w:abstractNumId w:val="31"/>
+    <w:abstractNumId w:val="32"/>
   </w:num>
   <w:num w:numId="41" w16cid:durableId="669648328">
-    <w:abstractNumId w:val="25"/>
+    <w:abstractNumId w:val="26"/>
   </w:num>
   <w:num w:numId="42" w16cid:durableId="142935244">
     <w:abstractNumId w:val="3"/>
   </w:num>
   <w:num w:numId="43" w16cid:durableId="956371806">
-    <w:abstractNumId w:val="27"/>
+    <w:abstractNumId w:val="28"/>
+  </w:num>
+  <w:num w:numId="44" w16cid:durableId="1871645685">
+    <w:abstractNumId w:val="20"/>
   </w:num>
 </w:numbering>
 </file>
@@ -8702,6 +13382,65 @@
       <w:rFonts w:ascii="Liberation Mono" w:eastAsia="Liberation Mono" w:hAnsi="Liberation Mono" w:cs="Liberation Mono"/>
     </w:rPr>
   </w:style>
+  <w:style w:type="table" w:styleId="PlainTable4">
+    <w:name w:val="Plain Table 4"/>
+    <w:basedOn w:val="TableNormal"/>
+    <w:uiPriority w:val="44"/>
+    <w:rsid w:val="00A7525F"/>
+    <w:tblPr>
+      <w:tblStyleRowBandSize w:val="1"/>
+      <w:tblStyleColBandSize w:val="1"/>
+    </w:tblPr>
+    <w:tblStylePr w:type="firstRow">
+      <w:rPr>
+        <w:b/>
+        <w:bCs/>
+      </w:rPr>
+    </w:tblStylePr>
+    <w:tblStylePr w:type="lastRow">
+      <w:rPr>
+        <w:b/>
+        <w:bCs/>
+      </w:rPr>
+    </w:tblStylePr>
+    <w:tblStylePr w:type="firstCol">
+      <w:rPr>
+        <w:b/>
+        <w:bCs/>
+      </w:rPr>
+    </w:tblStylePr>
+    <w:tblStylePr w:type="lastCol">
+      <w:rPr>
+        <w:b/>
+        <w:bCs/>
+      </w:rPr>
+    </w:tblStylePr>
+    <w:tblStylePr w:type="band1Vert">
+      <w:tblPr/>
+      <w:tcPr>
+        <w:shd w:val="clear" w:color="auto" w:fill="F2F2F2" w:themeFill="background1" w:themeFillShade="F2"/>
+      </w:tcPr>
+    </w:tblStylePr>
+    <w:tblStylePr w:type="band1Horz">
+      <w:tblPr/>
+      <w:tcPr>
+        <w:shd w:val="clear" w:color="auto" w:fill="F2F2F2" w:themeFill="background1" w:themeFillShade="F2"/>
+      </w:tcPr>
+    </w:tblStylePr>
+  </w:style>
+  <w:style w:type="paragraph" w:styleId="NormalWeb">
+    <w:name w:val="Normal (Web)"/>
+    <w:basedOn w:val="Normal"/>
+    <w:uiPriority w:val="99"/>
+    <w:semiHidden/>
+    <w:unhideWhenUsed/>
+    <w:rsid w:val="00F80472"/>
+    <w:rPr>
+      <w:rFonts w:cs="Mangal"/>
+      <w:sz w:val="24"/>
+      <w:szCs w:val="21"/>
+    </w:rPr>
+  </w:style>
 </w:styles>
 </file>
 
@@ -9001,23 +13740,6 @@
 </file>
 
 <file path=customXml/item1.xml><?xml version="1.0" encoding="utf-8"?>
-<?mso-contentType ?>
-<FormTemplates xmlns="http://schemas.microsoft.com/sharepoint/v3/contenttype/forms">
-  <Display>DocumentLibraryForm</Display>
-  <Edit>DocumentLibraryForm</Edit>
-  <New>DocumentLibraryForm</New>
-</FormTemplates>
-</file>
-
-<file path=customXml/item2.xml><?xml version="1.0" encoding="utf-8"?>
-<p:properties xmlns:p="http://schemas.microsoft.com/office/2006/metadata/properties" xmlns:xsi="http://www.w3.org/2001/XMLSchema-instance" xmlns:pc="http://schemas.microsoft.com/office/infopath/2007/PartnerControls">
-  <documentManagement>
-    <_activity xmlns="a6d79e3d-a55b-400d-a0da-8473ae6cc6e0" xsi:nil="true"/>
-  </documentManagement>
-</p:properties>
-</file>
-
-<file path=customXml/item3.xml><?xml version="1.0" encoding="utf-8"?>
 <ct:contentTypeSchema xmlns:ct="http://schemas.microsoft.com/office/2006/metadata/contentType" xmlns:ma="http://schemas.microsoft.com/office/2006/metadata/properties/metaAttributes" ct:_="" ma:_="" ma:contentTypeName="Document" ma:contentTypeID="0x010100011ABDCA48BC7F40ADCF2BC1DBB93A5B" ma:contentTypeVersion="6" ma:contentTypeDescription="Create a new document." ma:contentTypeScope="" ma:versionID="1caff77ab25d5eafa3e55fa1f725f94a">
   <xsd:schema xmlns:xsd="http://www.w3.org/2001/XMLSchema" xmlns:xs="http://www.w3.org/2001/XMLSchema" xmlns:p="http://schemas.microsoft.com/office/2006/metadata/properties" xmlns:ns3="a6d79e3d-a55b-400d-a0da-8473ae6cc6e0" targetNamespace="http://schemas.microsoft.com/office/2006/metadata/properties" ma:root="true" ma:fieldsID="daa2df9738e020cf2067e13012f3b2be" ns3:_="">
     <xsd:import namespace="a6d79e3d-a55b-400d-a0da-8473ae6cc6e0"/>
@@ -9173,10 +13895,37 @@
 </ct:contentTypeSchema>
 </file>
 
+<file path=customXml/item2.xml><?xml version="1.0" encoding="utf-8"?>
+<p:properties xmlns:p="http://schemas.microsoft.com/office/2006/metadata/properties" xmlns:xsi="http://www.w3.org/2001/XMLSchema-instance" xmlns:pc="http://schemas.microsoft.com/office/infopath/2007/PartnerControls">
+  <documentManagement>
+    <_activity xmlns="a6d79e3d-a55b-400d-a0da-8473ae6cc6e0" xsi:nil="true"/>
+  </documentManagement>
+</p:properties>
+</file>
+
+<file path=customXml/item3.xml><?xml version="1.0" encoding="utf-8"?>
+<?mso-contentType ?>
+<FormTemplates xmlns="http://schemas.microsoft.com/sharepoint/v3/contenttype/forms">
+  <Display>DocumentLibraryForm</Display>
+  <Edit>DocumentLibraryForm</Edit>
+  <New>DocumentLibraryForm</New>
+</FormTemplates>
+</file>
+
 <file path=customXml/itemProps1.xml><?xml version="1.0" encoding="utf-8"?>
-<ds:datastoreItem xmlns:ds="http://schemas.openxmlformats.org/officeDocument/2006/customXml" ds:itemID="{D85B5C3F-C3EC-46EF-9B96-CCFC2ED263E5}">
+<ds:datastoreItem xmlns:ds="http://schemas.openxmlformats.org/officeDocument/2006/customXml" ds:itemID="{C060F728-67ED-407C-BF7F-A7B019DC3771}">
   <ds:schemaRefs>
-    <ds:schemaRef ds:uri="http://schemas.microsoft.com/sharepoint/v3/contenttype/forms"/>
+    <ds:schemaRef ds:uri="http://schemas.microsoft.com/office/2006/metadata/contentType"/>
+    <ds:schemaRef ds:uri="http://schemas.microsoft.com/office/2006/metadata/properties/metaAttributes"/>
+    <ds:schemaRef ds:uri="http://www.w3.org/2001/XMLSchema"/>
+    <ds:schemaRef ds:uri="http://schemas.microsoft.com/office/2006/metadata/properties"/>
+    <ds:schemaRef ds:uri="a6d79e3d-a55b-400d-a0da-8473ae6cc6e0"/>
+    <ds:schemaRef ds:uri="http://schemas.microsoft.com/office/2006/documentManagement/types"/>
+    <ds:schemaRef ds:uri="http://schemas.microsoft.com/office/infopath/2007/PartnerControls"/>
+    <ds:schemaRef ds:uri="http://schemas.openxmlformats.org/package/2006/metadata/core-properties"/>
+    <ds:schemaRef ds:uri="http://purl.org/dc/elements/1.1/"/>
+    <ds:schemaRef ds:uri="http://purl.org/dc/terms/"/>
+    <ds:schemaRef ds:uri="http://schemas.microsoft.com/internal/obd"/>
   </ds:schemaRefs>
 </ds:datastoreItem>
 </file>
@@ -9192,19 +13941,9 @@
 </file>
 
 <file path=customXml/itemProps3.xml><?xml version="1.0" encoding="utf-8"?>
-<ds:datastoreItem xmlns:ds="http://schemas.openxmlformats.org/officeDocument/2006/customXml" ds:itemID="{C060F728-67ED-407C-BF7F-A7B019DC3771}">
+<ds:datastoreItem xmlns:ds="http://schemas.openxmlformats.org/officeDocument/2006/customXml" ds:itemID="{D85B5C3F-C3EC-46EF-9B96-CCFC2ED263E5}">
   <ds:schemaRefs>
-    <ds:schemaRef ds:uri="http://schemas.microsoft.com/office/2006/metadata/contentType"/>
-    <ds:schemaRef ds:uri="http://schemas.microsoft.com/office/2006/metadata/properties/metaAttributes"/>
-    <ds:schemaRef ds:uri="http://www.w3.org/2001/XMLSchema"/>
-    <ds:schemaRef ds:uri="http://schemas.microsoft.com/office/2006/metadata/properties"/>
-    <ds:schemaRef ds:uri="a6d79e3d-a55b-400d-a0da-8473ae6cc6e0"/>
-    <ds:schemaRef ds:uri="http://schemas.microsoft.com/office/2006/documentManagement/types"/>
-    <ds:schemaRef ds:uri="http://schemas.microsoft.com/office/infopath/2007/PartnerControls"/>
-    <ds:schemaRef ds:uri="http://schemas.openxmlformats.org/package/2006/metadata/core-properties"/>
-    <ds:schemaRef ds:uri="http://purl.org/dc/elements/1.1/"/>
-    <ds:schemaRef ds:uri="http://purl.org/dc/terms/"/>
-    <ds:schemaRef ds:uri="http://schemas.microsoft.com/internal/obd"/>
+    <ds:schemaRef ds:uri="http://schemas.microsoft.com/sharepoint/v3/contenttype/forms"/>
   </ds:schemaRefs>
 </ds:datastoreItem>
 </file>